--- a/AS91897 - Advanced Outcome/AS91897-Outcome-JoshDean.docx
+++ b/AS91897 - Advanced Outcome/AS91897-Outcome-JoshDean.docx
@@ -643,11 +643,7 @@
             <w:r>
               <w:t>A chart that allows planning and organization of tasks</w:t>
             </w:r>
-            <w:bookmarkStart w:id="0" w:name="_GoBack"/>
-            <w:bookmarkEnd w:id="0"/>
-          </w:p>
-          <w:p/>
-          <w:p/>
+          </w:p>
           <w:p/>
         </w:tc>
       </w:tr>
@@ -668,7 +664,11 @@
             <w:tcW w:w="6011" w:type="dxa"/>
             <w:shd w:val="clear" w:color="auto" w:fill="FFCCCC"/>
           </w:tcPr>
-          <w:p/>
+          <w:p>
+            <w:r>
+              <w:t>At least once a week, at most every period working on this project.</w:t>
+            </w:r>
+          </w:p>
         </w:tc>
       </w:tr>
       <w:tr>
@@ -901,6 +901,22 @@
               </w:rPr>
               <w:t>Version Control Tool</w:t>
             </w:r>
+            <w:r>
+              <w:rPr>
+                <w:b/>
+                <w:bCs/>
+              </w:rPr>
+              <w:t xml:space="preserve">: </w:t>
+            </w:r>
+            <w:proofErr w:type="spellStart"/>
+            <w:r>
+              <w:rPr>
+                <w:b/>
+                <w:bCs/>
+              </w:rPr>
+              <w:t>Github</w:t>
+            </w:r>
+            <w:proofErr w:type="spellEnd"/>
           </w:p>
         </w:tc>
       </w:tr>
@@ -921,9 +937,11 @@
             <w:tcW w:w="6011" w:type="dxa"/>
             <w:shd w:val="clear" w:color="auto" w:fill="FFF2CC" w:themeFill="accent4" w:themeFillTint="33"/>
           </w:tcPr>
-          <w:p/>
-          <w:p/>
-          <w:p/>
+          <w:p>
+            <w:r>
+              <w:t>Allows the viewing of different versions of a project which can be restored and branched off of to create different versions of the same project.</w:t>
+            </w:r>
+          </w:p>
           <w:p/>
         </w:tc>
       </w:tr>
@@ -944,7 +962,10 @@
             <w:tcW w:w="6011" w:type="dxa"/>
             <w:shd w:val="clear" w:color="auto" w:fill="FFF2CC" w:themeFill="accent4" w:themeFillTint="33"/>
           </w:tcPr>
-          <w:p/>
+          <w:p>
+            <w:bookmarkStart w:id="0" w:name="_GoBack"/>
+            <w:bookmarkEnd w:id="0"/>
+          </w:p>
         </w:tc>
       </w:tr>
       <w:tr>
@@ -3846,52 +3867,12 @@
 </file>
 
 <file path=customXml/item1.xml><?xml version="1.0" encoding="utf-8"?>
-<p:properties xmlns:p="http://schemas.microsoft.com/office/2006/metadata/properties" xmlns:xsi="http://www.w3.org/2001/XMLSchema-instance" xmlns:pc="http://schemas.microsoft.com/office/infopath/2007/PartnerControls">
-  <documentManagement>
-    <FolderType xmlns="8e8bdfa1-897e-455b-96e1-da9724e984b4" xsi:nil="true"/>
-    <Has_Teacher_Only_SectionGroup xmlns="8e8bdfa1-897e-455b-96e1-da9724e984b4" xsi:nil="true"/>
-    <DefaultSectionNames xmlns="8e8bdfa1-897e-455b-96e1-da9724e984b4" xsi:nil="true"/>
-    <AppVersion xmlns="8e8bdfa1-897e-455b-96e1-da9724e984b4" xsi:nil="true"/>
-    <Invited_Students xmlns="8e8bdfa1-897e-455b-96e1-da9724e984b4" xsi:nil="true"/>
-    <Teachers xmlns="8e8bdfa1-897e-455b-96e1-da9724e984b4">
-      <UserInfo>
-        <DisplayName/>
-        <AccountId xsi:nil="true"/>
-        <AccountType/>
-      </UserInfo>
-    </Teachers>
-    <Self_Registration_Enabled xmlns="8e8bdfa1-897e-455b-96e1-da9724e984b4" xsi:nil="true"/>
-    <Is_Collaboration_Space_Locked xmlns="8e8bdfa1-897e-455b-96e1-da9724e984b4" xsi:nil="true"/>
-    <CultureName xmlns="8e8bdfa1-897e-455b-96e1-da9724e984b4" xsi:nil="true"/>
-    <Templates xmlns="8e8bdfa1-897e-455b-96e1-da9724e984b4" xsi:nil="true"/>
-    <NotebookType xmlns="8e8bdfa1-897e-455b-96e1-da9724e984b4" xsi:nil="true"/>
-    <Students xmlns="8e8bdfa1-897e-455b-96e1-da9724e984b4">
-      <UserInfo>
-        <DisplayName/>
-        <AccountId xsi:nil="true"/>
-        <AccountType/>
-      </UserInfo>
-    </Students>
-    <Student_Groups xmlns="8e8bdfa1-897e-455b-96e1-da9724e984b4">
-      <UserInfo>
-        <DisplayName/>
-        <AccountId xsi:nil="true"/>
-        <AccountType/>
-      </UserInfo>
-    </Student_Groups>
-    <TeamsChannelId xmlns="8e8bdfa1-897e-455b-96e1-da9724e984b4" xsi:nil="true"/>
-    <Owner xmlns="8e8bdfa1-897e-455b-96e1-da9724e984b4">
-      <UserInfo>
-        <DisplayName/>
-        <AccountId xsi:nil="true"/>
-        <AccountType/>
-      </UserInfo>
-    </Owner>
-    <Math_Settings xmlns="8e8bdfa1-897e-455b-96e1-da9724e984b4" xsi:nil="true"/>
-    <Invited_Teachers xmlns="8e8bdfa1-897e-455b-96e1-da9724e984b4" xsi:nil="true"/>
-    <IsNotebookLocked xmlns="8e8bdfa1-897e-455b-96e1-da9724e984b4" xsi:nil="true"/>
-  </documentManagement>
-</p:properties>
+<?mso-contentType ?>
+<FormTemplates xmlns="http://schemas.microsoft.com/sharepoint/v3/contenttype/forms">
+  <Display>DocumentLibraryForm</Display>
+  <Edit>DocumentLibraryForm</Edit>
+  <New>DocumentLibraryForm</New>
+</FormTemplates>
 </file>
 
 <file path=customXml/item2.xml><?xml version="1.0" encoding="utf-8"?>
@@ -4276,12 +4257,52 @@
 </file>
 
 <file path=customXml/item3.xml><?xml version="1.0" encoding="utf-8"?>
-<?mso-contentType ?>
-<FormTemplates xmlns="http://schemas.microsoft.com/sharepoint/v3/contenttype/forms">
-  <Display>DocumentLibraryForm</Display>
-  <Edit>DocumentLibraryForm</Edit>
-  <New>DocumentLibraryForm</New>
-</FormTemplates>
+<p:properties xmlns:p="http://schemas.microsoft.com/office/2006/metadata/properties" xmlns:xsi="http://www.w3.org/2001/XMLSchema-instance" xmlns:pc="http://schemas.microsoft.com/office/infopath/2007/PartnerControls">
+  <documentManagement>
+    <FolderType xmlns="8e8bdfa1-897e-455b-96e1-da9724e984b4" xsi:nil="true"/>
+    <Has_Teacher_Only_SectionGroup xmlns="8e8bdfa1-897e-455b-96e1-da9724e984b4" xsi:nil="true"/>
+    <DefaultSectionNames xmlns="8e8bdfa1-897e-455b-96e1-da9724e984b4" xsi:nil="true"/>
+    <AppVersion xmlns="8e8bdfa1-897e-455b-96e1-da9724e984b4" xsi:nil="true"/>
+    <Invited_Students xmlns="8e8bdfa1-897e-455b-96e1-da9724e984b4" xsi:nil="true"/>
+    <Teachers xmlns="8e8bdfa1-897e-455b-96e1-da9724e984b4">
+      <UserInfo>
+        <DisplayName/>
+        <AccountId xsi:nil="true"/>
+        <AccountType/>
+      </UserInfo>
+    </Teachers>
+    <Self_Registration_Enabled xmlns="8e8bdfa1-897e-455b-96e1-da9724e984b4" xsi:nil="true"/>
+    <Is_Collaboration_Space_Locked xmlns="8e8bdfa1-897e-455b-96e1-da9724e984b4" xsi:nil="true"/>
+    <CultureName xmlns="8e8bdfa1-897e-455b-96e1-da9724e984b4" xsi:nil="true"/>
+    <Templates xmlns="8e8bdfa1-897e-455b-96e1-da9724e984b4" xsi:nil="true"/>
+    <NotebookType xmlns="8e8bdfa1-897e-455b-96e1-da9724e984b4" xsi:nil="true"/>
+    <Students xmlns="8e8bdfa1-897e-455b-96e1-da9724e984b4">
+      <UserInfo>
+        <DisplayName/>
+        <AccountId xsi:nil="true"/>
+        <AccountType/>
+      </UserInfo>
+    </Students>
+    <Student_Groups xmlns="8e8bdfa1-897e-455b-96e1-da9724e984b4">
+      <UserInfo>
+        <DisplayName/>
+        <AccountId xsi:nil="true"/>
+        <AccountType/>
+      </UserInfo>
+    </Student_Groups>
+    <TeamsChannelId xmlns="8e8bdfa1-897e-455b-96e1-da9724e984b4" xsi:nil="true"/>
+    <Owner xmlns="8e8bdfa1-897e-455b-96e1-da9724e984b4">
+      <UserInfo>
+        <DisplayName/>
+        <AccountId xsi:nil="true"/>
+        <AccountType/>
+      </UserInfo>
+    </Owner>
+    <Math_Settings xmlns="8e8bdfa1-897e-455b-96e1-da9724e984b4" xsi:nil="true"/>
+    <Invited_Teachers xmlns="8e8bdfa1-897e-455b-96e1-da9724e984b4" xsi:nil="true"/>
+    <IsNotebookLocked xmlns="8e8bdfa1-897e-455b-96e1-da9724e984b4" xsi:nil="true"/>
+  </documentManagement>
+</p:properties>
 </file>
 
 <file path=customXml/item4.xml><?xml version="1.0" encoding="utf-8"?>
@@ -4289,11 +4310,9 @@
 </file>
 
 <file path=customXml/itemProps1.xml><?xml version="1.0" encoding="utf-8"?>
-<ds:datastoreItem xmlns:ds="http://schemas.openxmlformats.org/officeDocument/2006/customXml" ds:itemID="{69D82E26-D04D-4830-A7BF-C9806F1C26F2}">
+<ds:datastoreItem xmlns:ds="http://schemas.openxmlformats.org/officeDocument/2006/customXml" ds:itemID="{192A387B-6998-40B4-BA18-B536273BFB3D}">
   <ds:schemaRefs>
-    <ds:schemaRef ds:uri="http://schemas.microsoft.com/office/2006/metadata/properties"/>
-    <ds:schemaRef ds:uri="http://schemas.microsoft.com/office/infopath/2007/PartnerControls"/>
-    <ds:schemaRef ds:uri="8e8bdfa1-897e-455b-96e1-da9724e984b4"/>
+    <ds:schemaRef ds:uri="http://schemas.microsoft.com/sharepoint/v3/contenttype/forms"/>
   </ds:schemaRefs>
 </ds:datastoreItem>
 </file>
@@ -4318,15 +4337,17 @@
 </file>
 
 <file path=customXml/itemProps3.xml><?xml version="1.0" encoding="utf-8"?>
-<ds:datastoreItem xmlns:ds="http://schemas.openxmlformats.org/officeDocument/2006/customXml" ds:itemID="{192A387B-6998-40B4-BA18-B536273BFB3D}">
+<ds:datastoreItem xmlns:ds="http://schemas.openxmlformats.org/officeDocument/2006/customXml" ds:itemID="{69D82E26-D04D-4830-A7BF-C9806F1C26F2}">
   <ds:schemaRefs>
-    <ds:schemaRef ds:uri="http://schemas.microsoft.com/sharepoint/v3/contenttype/forms"/>
+    <ds:schemaRef ds:uri="http://schemas.microsoft.com/office/2006/metadata/properties"/>
+    <ds:schemaRef ds:uri="http://schemas.microsoft.com/office/infopath/2007/PartnerControls"/>
+    <ds:schemaRef ds:uri="8e8bdfa1-897e-455b-96e1-da9724e984b4"/>
   </ds:schemaRefs>
 </ds:datastoreItem>
 </file>
 
 <file path=customXml/itemProps4.xml><?xml version="1.0" encoding="utf-8"?>
-<ds:datastoreItem xmlns:ds="http://schemas.openxmlformats.org/officeDocument/2006/customXml" ds:itemID="{70C3E563-E9E8-40E3-8D8C-CEEE34AAC1E5}">
+<ds:datastoreItem xmlns:ds="http://schemas.openxmlformats.org/officeDocument/2006/customXml" ds:itemID="{50299B79-2532-4497-B02B-4B7AC8B8691F}">
   <ds:schemaRefs>
     <ds:schemaRef ds:uri="http://schemas.openxmlformats.org/officeDocument/2006/bibliography"/>
   </ds:schemaRefs>

--- a/AS91897 - Advanced Outcome/AS91897-Outcome-JoshDean.docx
+++ b/AS91897 - Advanced Outcome/AS91897-Outcome-JoshDean.docx
@@ -655,8 +655,13 @@
           </w:tcPr>
           <w:p>
             <w:r>
-              <w:t>How often did you use it:</w:t>
-            </w:r>
+              <w:t xml:space="preserve">How often did you use </w:t>
+            </w:r>
+            <w:proofErr w:type="gramStart"/>
+            <w:r>
+              <w:t>it:</w:t>
+            </w:r>
+            <w:proofErr w:type="gramEnd"/>
           </w:p>
         </w:tc>
         <w:tc>
@@ -666,7 +671,7 @@
           </w:tcPr>
           <w:p>
             <w:r>
-              <w:t>At least once a week, at most every period working on this project.</w:t>
+              <w:t>Whenever significant updates to the progress of the game are made.</w:t>
             </w:r>
           </w:p>
         </w:tc>
@@ -689,7 +694,117 @@
             <w:vMerge w:val="restart"/>
             <w:shd w:val="clear" w:color="auto" w:fill="FFCCCC"/>
           </w:tcPr>
-          <w:p/>
+          <w:p>
+            <w:r>
+              <w:rPr>
+                <w:noProof/>
+              </w:rPr>
+              <w:drawing>
+                <wp:inline distT="0" distB="0" distL="0" distR="0" wp14:anchorId="092A3B69" wp14:editId="00D49811">
+                  <wp:extent cx="3600450" cy="1935017"/>
+                  <wp:effectExtent l="0" t="0" r="0" b="8255"/>
+                  <wp:docPr id="1" name="Picture 1"/>
+                  <wp:cNvGraphicFramePr>
+                    <a:graphicFrameLocks xmlns:a="http://schemas.openxmlformats.org/drawingml/2006/main" noChangeAspect="1"/>
+                  </wp:cNvGraphicFramePr>
+                  <a:graphic xmlns:a="http://schemas.openxmlformats.org/drawingml/2006/main">
+                    <a:graphicData uri="http://schemas.openxmlformats.org/drawingml/2006/picture">
+                      <pic:pic xmlns:pic="http://schemas.openxmlformats.org/drawingml/2006/picture">
+                        <pic:nvPicPr>
+                          <pic:cNvPr id="0" name="Picture 1"/>
+                          <pic:cNvPicPr>
+                            <a:picLocks noChangeAspect="1" noChangeArrowheads="1"/>
+                          </pic:cNvPicPr>
+                        </pic:nvPicPr>
+                        <pic:blipFill>
+                          <a:blip r:embed="rId8" cstate="print">
+                            <a:extLst>
+                              <a:ext uri="{28A0092B-C50C-407E-A947-70E740481C1C}">
+                                <a14:useLocalDpi xmlns:a14="http://schemas.microsoft.com/office/drawing/2010/main" val="0"/>
+                              </a:ext>
+                            </a:extLst>
+                          </a:blip>
+                          <a:srcRect/>
+                          <a:stretch>
+                            <a:fillRect/>
+                          </a:stretch>
+                        </pic:blipFill>
+                        <pic:spPr bwMode="auto">
+                          <a:xfrm>
+                            <a:off x="0" y="0"/>
+                            <a:ext cx="3623485" cy="1947397"/>
+                          </a:xfrm>
+                          <a:prstGeom prst="rect">
+                            <a:avLst/>
+                          </a:prstGeom>
+                          <a:noFill/>
+                          <a:ln>
+                            <a:noFill/>
+                          </a:ln>
+                        </pic:spPr>
+                      </pic:pic>
+                    </a:graphicData>
+                  </a:graphic>
+                </wp:inline>
+              </w:drawing>
+            </w:r>
+          </w:p>
+          <w:p>
+            <w:r>
+              <w:rPr>
+                <w:noProof/>
+              </w:rPr>
+              <w:drawing>
+                <wp:inline distT="0" distB="0" distL="0" distR="0" wp14:anchorId="464CB9F7" wp14:editId="0768FED6">
+                  <wp:extent cx="3648075" cy="1582341"/>
+                  <wp:effectExtent l="0" t="0" r="0" b="0"/>
+                  <wp:docPr id="2" name="Picture 2"/>
+                  <wp:cNvGraphicFramePr>
+                    <a:graphicFrameLocks xmlns:a="http://schemas.openxmlformats.org/drawingml/2006/main" noChangeAspect="1"/>
+                  </wp:cNvGraphicFramePr>
+                  <a:graphic xmlns:a="http://schemas.openxmlformats.org/drawingml/2006/main">
+                    <a:graphicData uri="http://schemas.openxmlformats.org/drawingml/2006/picture">
+                      <pic:pic xmlns:pic="http://schemas.openxmlformats.org/drawingml/2006/picture">
+                        <pic:nvPicPr>
+                          <pic:cNvPr id="1" name=""/>
+                          <pic:cNvPicPr/>
+                        </pic:nvPicPr>
+                        <pic:blipFill>
+                          <a:blip r:embed="rId9"/>
+                          <a:stretch>
+                            <a:fillRect/>
+                          </a:stretch>
+                        </pic:blipFill>
+                        <pic:spPr>
+                          <a:xfrm>
+                            <a:off x="0" y="0"/>
+                            <a:ext cx="3697372" cy="1603724"/>
+                          </a:xfrm>
+                          <a:prstGeom prst="rect">
+                            <a:avLst/>
+                          </a:prstGeom>
+                        </pic:spPr>
+                      </pic:pic>
+                    </a:graphicData>
+                  </a:graphic>
+                </wp:inline>
+              </w:drawing>
+            </w:r>
+          </w:p>
+          <w:p>
+            <w:r>
+              <w:t>*Add 3</w:t>
+            </w:r>
+            <w:r>
+              <w:rPr>
+                <w:vertAlign w:val="superscript"/>
+              </w:rPr>
+              <w:t>rd</w:t>
+            </w:r>
+            <w:r>
+              <w:t xml:space="preserve"> image of evidence*</w:t>
+            </w:r>
+          </w:p>
         </w:tc>
       </w:tr>
       <w:tr>
@@ -755,6 +870,25 @@
             <w:r>
               <w:t>Project Management Tool:</w:t>
             </w:r>
+            <w:r>
+              <w:t xml:space="preserve"> </w:t>
+            </w:r>
+            <w:r>
+              <w:rPr>
+                <w:b/>
+                <w:bCs/>
+              </w:rPr>
+              <w:t xml:space="preserve">Version Control Tool: </w:t>
+            </w:r>
+            <w:proofErr w:type="spellStart"/>
+            <w:r>
+              <w:rPr>
+                <w:b/>
+                <w:bCs/>
+              </w:rPr>
+              <w:t>Github</w:t>
+            </w:r>
+            <w:proofErr w:type="spellEnd"/>
           </w:p>
         </w:tc>
       </w:tr>
@@ -775,9 +909,11 @@
             <w:tcW w:w="6011" w:type="dxa"/>
             <w:shd w:val="clear" w:color="auto" w:fill="FFCCCC"/>
           </w:tcPr>
-          <w:p/>
-          <w:p/>
-          <w:p/>
+          <w:p>
+            <w:r>
+              <w:t>Allows the viewing of different versions of a project which can be restored and branched off of to create different versions of the same project.</w:t>
+            </w:r>
+          </w:p>
           <w:p/>
         </w:tc>
       </w:tr>
@@ -798,7 +934,11 @@
             <w:tcW w:w="6011" w:type="dxa"/>
             <w:shd w:val="clear" w:color="auto" w:fill="FFCCCC"/>
           </w:tcPr>
-          <w:p/>
+          <w:p>
+            <w:r>
+              <w:t>At the end of each session of modifying the project.</w:t>
+            </w:r>
+          </w:p>
         </w:tc>
       </w:tr>
       <w:tr>
@@ -819,7 +959,167 @@
             <w:vMerge w:val="restart"/>
             <w:shd w:val="clear" w:color="auto" w:fill="FFCCCC"/>
           </w:tcPr>
-          <w:p/>
+          <w:p>
+            <w:r>
+              <w:rPr>
+                <w:noProof/>
+              </w:rPr>
+              <w:drawing>
+                <wp:inline distT="0" distB="0" distL="0" distR="0" wp14:anchorId="61EC0CE8" wp14:editId="759929FB">
+                  <wp:extent cx="3125972" cy="1679238"/>
+                  <wp:effectExtent l="0" t="0" r="0" b="0"/>
+                  <wp:docPr id="3" name="Picture 3"/>
+                  <wp:cNvGraphicFramePr>
+                    <a:graphicFrameLocks xmlns:a="http://schemas.openxmlformats.org/drawingml/2006/main" noChangeAspect="1"/>
+                  </wp:cNvGraphicFramePr>
+                  <a:graphic xmlns:a="http://schemas.openxmlformats.org/drawingml/2006/main">
+                    <a:graphicData uri="http://schemas.openxmlformats.org/drawingml/2006/picture">
+                      <pic:pic xmlns:pic="http://schemas.openxmlformats.org/drawingml/2006/picture">
+                        <pic:nvPicPr>
+                          <pic:cNvPr id="0" name="Picture 2"/>
+                          <pic:cNvPicPr>
+                            <a:picLocks noChangeAspect="1" noChangeArrowheads="1"/>
+                          </pic:cNvPicPr>
+                        </pic:nvPicPr>
+                        <pic:blipFill>
+                          <a:blip r:embed="rId10" cstate="print">
+                            <a:extLst>
+                              <a:ext uri="{28A0092B-C50C-407E-A947-70E740481C1C}">
+                                <a14:useLocalDpi xmlns:a14="http://schemas.microsoft.com/office/drawing/2010/main" val="0"/>
+                              </a:ext>
+                            </a:extLst>
+                          </a:blip>
+                          <a:srcRect/>
+                          <a:stretch>
+                            <a:fillRect/>
+                          </a:stretch>
+                        </pic:blipFill>
+                        <pic:spPr bwMode="auto">
+                          <a:xfrm>
+                            <a:off x="0" y="0"/>
+                            <a:ext cx="3163329" cy="1699306"/>
+                          </a:xfrm>
+                          <a:prstGeom prst="rect">
+                            <a:avLst/>
+                          </a:prstGeom>
+                          <a:noFill/>
+                          <a:ln>
+                            <a:noFill/>
+                          </a:ln>
+                        </pic:spPr>
+                      </pic:pic>
+                    </a:graphicData>
+                  </a:graphic>
+                </wp:inline>
+              </w:drawing>
+            </w:r>
+            <w:r>
+              <w:rPr>
+                <w:noProof/>
+              </w:rPr>
+              <w:drawing>
+                <wp:inline distT="0" distB="0" distL="0" distR="0" wp14:anchorId="4B46EF6D" wp14:editId="41CC1A0E">
+                  <wp:extent cx="3125470" cy="1760159"/>
+                  <wp:effectExtent l="0" t="0" r="0" b="0"/>
+                  <wp:docPr id="4" name="Picture 4"/>
+                  <wp:cNvGraphicFramePr>
+                    <a:graphicFrameLocks xmlns:a="http://schemas.openxmlformats.org/drawingml/2006/main" noChangeAspect="1"/>
+                  </wp:cNvGraphicFramePr>
+                  <a:graphic xmlns:a="http://schemas.openxmlformats.org/drawingml/2006/main">
+                    <a:graphicData uri="http://schemas.openxmlformats.org/drawingml/2006/picture">
+                      <pic:pic xmlns:pic="http://schemas.openxmlformats.org/drawingml/2006/picture">
+                        <pic:nvPicPr>
+                          <pic:cNvPr id="0" name="Picture 3"/>
+                          <pic:cNvPicPr>
+                            <a:picLocks noChangeAspect="1" noChangeArrowheads="1"/>
+                          </pic:cNvPicPr>
+                        </pic:nvPicPr>
+                        <pic:blipFill>
+                          <a:blip r:embed="rId11" cstate="print">
+                            <a:extLst>
+                              <a:ext uri="{28A0092B-C50C-407E-A947-70E740481C1C}">
+                                <a14:useLocalDpi xmlns:a14="http://schemas.microsoft.com/office/drawing/2010/main" val="0"/>
+                              </a:ext>
+                            </a:extLst>
+                          </a:blip>
+                          <a:srcRect/>
+                          <a:stretch>
+                            <a:fillRect/>
+                          </a:stretch>
+                        </pic:blipFill>
+                        <pic:spPr bwMode="auto">
+                          <a:xfrm>
+                            <a:off x="0" y="0"/>
+                            <a:ext cx="3145948" cy="1771692"/>
+                          </a:xfrm>
+                          <a:prstGeom prst="rect">
+                            <a:avLst/>
+                          </a:prstGeom>
+                          <a:noFill/>
+                          <a:ln>
+                            <a:noFill/>
+                          </a:ln>
+                        </pic:spPr>
+                      </pic:pic>
+                    </a:graphicData>
+                  </a:graphic>
+                </wp:inline>
+              </w:drawing>
+            </w:r>
+            <w:r>
+              <w:rPr>
+                <w:noProof/>
+              </w:rPr>
+              <w:drawing>
+                <wp:inline distT="0" distB="0" distL="0" distR="0" wp14:anchorId="48BC6A81" wp14:editId="6AEC2CB9">
+                  <wp:extent cx="3125470" cy="1678969"/>
+                  <wp:effectExtent l="0" t="0" r="0" b="0"/>
+                  <wp:docPr id="5" name="Picture 5"/>
+                  <wp:cNvGraphicFramePr>
+                    <a:graphicFrameLocks xmlns:a="http://schemas.openxmlformats.org/drawingml/2006/main" noChangeAspect="1"/>
+                  </wp:cNvGraphicFramePr>
+                  <a:graphic xmlns:a="http://schemas.openxmlformats.org/drawingml/2006/main">
+                    <a:graphicData uri="http://schemas.openxmlformats.org/drawingml/2006/picture">
+                      <pic:pic xmlns:pic="http://schemas.openxmlformats.org/drawingml/2006/picture">
+                        <pic:nvPicPr>
+                          <pic:cNvPr id="0" name="Picture 4"/>
+                          <pic:cNvPicPr>
+                            <a:picLocks noChangeAspect="1" noChangeArrowheads="1"/>
+                          </pic:cNvPicPr>
+                        </pic:nvPicPr>
+                        <pic:blipFill>
+                          <a:blip r:embed="rId12" cstate="print">
+                            <a:extLst>
+                              <a:ext uri="{28A0092B-C50C-407E-A947-70E740481C1C}">
+                                <a14:useLocalDpi xmlns:a14="http://schemas.microsoft.com/office/drawing/2010/main" val="0"/>
+                              </a:ext>
+                            </a:extLst>
+                          </a:blip>
+                          <a:srcRect/>
+                          <a:stretch>
+                            <a:fillRect/>
+                          </a:stretch>
+                        </pic:blipFill>
+                        <pic:spPr bwMode="auto">
+                          <a:xfrm>
+                            <a:off x="0" y="0"/>
+                            <a:ext cx="3143499" cy="1688654"/>
+                          </a:xfrm>
+                          <a:prstGeom prst="rect">
+                            <a:avLst/>
+                          </a:prstGeom>
+                          <a:noFill/>
+                          <a:ln>
+                            <a:noFill/>
+                          </a:ln>
+                        </pic:spPr>
+                      </pic:pic>
+                    </a:graphicData>
+                  </a:graphic>
+                </wp:inline>
+              </w:drawing>
+            </w:r>
+          </w:p>
         </w:tc>
       </w:tr>
       <w:tr>
@@ -850,6 +1150,7 @@
           </w:tcPr>
           <w:p>
             <w:r>
+              <w:lastRenderedPageBreak/>
               <w:t>Evidence 3:</w:t>
             </w:r>
           </w:p>
@@ -894,29 +1195,6 @@
             <w:r>
               <w:t xml:space="preserve"> </w:t>
             </w:r>
-            <w:r>
-              <w:rPr>
-                <w:b/>
-                <w:bCs/>
-              </w:rPr>
-              <w:t>Version Control Tool</w:t>
-            </w:r>
-            <w:r>
-              <w:rPr>
-                <w:b/>
-                <w:bCs/>
-              </w:rPr>
-              <w:t xml:space="preserve">: </w:t>
-            </w:r>
-            <w:proofErr w:type="spellStart"/>
-            <w:r>
-              <w:rPr>
-                <w:b/>
-                <w:bCs/>
-              </w:rPr>
-              <w:t>Github</w:t>
-            </w:r>
-            <w:proofErr w:type="spellEnd"/>
           </w:p>
         </w:tc>
       </w:tr>
@@ -937,11 +1215,6 @@
             <w:tcW w:w="6011" w:type="dxa"/>
             <w:shd w:val="clear" w:color="auto" w:fill="FFF2CC" w:themeFill="accent4" w:themeFillTint="33"/>
           </w:tcPr>
-          <w:p>
-            <w:r>
-              <w:t>Allows the viewing of different versions of a project which can be restored and branched off of to create different versions of the same project.</w:t>
-            </w:r>
-          </w:p>
           <w:p/>
         </w:tc>
       </w:tr>
@@ -962,10 +1235,7 @@
             <w:tcW w:w="6011" w:type="dxa"/>
             <w:shd w:val="clear" w:color="auto" w:fill="FFF2CC" w:themeFill="accent4" w:themeFillTint="33"/>
           </w:tcPr>
-          <w:p>
-            <w:bookmarkStart w:id="0" w:name="_GoBack"/>
-            <w:bookmarkEnd w:id="0"/>
-          </w:p>
+          <w:p/>
         </w:tc>
       </w:tr>
       <w:tr>
@@ -1089,14 +1359,22 @@
             <w:tcW w:w="2830" w:type="dxa"/>
             <w:shd w:val="clear" w:color="auto" w:fill="FFCCCC"/>
           </w:tcPr>
-          <w:p/>
+          <w:p>
+            <w:r>
+              <w:t>Main Menu</w:t>
+            </w:r>
+          </w:p>
         </w:tc>
         <w:tc>
           <w:tcPr>
             <w:tcW w:w="6186" w:type="dxa"/>
             <w:shd w:val="clear" w:color="auto" w:fill="FFCCCC"/>
           </w:tcPr>
-          <w:p/>
+          <w:p>
+            <w:r>
+              <w:t>The look and functionality of the main menu of the game. (Does it do what’s expected?)</w:t>
+            </w:r>
+          </w:p>
         </w:tc>
       </w:tr>
       <w:tr>
@@ -1105,14 +1383,22 @@
             <w:tcW w:w="2830" w:type="dxa"/>
             <w:shd w:val="clear" w:color="auto" w:fill="FFCCCC"/>
           </w:tcPr>
-          <w:p/>
+          <w:p>
+            <w:r>
+              <w:t>Song Select Menu</w:t>
+            </w:r>
+          </w:p>
         </w:tc>
         <w:tc>
           <w:tcPr>
             <w:tcW w:w="6186" w:type="dxa"/>
             <w:shd w:val="clear" w:color="auto" w:fill="FFCCCC"/>
           </w:tcPr>
-          <w:p/>
+          <w:p>
+            <w:r>
+              <w:t>The look and functionality of the Song Select menu of the game. (Does it look appealing and intuitive to use?)</w:t>
+            </w:r>
+          </w:p>
         </w:tc>
       </w:tr>
       <w:tr>
@@ -1121,14 +1407,22 @@
             <w:tcW w:w="2830" w:type="dxa"/>
             <w:shd w:val="clear" w:color="auto" w:fill="FFCCCC"/>
           </w:tcPr>
-          <w:p/>
+          <w:p>
+            <w:r>
+              <w:t>Game Note functionality</w:t>
+            </w:r>
+          </w:p>
         </w:tc>
         <w:tc>
           <w:tcPr>
             <w:tcW w:w="6186" w:type="dxa"/>
             <w:shd w:val="clear" w:color="auto" w:fill="FFCCCC"/>
           </w:tcPr>
-          <w:p/>
+          <w:p>
+            <w:r>
+              <w:t>The way a note acts when in gameplay. (Does the timing feel off? Should hitting areas be larger or smaller?)</w:t>
+            </w:r>
+          </w:p>
         </w:tc>
       </w:tr>
       <w:tr>
@@ -1137,14 +1431,23 @@
             <w:tcW w:w="2830" w:type="dxa"/>
             <w:shd w:val="clear" w:color="auto" w:fill="FFCCCC"/>
           </w:tcPr>
-          <w:p/>
+          <w:p>
+            <w:r>
+              <w:lastRenderedPageBreak/>
+              <w:t>Editor Note functionality</w:t>
+            </w:r>
+          </w:p>
         </w:tc>
         <w:tc>
           <w:tcPr>
             <w:tcW w:w="6186" w:type="dxa"/>
             <w:shd w:val="clear" w:color="auto" w:fill="FFCCCC"/>
           </w:tcPr>
-          <w:p/>
+          <w:p>
+            <w:r>
+              <w:t>The way the editor notes function. (Is it convenient? Does it feel clunky to use?)</w:t>
+            </w:r>
+          </w:p>
         </w:tc>
       </w:tr>
       <w:tr>
@@ -1153,14 +1456,22 @@
             <w:tcW w:w="2830" w:type="dxa"/>
             <w:shd w:val="clear" w:color="auto" w:fill="FFCCCC"/>
           </w:tcPr>
-          <w:p/>
+          <w:p>
+            <w:r>
+              <w:t>Game Note visuals</w:t>
+            </w:r>
+          </w:p>
         </w:tc>
         <w:tc>
           <w:tcPr>
             <w:tcW w:w="6186" w:type="dxa"/>
             <w:shd w:val="clear" w:color="auto" w:fill="FFCCCC"/>
           </w:tcPr>
-          <w:p/>
+          <w:p>
+            <w:r>
+              <w:t>The way notes look when playing a song. (Do they look appealing? Do they show what’s intended on being shown?)</w:t>
+            </w:r>
+          </w:p>
         </w:tc>
       </w:tr>
       <w:tr>
@@ -1169,14 +1480,22 @@
             <w:tcW w:w="2830" w:type="dxa"/>
             <w:shd w:val="clear" w:color="auto" w:fill="FFCCCC"/>
           </w:tcPr>
-          <w:p/>
+          <w:p>
+            <w:r>
+              <w:t>Editor Note Visuals</w:t>
+            </w:r>
+          </w:p>
         </w:tc>
         <w:tc>
           <w:tcPr>
             <w:tcW w:w="6186" w:type="dxa"/>
             <w:shd w:val="clear" w:color="auto" w:fill="FFCCCC"/>
           </w:tcPr>
-          <w:p/>
+          <w:p>
+            <w:r>
+              <w:t>How readable a note is when in the editor. (Does what’s happening make sense, can people figure it out with minimal help?)</w:t>
+            </w:r>
+          </w:p>
         </w:tc>
       </w:tr>
       <w:tr>
@@ -1185,14 +1504,22 @@
             <w:tcW w:w="2830" w:type="dxa"/>
             <w:shd w:val="clear" w:color="auto" w:fill="FFCCCC"/>
           </w:tcPr>
-          <w:p/>
+          <w:p>
+            <w:r>
+              <w:t>Song Maps</w:t>
+            </w:r>
+          </w:p>
         </w:tc>
         <w:tc>
           <w:tcPr>
             <w:tcW w:w="6186" w:type="dxa"/>
             <w:shd w:val="clear" w:color="auto" w:fill="FFCCCC"/>
           </w:tcPr>
-          <w:p/>
+          <w:p>
+            <w:r>
+              <w:t>How readable the song maps are to the player. (Notes too fast, pattern confusing)</w:t>
+            </w:r>
+          </w:p>
         </w:tc>
       </w:tr>
     </w:tbl>
@@ -1587,6 +1914,9 @@
         <w:gridCol w:w="3776"/>
       </w:tblGrid>
       <w:tr>
+        <w:trPr>
+          <w:trHeight w:val="512"/>
+        </w:trPr>
         <w:tc>
           <w:tcPr>
             <w:tcW w:w="2122" w:type="dxa"/>
@@ -1627,21 +1957,33 @@
             <w:tcW w:w="2122" w:type="dxa"/>
             <w:shd w:val="clear" w:color="auto" w:fill="FFCCCC"/>
           </w:tcPr>
-          <w:p/>
+          <w:p>
+            <w:r>
+              <w:t>Editor Note</w:t>
+            </w:r>
+          </w:p>
         </w:tc>
         <w:tc>
           <w:tcPr>
             <w:tcW w:w="3118" w:type="dxa"/>
             <w:shd w:val="clear" w:color="auto" w:fill="FFCCCC"/>
           </w:tcPr>
-          <w:p/>
+          <w:p>
+            <w:r>
+              <w:t>On hover it doesn’t give any indication it’s being selected.</w:t>
+            </w:r>
+          </w:p>
         </w:tc>
         <w:tc>
           <w:tcPr>
             <w:tcW w:w="3776" w:type="dxa"/>
             <w:shd w:val="clear" w:color="auto" w:fill="FFCCCC"/>
           </w:tcPr>
-          <w:p/>
+          <w:p>
+            <w:r>
+              <w:t>Add indication for main note hovering</w:t>
+            </w:r>
+          </w:p>
         </w:tc>
       </w:tr>
       <w:tr>
@@ -1650,21 +1992,33 @@
             <w:tcW w:w="2122" w:type="dxa"/>
             <w:shd w:val="clear" w:color="auto" w:fill="FFCCCC"/>
           </w:tcPr>
-          <w:p/>
+          <w:p>
+            <w:r>
+              <w:t>Editor Note</w:t>
+            </w:r>
+          </w:p>
         </w:tc>
         <w:tc>
           <w:tcPr>
             <w:tcW w:w="3118" w:type="dxa"/>
             <w:shd w:val="clear" w:color="auto" w:fill="FFCCCC"/>
           </w:tcPr>
-          <w:p/>
+          <w:p>
+            <w:r>
+              <w:t>Size of drag note hitbox is too large.</w:t>
+            </w:r>
+          </w:p>
         </w:tc>
         <w:tc>
           <w:tcPr>
             <w:tcW w:w="3776" w:type="dxa"/>
             <w:shd w:val="clear" w:color="auto" w:fill="FFCCCC"/>
           </w:tcPr>
-          <w:p/>
+          <w:p>
+            <w:r>
+              <w:t>Reduce the size of the drag note hitbox to be more readable</w:t>
+            </w:r>
+          </w:p>
         </w:tc>
       </w:tr>
       <w:tr>
@@ -1673,44 +2027,74 @@
             <w:tcW w:w="2122" w:type="dxa"/>
             <w:shd w:val="clear" w:color="auto" w:fill="FFCCCC"/>
           </w:tcPr>
-          <w:p/>
+          <w:p>
+            <w:r>
+              <w:lastRenderedPageBreak/>
+              <w:t>Editor Note</w:t>
+            </w:r>
+          </w:p>
         </w:tc>
         <w:tc>
           <w:tcPr>
             <w:tcW w:w="3118" w:type="dxa"/>
             <w:shd w:val="clear" w:color="auto" w:fill="FFCCCC"/>
           </w:tcPr>
-          <w:p/>
+          <w:p>
+            <w:r>
+              <w:t>When constantly smaller, the drag note is unable to be held because of the main note blocking it.</w:t>
+            </w:r>
+          </w:p>
         </w:tc>
         <w:tc>
           <w:tcPr>
             <w:tcW w:w="3776" w:type="dxa"/>
             <w:shd w:val="clear" w:color="auto" w:fill="FFCCCC"/>
           </w:tcPr>
-          <w:p/>
-        </w:tc>
-      </w:tr>
-      <w:tr>
+          <w:p>
+            <w:r>
+              <w:t>Make the hitbox only smaller when outside of main note’s range.</w:t>
+            </w:r>
+          </w:p>
+        </w:tc>
+      </w:tr>
+      <w:tr>
+        <w:trPr>
+          <w:trHeight w:val="77"/>
+        </w:trPr>
         <w:tc>
           <w:tcPr>
             <w:tcW w:w="2122" w:type="dxa"/>
             <w:shd w:val="clear" w:color="auto" w:fill="FFCCCC"/>
           </w:tcPr>
-          <w:p/>
+          <w:p>
+            <w:r>
+              <w:t>Editor Note</w:t>
+            </w:r>
+          </w:p>
         </w:tc>
         <w:tc>
           <w:tcPr>
             <w:tcW w:w="3118" w:type="dxa"/>
             <w:shd w:val="clear" w:color="auto" w:fill="FFCCCC"/>
           </w:tcPr>
-          <w:p/>
+          <w:p>
+            <w:r>
+              <w:t>Placeholder textures are still in-game.</w:t>
+            </w:r>
+            <w:bookmarkStart w:id="0" w:name="_GoBack"/>
+            <w:bookmarkEnd w:id="0"/>
+          </w:p>
         </w:tc>
         <w:tc>
           <w:tcPr>
             <w:tcW w:w="3776" w:type="dxa"/>
             <w:shd w:val="clear" w:color="auto" w:fill="FFCCCC"/>
           </w:tcPr>
-          <w:p/>
+          <w:p>
+            <w:r>
+              <w:t>Change the placeholder textures to actual textures.</w:t>
+            </w:r>
+          </w:p>
         </w:tc>
       </w:tr>
     </w:tbl>
@@ -1751,7 +2135,6 @@
           </w:tcPr>
           <w:p>
             <w:r>
-              <w:lastRenderedPageBreak/>
               <w:t>Component Link/ File Name</w:t>
             </w:r>
           </w:p>
@@ -4347,7 +4730,7 @@
 </file>
 
 <file path=customXml/itemProps4.xml><?xml version="1.0" encoding="utf-8"?>
-<ds:datastoreItem xmlns:ds="http://schemas.openxmlformats.org/officeDocument/2006/customXml" ds:itemID="{50299B79-2532-4497-B02B-4B7AC8B8691F}">
+<ds:datastoreItem xmlns:ds="http://schemas.openxmlformats.org/officeDocument/2006/customXml" ds:itemID="{A0AAD3AE-FA59-472D-B4B2-9895FF501136}">
   <ds:schemaRefs>
     <ds:schemaRef ds:uri="http://schemas.openxmlformats.org/officeDocument/2006/bibliography"/>
   </ds:schemaRefs>

--- a/AS91897 - Advanced Outcome/AS91897-Outcome-JoshDean.docx
+++ b/AS91897 - Advanced Outcome/AS91897-Outcome-JoshDean.docx
@@ -900,6 +900,7 @@
           </w:tcPr>
           <w:p>
             <w:r>
+              <w:lastRenderedPageBreak/>
               <w:t>Description:</w:t>
             </w:r>
           </w:p>
@@ -1150,7 +1151,6 @@
           </w:tcPr>
           <w:p>
             <w:r>
-              <w:lastRenderedPageBreak/>
               <w:t>Evidence 3:</w:t>
             </w:r>
           </w:p>
@@ -1316,6 +1316,7 @@
     </w:p>
     <w:p>
       <w:r>
+        <w:lastRenderedPageBreak/>
         <w:t>e.g. Storyboard, Intro, Drone footage, interview footage</w:t>
       </w:r>
     </w:p>
@@ -1433,7 +1434,6 @@
           </w:tcPr>
           <w:p>
             <w:r>
-              <w:lastRenderedPageBreak/>
               <w:t>Editor Note functionality</w:t>
             </w:r>
           </w:p>
@@ -1901,6 +1901,457 @@
         </w:rPr>
         <w:t>Component 1:</w:t>
       </w:r>
+      <w:r>
+        <w:rPr>
+          <w:b/>
+          <w:lang w:val="en-US"/>
+        </w:rPr>
+        <w:t xml:space="preserve"> Editor Notes</w:t>
+      </w:r>
+    </w:p>
+    <w:tbl>
+      <w:tblPr>
+        <w:tblStyle w:val="TableGrid"/>
+        <w:tblW w:w="0" w:type="auto"/>
+        <w:tblLook w:val="04A0" w:firstRow="1" w:lastRow="0" w:firstColumn="1" w:lastColumn="0" w:noHBand="0" w:noVBand="1"/>
+      </w:tblPr>
+      <w:tblGrid>
+        <w:gridCol w:w="4957"/>
+        <w:gridCol w:w="2138"/>
+        <w:gridCol w:w="1921"/>
+      </w:tblGrid>
+      <w:tr>
+        <w:trPr>
+          <w:trHeight w:val="512"/>
+        </w:trPr>
+        <w:tc>
+          <w:tcPr>
+            <w:tcW w:w="2122" w:type="dxa"/>
+            <w:shd w:val="clear" w:color="auto" w:fill="FF7C80"/>
+          </w:tcPr>
+          <w:p>
+            <w:r>
+              <w:t>Component Link/ File Name</w:t>
+            </w:r>
+            <w:r>
+              <w:br/>
+              <w:t>Found in “</w:t>
+            </w:r>
+            <w:proofErr w:type="spellStart"/>
+            <w:r>
+              <w:t>GifEvidence</w:t>
+            </w:r>
+            <w:proofErr w:type="spellEnd"/>
+            <w:r>
+              <w:t>/</w:t>
+            </w:r>
+            <w:proofErr w:type="spellStart"/>
+            <w:r>
+              <w:t>EditorNote</w:t>
+            </w:r>
+            <w:proofErr w:type="spellEnd"/>
+            <w:r>
+              <w:t>” if gifs don’t work.</w:t>
+            </w:r>
+          </w:p>
+        </w:tc>
+        <w:tc>
+          <w:tcPr>
+            <w:tcW w:w="3118" w:type="dxa"/>
+            <w:shd w:val="clear" w:color="auto" w:fill="FF7C80"/>
+          </w:tcPr>
+          <w:p>
+            <w:r>
+              <w:t>Testing/Feedback</w:t>
+            </w:r>
+          </w:p>
+        </w:tc>
+        <w:tc>
+          <w:tcPr>
+            <w:tcW w:w="3776" w:type="dxa"/>
+            <w:shd w:val="clear" w:color="auto" w:fill="FF7C80"/>
+          </w:tcPr>
+          <w:p>
+            <w:r>
+              <w:t>Changes to be made</w:t>
+            </w:r>
+          </w:p>
+        </w:tc>
+      </w:tr>
+      <w:tr>
+        <w:tc>
+          <w:tcPr>
+            <w:tcW w:w="2122" w:type="dxa"/>
+            <w:shd w:val="clear" w:color="auto" w:fill="FFCCCC"/>
+          </w:tcPr>
+          <w:p>
+            <w:r>
+              <w:rPr>
+                <w:noProof/>
+              </w:rPr>
+              <w:drawing>
+                <wp:inline distT="0" distB="0" distL="0" distR="0" wp14:anchorId="4524DF4F" wp14:editId="567B699E">
+                  <wp:extent cx="2585905" cy="1609725"/>
+                  <wp:effectExtent l="0" t="0" r="5080" b="0"/>
+                  <wp:docPr id="6" name="Picture 6"/>
+                  <wp:cNvGraphicFramePr>
+                    <a:graphicFrameLocks xmlns:a="http://schemas.openxmlformats.org/drawingml/2006/main" noChangeAspect="1"/>
+                  </wp:cNvGraphicFramePr>
+                  <a:graphic xmlns:a="http://schemas.openxmlformats.org/drawingml/2006/main">
+                    <a:graphicData uri="http://schemas.openxmlformats.org/drawingml/2006/picture">
+                      <pic:pic xmlns:pic="http://schemas.openxmlformats.org/drawingml/2006/picture">
+                        <pic:nvPicPr>
+                          <pic:cNvPr id="0" name="Picture 1"/>
+                          <pic:cNvPicPr>
+                            <a:picLocks noChangeAspect="1" noChangeArrowheads="1" noCrop="1"/>
+                          </pic:cNvPicPr>
+                        </pic:nvPicPr>
+                        <pic:blipFill>
+                          <a:blip r:embed="rId13">
+                            <a:extLst>
+                              <a:ext uri="{28A0092B-C50C-407E-A947-70E740481C1C}">
+                                <a14:useLocalDpi xmlns:a14="http://schemas.microsoft.com/office/drawing/2010/main" val="0"/>
+                              </a:ext>
+                            </a:extLst>
+                          </a:blip>
+                          <a:stretch>
+                            <a:fillRect/>
+                          </a:stretch>
+                        </pic:blipFill>
+                        <pic:spPr bwMode="auto">
+                          <a:xfrm>
+                            <a:off x="0" y="0"/>
+                            <a:ext cx="2589090" cy="1611708"/>
+                          </a:xfrm>
+                          <a:prstGeom prst="rect">
+                            <a:avLst/>
+                          </a:prstGeom>
+                          <a:noFill/>
+                          <a:ln>
+                            <a:noFill/>
+                          </a:ln>
+                        </pic:spPr>
+                      </pic:pic>
+                    </a:graphicData>
+                  </a:graphic>
+                </wp:inline>
+              </w:drawing>
+            </w:r>
+          </w:p>
+        </w:tc>
+        <w:tc>
+          <w:tcPr>
+            <w:tcW w:w="3118" w:type="dxa"/>
+            <w:shd w:val="clear" w:color="auto" w:fill="FFCCCC"/>
+          </w:tcPr>
+          <w:p>
+            <w:r>
+              <w:t>On hover it doesn’t give any indication it’s being selected.</w:t>
+            </w:r>
+          </w:p>
+        </w:tc>
+        <w:tc>
+          <w:tcPr>
+            <w:tcW w:w="3776" w:type="dxa"/>
+            <w:shd w:val="clear" w:color="auto" w:fill="FFCCCC"/>
+          </w:tcPr>
+          <w:p>
+            <w:r>
+              <w:t>Add indication for main note hovering</w:t>
+            </w:r>
+          </w:p>
+        </w:tc>
+      </w:tr>
+      <w:tr>
+        <w:tc>
+          <w:tcPr>
+            <w:tcW w:w="2122" w:type="dxa"/>
+            <w:shd w:val="clear" w:color="auto" w:fill="FFCCCC"/>
+          </w:tcPr>
+          <w:p>
+            <w:r>
+              <w:rPr>
+                <w:noProof/>
+              </w:rPr>
+              <w:drawing>
+                <wp:inline distT="0" distB="0" distL="0" distR="0" wp14:anchorId="2C8F6428" wp14:editId="3E217062">
+                  <wp:extent cx="2571750" cy="1600915"/>
+                  <wp:effectExtent l="0" t="0" r="0" b="0"/>
+                  <wp:docPr id="7" name="Picture 7"/>
+                  <wp:cNvGraphicFramePr>
+                    <a:graphicFrameLocks xmlns:a="http://schemas.openxmlformats.org/drawingml/2006/main" noChangeAspect="1"/>
+                  </wp:cNvGraphicFramePr>
+                  <a:graphic xmlns:a="http://schemas.openxmlformats.org/drawingml/2006/main">
+                    <a:graphicData uri="http://schemas.openxmlformats.org/drawingml/2006/picture">
+                      <pic:pic xmlns:pic="http://schemas.openxmlformats.org/drawingml/2006/picture">
+                        <pic:nvPicPr>
+                          <pic:cNvPr id="0" name="Picture 2"/>
+                          <pic:cNvPicPr>
+                            <a:picLocks noChangeAspect="1" noChangeArrowheads="1" noCrop="1"/>
+                          </pic:cNvPicPr>
+                        </pic:nvPicPr>
+                        <pic:blipFill>
+                          <a:blip r:embed="rId14">
+                            <a:extLst>
+                              <a:ext uri="{28A0092B-C50C-407E-A947-70E740481C1C}">
+                                <a14:useLocalDpi xmlns:a14="http://schemas.microsoft.com/office/drawing/2010/main" val="0"/>
+                              </a:ext>
+                            </a:extLst>
+                          </a:blip>
+                          <a:srcRect/>
+                          <a:stretch>
+                            <a:fillRect/>
+                          </a:stretch>
+                        </pic:blipFill>
+                        <pic:spPr bwMode="auto">
+                          <a:xfrm>
+                            <a:off x="0" y="0"/>
+                            <a:ext cx="2599417" cy="1618138"/>
+                          </a:xfrm>
+                          <a:prstGeom prst="rect">
+                            <a:avLst/>
+                          </a:prstGeom>
+                          <a:noFill/>
+                          <a:ln>
+                            <a:noFill/>
+                          </a:ln>
+                        </pic:spPr>
+                      </pic:pic>
+                    </a:graphicData>
+                  </a:graphic>
+                </wp:inline>
+              </w:drawing>
+            </w:r>
+          </w:p>
+        </w:tc>
+        <w:tc>
+          <w:tcPr>
+            <w:tcW w:w="3118" w:type="dxa"/>
+            <w:shd w:val="clear" w:color="auto" w:fill="FFCCCC"/>
+          </w:tcPr>
+          <w:p>
+            <w:r>
+              <w:t>Size of drag note hitbox is too large.</w:t>
+            </w:r>
+            <w:bookmarkStart w:id="0" w:name="_GoBack"/>
+            <w:bookmarkEnd w:id="0"/>
+          </w:p>
+        </w:tc>
+        <w:tc>
+          <w:tcPr>
+            <w:tcW w:w="3776" w:type="dxa"/>
+            <w:shd w:val="clear" w:color="auto" w:fill="FFCCCC"/>
+          </w:tcPr>
+          <w:p>
+            <w:r>
+              <w:t>Reduce the size of the drag note hitbox to be more readable</w:t>
+            </w:r>
+          </w:p>
+        </w:tc>
+      </w:tr>
+      <w:tr>
+        <w:tc>
+          <w:tcPr>
+            <w:tcW w:w="2122" w:type="dxa"/>
+            <w:shd w:val="clear" w:color="auto" w:fill="FFCCCC"/>
+          </w:tcPr>
+          <w:p>
+            <w:r>
+              <w:rPr>
+                <w:noProof/>
+              </w:rPr>
+              <w:drawing>
+                <wp:inline distT="0" distB="0" distL="0" distR="0" wp14:anchorId="0FC64048" wp14:editId="6E78D80A">
+                  <wp:extent cx="2581275" cy="1606844"/>
+                  <wp:effectExtent l="0" t="0" r="0" b="0"/>
+                  <wp:docPr id="8" name="Picture 8"/>
+                  <wp:cNvGraphicFramePr>
+                    <a:graphicFrameLocks xmlns:a="http://schemas.openxmlformats.org/drawingml/2006/main" noChangeAspect="1"/>
+                  </wp:cNvGraphicFramePr>
+                  <a:graphic xmlns:a="http://schemas.openxmlformats.org/drawingml/2006/main">
+                    <a:graphicData uri="http://schemas.openxmlformats.org/drawingml/2006/picture">
+                      <pic:pic xmlns:pic="http://schemas.openxmlformats.org/drawingml/2006/picture">
+                        <pic:nvPicPr>
+                          <pic:cNvPr id="0" name="Picture 3"/>
+                          <pic:cNvPicPr>
+                            <a:picLocks noChangeAspect="1" noChangeArrowheads="1" noCrop="1"/>
+                          </pic:cNvPicPr>
+                        </pic:nvPicPr>
+                        <pic:blipFill>
+                          <a:blip r:embed="rId15">
+                            <a:extLst>
+                              <a:ext uri="{28A0092B-C50C-407E-A947-70E740481C1C}">
+                                <a14:useLocalDpi xmlns:a14="http://schemas.microsoft.com/office/drawing/2010/main" val="0"/>
+                              </a:ext>
+                            </a:extLst>
+                          </a:blip>
+                          <a:srcRect/>
+                          <a:stretch>
+                            <a:fillRect/>
+                          </a:stretch>
+                        </pic:blipFill>
+                        <pic:spPr bwMode="auto">
+                          <a:xfrm>
+                            <a:off x="0" y="0"/>
+                            <a:ext cx="2590652" cy="1612681"/>
+                          </a:xfrm>
+                          <a:prstGeom prst="rect">
+                            <a:avLst/>
+                          </a:prstGeom>
+                          <a:noFill/>
+                          <a:ln>
+                            <a:noFill/>
+                          </a:ln>
+                        </pic:spPr>
+                      </pic:pic>
+                    </a:graphicData>
+                  </a:graphic>
+                </wp:inline>
+              </w:drawing>
+            </w:r>
+          </w:p>
+        </w:tc>
+        <w:tc>
+          <w:tcPr>
+            <w:tcW w:w="3118" w:type="dxa"/>
+            <w:shd w:val="clear" w:color="auto" w:fill="FFCCCC"/>
+          </w:tcPr>
+          <w:p>
+            <w:r>
+              <w:t>When constantly smaller, the drag note is unable to be held because of the main note blocking it.</w:t>
+            </w:r>
+          </w:p>
+        </w:tc>
+        <w:tc>
+          <w:tcPr>
+            <w:tcW w:w="3776" w:type="dxa"/>
+            <w:shd w:val="clear" w:color="auto" w:fill="FFCCCC"/>
+          </w:tcPr>
+          <w:p>
+            <w:r>
+              <w:t>Make the hitbox only smaller when outside of main note’s range.</w:t>
+            </w:r>
+          </w:p>
+        </w:tc>
+      </w:tr>
+      <w:tr>
+        <w:trPr>
+          <w:trHeight w:val="77"/>
+        </w:trPr>
+        <w:tc>
+          <w:tcPr>
+            <w:tcW w:w="2122" w:type="dxa"/>
+            <w:shd w:val="clear" w:color="auto" w:fill="FFCCCC"/>
+          </w:tcPr>
+          <w:p>
+            <w:r>
+              <w:lastRenderedPageBreak/>
+              <w:t>Placeholder Textures:</w:t>
+            </w:r>
+          </w:p>
+          <w:p>
+            <w:r>
+              <w:rPr>
+                <w:noProof/>
+              </w:rPr>
+              <w:drawing>
+                <wp:inline distT="0" distB="0" distL="0" distR="0" wp14:anchorId="5ACBD614" wp14:editId="4404DA11">
+                  <wp:extent cx="2647950" cy="1489197"/>
+                  <wp:effectExtent l="0" t="0" r="0" b="0"/>
+                  <wp:docPr id="9" name="Picture 9"/>
+                  <wp:cNvGraphicFramePr>
+                    <a:graphicFrameLocks xmlns:a="http://schemas.openxmlformats.org/drawingml/2006/main" noChangeAspect="1"/>
+                  </wp:cNvGraphicFramePr>
+                  <a:graphic xmlns:a="http://schemas.openxmlformats.org/drawingml/2006/main">
+                    <a:graphicData uri="http://schemas.openxmlformats.org/drawingml/2006/picture">
+                      <pic:pic xmlns:pic="http://schemas.openxmlformats.org/drawingml/2006/picture">
+                        <pic:nvPicPr>
+                          <pic:cNvPr id="0" name="Picture 4"/>
+                          <pic:cNvPicPr>
+                            <a:picLocks noChangeAspect="1" noChangeArrowheads="1" noCrop="1"/>
+                          </pic:cNvPicPr>
+                        </pic:nvPicPr>
+                        <pic:blipFill>
+                          <a:blip r:embed="rId16" cstate="print">
+                            <a:extLst>
+                              <a:ext uri="{28A0092B-C50C-407E-A947-70E740481C1C}">
+                                <a14:useLocalDpi xmlns:a14="http://schemas.microsoft.com/office/drawing/2010/main" val="0"/>
+                              </a:ext>
+                            </a:extLst>
+                          </a:blip>
+                          <a:srcRect/>
+                          <a:stretch>
+                            <a:fillRect/>
+                          </a:stretch>
+                        </pic:blipFill>
+                        <pic:spPr bwMode="auto">
+                          <a:xfrm>
+                            <a:off x="0" y="0"/>
+                            <a:ext cx="2660159" cy="1496064"/>
+                          </a:xfrm>
+                          <a:prstGeom prst="rect">
+                            <a:avLst/>
+                          </a:prstGeom>
+                          <a:noFill/>
+                          <a:ln>
+                            <a:noFill/>
+                          </a:ln>
+                        </pic:spPr>
+                      </pic:pic>
+                    </a:graphicData>
+                  </a:graphic>
+                </wp:inline>
+              </w:drawing>
+            </w:r>
+          </w:p>
+          <w:p>
+            <w:r>
+              <w:t>Proper Textures:</w:t>
+            </w:r>
+          </w:p>
+          <w:p/>
+        </w:tc>
+        <w:tc>
+          <w:tcPr>
+            <w:tcW w:w="3118" w:type="dxa"/>
+            <w:shd w:val="clear" w:color="auto" w:fill="FFCCCC"/>
+          </w:tcPr>
+          <w:p>
+            <w:r>
+              <w:t>Placeholder textures are still in-game.</w:t>
+            </w:r>
+          </w:p>
+        </w:tc>
+        <w:tc>
+          <w:tcPr>
+            <w:tcW w:w="3776" w:type="dxa"/>
+            <w:shd w:val="clear" w:color="auto" w:fill="FFCCCC"/>
+          </w:tcPr>
+          <w:p>
+            <w:r>
+              <w:t>Change the placeholder textures to actual textures.</w:t>
+            </w:r>
+          </w:p>
+        </w:tc>
+      </w:tr>
+    </w:tbl>
+    <w:p>
+      <w:pPr>
+        <w:pStyle w:val="Heading2"/>
+      </w:pPr>
+    </w:p>
+    <w:p>
+      <w:pPr>
+        <w:rPr>
+          <w:b/>
+        </w:rPr>
+      </w:pPr>
+      <w:r>
+        <w:rPr>
+          <w:b/>
+        </w:rPr>
+        <w:t>Component 2:</w:t>
+      </w:r>
     </w:p>
     <w:tbl>
       <w:tblPr>
@@ -1914,9 +2365,6 @@
         <w:gridCol w:w="3776"/>
       </w:tblGrid>
       <w:tr>
-        <w:trPr>
-          <w:trHeight w:val="512"/>
-        </w:trPr>
         <w:tc>
           <w:tcPr>
             <w:tcW w:w="2122" w:type="dxa"/>
@@ -1957,33 +2405,21 @@
             <w:tcW w:w="2122" w:type="dxa"/>
             <w:shd w:val="clear" w:color="auto" w:fill="FFCCCC"/>
           </w:tcPr>
-          <w:p>
-            <w:r>
-              <w:t>Editor Note</w:t>
-            </w:r>
-          </w:p>
+          <w:p/>
         </w:tc>
         <w:tc>
           <w:tcPr>
             <w:tcW w:w="3118" w:type="dxa"/>
             <w:shd w:val="clear" w:color="auto" w:fill="FFCCCC"/>
           </w:tcPr>
-          <w:p>
-            <w:r>
-              <w:t>On hover it doesn’t give any indication it’s being selected.</w:t>
-            </w:r>
-          </w:p>
+          <w:p/>
         </w:tc>
         <w:tc>
           <w:tcPr>
             <w:tcW w:w="3776" w:type="dxa"/>
             <w:shd w:val="clear" w:color="auto" w:fill="FFCCCC"/>
           </w:tcPr>
-          <w:p>
-            <w:r>
-              <w:t>Add indication for main note hovering</w:t>
-            </w:r>
-          </w:p>
+          <w:p/>
         </w:tc>
       </w:tr>
       <w:tr>
@@ -1992,33 +2428,21 @@
             <w:tcW w:w="2122" w:type="dxa"/>
             <w:shd w:val="clear" w:color="auto" w:fill="FFCCCC"/>
           </w:tcPr>
-          <w:p>
-            <w:r>
-              <w:t>Editor Note</w:t>
-            </w:r>
-          </w:p>
+          <w:p/>
         </w:tc>
         <w:tc>
           <w:tcPr>
             <w:tcW w:w="3118" w:type="dxa"/>
             <w:shd w:val="clear" w:color="auto" w:fill="FFCCCC"/>
           </w:tcPr>
-          <w:p>
-            <w:r>
-              <w:t>Size of drag note hitbox is too large.</w:t>
-            </w:r>
-          </w:p>
+          <w:p/>
         </w:tc>
         <w:tc>
           <w:tcPr>
             <w:tcW w:w="3776" w:type="dxa"/>
             <w:shd w:val="clear" w:color="auto" w:fill="FFCCCC"/>
           </w:tcPr>
-          <w:p>
-            <w:r>
-              <w:t>Reduce the size of the drag note hitbox to be more readable</w:t>
-            </w:r>
-          </w:p>
+          <w:p/>
         </w:tc>
       </w:tr>
       <w:tr>
@@ -2027,74 +2451,44 @@
             <w:tcW w:w="2122" w:type="dxa"/>
             <w:shd w:val="clear" w:color="auto" w:fill="FFCCCC"/>
           </w:tcPr>
-          <w:p>
-            <w:r>
-              <w:lastRenderedPageBreak/>
-              <w:t>Editor Note</w:t>
-            </w:r>
-          </w:p>
+          <w:p/>
         </w:tc>
         <w:tc>
           <w:tcPr>
             <w:tcW w:w="3118" w:type="dxa"/>
             <w:shd w:val="clear" w:color="auto" w:fill="FFCCCC"/>
           </w:tcPr>
-          <w:p>
-            <w:r>
-              <w:t>When constantly smaller, the drag note is unable to be held because of the main note blocking it.</w:t>
-            </w:r>
-          </w:p>
+          <w:p/>
         </w:tc>
         <w:tc>
           <w:tcPr>
             <w:tcW w:w="3776" w:type="dxa"/>
             <w:shd w:val="clear" w:color="auto" w:fill="FFCCCC"/>
           </w:tcPr>
-          <w:p>
-            <w:r>
-              <w:t>Make the hitbox only smaller when outside of main note’s range.</w:t>
-            </w:r>
-          </w:p>
-        </w:tc>
-      </w:tr>
-      <w:tr>
-        <w:trPr>
-          <w:trHeight w:val="77"/>
-        </w:trPr>
+          <w:p/>
+        </w:tc>
+      </w:tr>
+      <w:tr>
         <w:tc>
           <w:tcPr>
             <w:tcW w:w="2122" w:type="dxa"/>
             <w:shd w:val="clear" w:color="auto" w:fill="FFCCCC"/>
           </w:tcPr>
-          <w:p>
-            <w:r>
-              <w:t>Editor Note</w:t>
-            </w:r>
-          </w:p>
+          <w:p/>
         </w:tc>
         <w:tc>
           <w:tcPr>
             <w:tcW w:w="3118" w:type="dxa"/>
             <w:shd w:val="clear" w:color="auto" w:fill="FFCCCC"/>
           </w:tcPr>
-          <w:p>
-            <w:r>
-              <w:t>Placeholder textures are still in-game.</w:t>
-            </w:r>
-            <w:bookmarkStart w:id="0" w:name="_GoBack"/>
-            <w:bookmarkEnd w:id="0"/>
-          </w:p>
+          <w:p/>
         </w:tc>
         <w:tc>
           <w:tcPr>
             <w:tcW w:w="3776" w:type="dxa"/>
             <w:shd w:val="clear" w:color="auto" w:fill="FFCCCC"/>
           </w:tcPr>
-          <w:p>
-            <w:r>
-              <w:t>Change the placeholder textures to actual textures.</w:t>
-            </w:r>
-          </w:p>
+          <w:p/>
         </w:tc>
       </w:tr>
     </w:tbl>
@@ -2105,6 +2499,11 @@
     </w:p>
     <w:p>
       <w:pPr>
+        <w:pStyle w:val="Heading2"/>
+      </w:pPr>
+    </w:p>
+    <w:p>
+      <w:pPr>
         <w:rPr>
           <w:b/>
         </w:rPr>
@@ -2113,7 +2512,7 @@
         <w:rPr>
           <w:b/>
         </w:rPr>
-        <w:t>Component 2:</w:t>
+        <w:t>Component 3:</w:t>
       </w:r>
     </w:p>
     <w:tbl>
@@ -2275,7 +2674,7 @@
         <w:rPr>
           <w:b/>
         </w:rPr>
-        <w:t>Component 3:</w:t>
+        <w:t>Component 4:</w:t>
       </w:r>
     </w:p>
     <w:tbl>
@@ -2428,168 +2827,6 @@
       </w:pPr>
     </w:p>
     <w:p>
-      <w:pPr>
-        <w:rPr>
-          <w:b/>
-        </w:rPr>
-      </w:pPr>
-      <w:r>
-        <w:rPr>
-          <w:b/>
-        </w:rPr>
-        <w:t>Component 4:</w:t>
-      </w:r>
-    </w:p>
-    <w:tbl>
-      <w:tblPr>
-        <w:tblStyle w:val="TableGrid"/>
-        <w:tblW w:w="0" w:type="auto"/>
-        <w:tblLook w:val="04A0" w:firstRow="1" w:lastRow="0" w:firstColumn="1" w:lastColumn="0" w:noHBand="0" w:noVBand="1"/>
-      </w:tblPr>
-      <w:tblGrid>
-        <w:gridCol w:w="2122"/>
-        <w:gridCol w:w="3118"/>
-        <w:gridCol w:w="3776"/>
-      </w:tblGrid>
-      <w:tr>
-        <w:tc>
-          <w:tcPr>
-            <w:tcW w:w="2122" w:type="dxa"/>
-            <w:shd w:val="clear" w:color="auto" w:fill="FF7C80"/>
-          </w:tcPr>
-          <w:p>
-            <w:r>
-              <w:t>Component Link/ File Name</w:t>
-            </w:r>
-          </w:p>
-        </w:tc>
-        <w:tc>
-          <w:tcPr>
-            <w:tcW w:w="3118" w:type="dxa"/>
-            <w:shd w:val="clear" w:color="auto" w:fill="FF7C80"/>
-          </w:tcPr>
-          <w:p>
-            <w:r>
-              <w:t>Testing/Feedback</w:t>
-            </w:r>
-          </w:p>
-        </w:tc>
-        <w:tc>
-          <w:tcPr>
-            <w:tcW w:w="3776" w:type="dxa"/>
-            <w:shd w:val="clear" w:color="auto" w:fill="FF7C80"/>
-          </w:tcPr>
-          <w:p>
-            <w:r>
-              <w:t>Changes to be made</w:t>
-            </w:r>
-          </w:p>
-        </w:tc>
-      </w:tr>
-      <w:tr>
-        <w:tc>
-          <w:tcPr>
-            <w:tcW w:w="2122" w:type="dxa"/>
-            <w:shd w:val="clear" w:color="auto" w:fill="FFCCCC"/>
-          </w:tcPr>
-          <w:p/>
-        </w:tc>
-        <w:tc>
-          <w:tcPr>
-            <w:tcW w:w="3118" w:type="dxa"/>
-            <w:shd w:val="clear" w:color="auto" w:fill="FFCCCC"/>
-          </w:tcPr>
-          <w:p/>
-        </w:tc>
-        <w:tc>
-          <w:tcPr>
-            <w:tcW w:w="3776" w:type="dxa"/>
-            <w:shd w:val="clear" w:color="auto" w:fill="FFCCCC"/>
-          </w:tcPr>
-          <w:p/>
-        </w:tc>
-      </w:tr>
-      <w:tr>
-        <w:tc>
-          <w:tcPr>
-            <w:tcW w:w="2122" w:type="dxa"/>
-            <w:shd w:val="clear" w:color="auto" w:fill="FFCCCC"/>
-          </w:tcPr>
-          <w:p/>
-        </w:tc>
-        <w:tc>
-          <w:tcPr>
-            <w:tcW w:w="3118" w:type="dxa"/>
-            <w:shd w:val="clear" w:color="auto" w:fill="FFCCCC"/>
-          </w:tcPr>
-          <w:p/>
-        </w:tc>
-        <w:tc>
-          <w:tcPr>
-            <w:tcW w:w="3776" w:type="dxa"/>
-            <w:shd w:val="clear" w:color="auto" w:fill="FFCCCC"/>
-          </w:tcPr>
-          <w:p/>
-        </w:tc>
-      </w:tr>
-      <w:tr>
-        <w:tc>
-          <w:tcPr>
-            <w:tcW w:w="2122" w:type="dxa"/>
-            <w:shd w:val="clear" w:color="auto" w:fill="FFCCCC"/>
-          </w:tcPr>
-          <w:p/>
-        </w:tc>
-        <w:tc>
-          <w:tcPr>
-            <w:tcW w:w="3118" w:type="dxa"/>
-            <w:shd w:val="clear" w:color="auto" w:fill="FFCCCC"/>
-          </w:tcPr>
-          <w:p/>
-        </w:tc>
-        <w:tc>
-          <w:tcPr>
-            <w:tcW w:w="3776" w:type="dxa"/>
-            <w:shd w:val="clear" w:color="auto" w:fill="FFCCCC"/>
-          </w:tcPr>
-          <w:p/>
-        </w:tc>
-      </w:tr>
-      <w:tr>
-        <w:tc>
-          <w:tcPr>
-            <w:tcW w:w="2122" w:type="dxa"/>
-            <w:shd w:val="clear" w:color="auto" w:fill="FFCCCC"/>
-          </w:tcPr>
-          <w:p/>
-        </w:tc>
-        <w:tc>
-          <w:tcPr>
-            <w:tcW w:w="3118" w:type="dxa"/>
-            <w:shd w:val="clear" w:color="auto" w:fill="FFCCCC"/>
-          </w:tcPr>
-          <w:p/>
-        </w:tc>
-        <w:tc>
-          <w:tcPr>
-            <w:tcW w:w="3776" w:type="dxa"/>
-            <w:shd w:val="clear" w:color="auto" w:fill="FFCCCC"/>
-          </w:tcPr>
-          <w:p/>
-        </w:tc>
-      </w:tr>
-    </w:tbl>
-    <w:p>
-      <w:pPr>
-        <w:pStyle w:val="Heading2"/>
-      </w:pPr>
-    </w:p>
-    <w:p>
-      <w:pPr>
-        <w:pStyle w:val="Heading2"/>
-      </w:pPr>
-    </w:p>
-    <w:p>
       <w:r>
         <w:br w:type="page"/>
       </w:r>
@@ -3039,6 +3276,7 @@
         <w:rPr>
           <w:lang w:val="en-US"/>
         </w:rPr>
+        <w:lastRenderedPageBreak/>
         <w:t>A discussion is a weighing of the pros/cons or critically looking at your work from another point of view. For example, the evidence shows how the student used information and a range of sources, such as user feedback, trialing, and research to develop a high-quality outcome.</w:t>
       </w:r>
     </w:p>
@@ -3127,7 +3365,6 @@
         <w:rPr>
           <w:lang w:val="en-US"/>
         </w:rPr>
-        <w:lastRenderedPageBreak/>
         <w:t>Information gained from planning:</w:t>
       </w:r>
       <w:r>
@@ -3356,6 +3593,12 @@
           <w:lang w:val="en-US"/>
         </w:rPr>
         <w:br/>
+      </w:r>
+      <w:r>
+        <w:rPr>
+          <w:lang w:val="en-US"/>
+        </w:rPr>
+        <w:lastRenderedPageBreak/>
         <w:t>2.)</w:t>
       </w:r>
       <w:r>
@@ -4250,12 +4493,52 @@
 </file>
 
 <file path=customXml/item1.xml><?xml version="1.0" encoding="utf-8"?>
-<?mso-contentType ?>
-<FormTemplates xmlns="http://schemas.microsoft.com/sharepoint/v3/contenttype/forms">
-  <Display>DocumentLibraryForm</Display>
-  <Edit>DocumentLibraryForm</Edit>
-  <New>DocumentLibraryForm</New>
-</FormTemplates>
+<p:properties xmlns:p="http://schemas.microsoft.com/office/2006/metadata/properties" xmlns:xsi="http://www.w3.org/2001/XMLSchema-instance" xmlns:pc="http://schemas.microsoft.com/office/infopath/2007/PartnerControls">
+  <documentManagement>
+    <FolderType xmlns="8e8bdfa1-897e-455b-96e1-da9724e984b4" xsi:nil="true"/>
+    <Has_Teacher_Only_SectionGroup xmlns="8e8bdfa1-897e-455b-96e1-da9724e984b4" xsi:nil="true"/>
+    <DefaultSectionNames xmlns="8e8bdfa1-897e-455b-96e1-da9724e984b4" xsi:nil="true"/>
+    <AppVersion xmlns="8e8bdfa1-897e-455b-96e1-da9724e984b4" xsi:nil="true"/>
+    <Invited_Students xmlns="8e8bdfa1-897e-455b-96e1-da9724e984b4" xsi:nil="true"/>
+    <Teachers xmlns="8e8bdfa1-897e-455b-96e1-da9724e984b4">
+      <UserInfo>
+        <DisplayName/>
+        <AccountId xsi:nil="true"/>
+        <AccountType/>
+      </UserInfo>
+    </Teachers>
+    <Self_Registration_Enabled xmlns="8e8bdfa1-897e-455b-96e1-da9724e984b4" xsi:nil="true"/>
+    <Is_Collaboration_Space_Locked xmlns="8e8bdfa1-897e-455b-96e1-da9724e984b4" xsi:nil="true"/>
+    <CultureName xmlns="8e8bdfa1-897e-455b-96e1-da9724e984b4" xsi:nil="true"/>
+    <Templates xmlns="8e8bdfa1-897e-455b-96e1-da9724e984b4" xsi:nil="true"/>
+    <NotebookType xmlns="8e8bdfa1-897e-455b-96e1-da9724e984b4" xsi:nil="true"/>
+    <Students xmlns="8e8bdfa1-897e-455b-96e1-da9724e984b4">
+      <UserInfo>
+        <DisplayName/>
+        <AccountId xsi:nil="true"/>
+        <AccountType/>
+      </UserInfo>
+    </Students>
+    <Student_Groups xmlns="8e8bdfa1-897e-455b-96e1-da9724e984b4">
+      <UserInfo>
+        <DisplayName/>
+        <AccountId xsi:nil="true"/>
+        <AccountType/>
+      </UserInfo>
+    </Student_Groups>
+    <TeamsChannelId xmlns="8e8bdfa1-897e-455b-96e1-da9724e984b4" xsi:nil="true"/>
+    <Owner xmlns="8e8bdfa1-897e-455b-96e1-da9724e984b4">
+      <UserInfo>
+        <DisplayName/>
+        <AccountId xsi:nil="true"/>
+        <AccountType/>
+      </UserInfo>
+    </Owner>
+    <Math_Settings xmlns="8e8bdfa1-897e-455b-96e1-da9724e984b4" xsi:nil="true"/>
+    <Invited_Teachers xmlns="8e8bdfa1-897e-455b-96e1-da9724e984b4" xsi:nil="true"/>
+    <IsNotebookLocked xmlns="8e8bdfa1-897e-455b-96e1-da9724e984b4" xsi:nil="true"/>
+  </documentManagement>
+</p:properties>
 </file>
 
 <file path=customXml/item2.xml><?xml version="1.0" encoding="utf-8"?>
@@ -4640,52 +4923,12 @@
 </file>
 
 <file path=customXml/item3.xml><?xml version="1.0" encoding="utf-8"?>
-<p:properties xmlns:p="http://schemas.microsoft.com/office/2006/metadata/properties" xmlns:xsi="http://www.w3.org/2001/XMLSchema-instance" xmlns:pc="http://schemas.microsoft.com/office/infopath/2007/PartnerControls">
-  <documentManagement>
-    <FolderType xmlns="8e8bdfa1-897e-455b-96e1-da9724e984b4" xsi:nil="true"/>
-    <Has_Teacher_Only_SectionGroup xmlns="8e8bdfa1-897e-455b-96e1-da9724e984b4" xsi:nil="true"/>
-    <DefaultSectionNames xmlns="8e8bdfa1-897e-455b-96e1-da9724e984b4" xsi:nil="true"/>
-    <AppVersion xmlns="8e8bdfa1-897e-455b-96e1-da9724e984b4" xsi:nil="true"/>
-    <Invited_Students xmlns="8e8bdfa1-897e-455b-96e1-da9724e984b4" xsi:nil="true"/>
-    <Teachers xmlns="8e8bdfa1-897e-455b-96e1-da9724e984b4">
-      <UserInfo>
-        <DisplayName/>
-        <AccountId xsi:nil="true"/>
-        <AccountType/>
-      </UserInfo>
-    </Teachers>
-    <Self_Registration_Enabled xmlns="8e8bdfa1-897e-455b-96e1-da9724e984b4" xsi:nil="true"/>
-    <Is_Collaboration_Space_Locked xmlns="8e8bdfa1-897e-455b-96e1-da9724e984b4" xsi:nil="true"/>
-    <CultureName xmlns="8e8bdfa1-897e-455b-96e1-da9724e984b4" xsi:nil="true"/>
-    <Templates xmlns="8e8bdfa1-897e-455b-96e1-da9724e984b4" xsi:nil="true"/>
-    <NotebookType xmlns="8e8bdfa1-897e-455b-96e1-da9724e984b4" xsi:nil="true"/>
-    <Students xmlns="8e8bdfa1-897e-455b-96e1-da9724e984b4">
-      <UserInfo>
-        <DisplayName/>
-        <AccountId xsi:nil="true"/>
-        <AccountType/>
-      </UserInfo>
-    </Students>
-    <Student_Groups xmlns="8e8bdfa1-897e-455b-96e1-da9724e984b4">
-      <UserInfo>
-        <DisplayName/>
-        <AccountId xsi:nil="true"/>
-        <AccountType/>
-      </UserInfo>
-    </Student_Groups>
-    <TeamsChannelId xmlns="8e8bdfa1-897e-455b-96e1-da9724e984b4" xsi:nil="true"/>
-    <Owner xmlns="8e8bdfa1-897e-455b-96e1-da9724e984b4">
-      <UserInfo>
-        <DisplayName/>
-        <AccountId xsi:nil="true"/>
-        <AccountType/>
-      </UserInfo>
-    </Owner>
-    <Math_Settings xmlns="8e8bdfa1-897e-455b-96e1-da9724e984b4" xsi:nil="true"/>
-    <Invited_Teachers xmlns="8e8bdfa1-897e-455b-96e1-da9724e984b4" xsi:nil="true"/>
-    <IsNotebookLocked xmlns="8e8bdfa1-897e-455b-96e1-da9724e984b4" xsi:nil="true"/>
-  </documentManagement>
-</p:properties>
+<?mso-contentType ?>
+<FormTemplates xmlns="http://schemas.microsoft.com/sharepoint/v3/contenttype/forms">
+  <Display>DocumentLibraryForm</Display>
+  <Edit>DocumentLibraryForm</Edit>
+  <New>DocumentLibraryForm</New>
+</FormTemplates>
 </file>
 
 <file path=customXml/item4.xml><?xml version="1.0" encoding="utf-8"?>
@@ -4693,9 +4936,18 @@
 </file>
 
 <file path=customXml/itemProps1.xml><?xml version="1.0" encoding="utf-8"?>
-<ds:datastoreItem xmlns:ds="http://schemas.openxmlformats.org/officeDocument/2006/customXml" ds:itemID="{192A387B-6998-40B4-BA18-B536273BFB3D}">
+<ds:datastoreItem xmlns:ds="http://schemas.openxmlformats.org/officeDocument/2006/customXml" ds:itemID="{69D82E26-D04D-4830-A7BF-C9806F1C26F2}">
   <ds:schemaRefs>
-    <ds:schemaRef ds:uri="http://schemas.microsoft.com/sharepoint/v3/contenttype/forms"/>
+    <ds:schemaRef ds:uri="http://purl.org/dc/dcmitype/"/>
+    <ds:schemaRef ds:uri="0bf4e652-3194-4289-a587-4a2abc6573c1"/>
+    <ds:schemaRef ds:uri="8e8bdfa1-897e-455b-96e1-da9724e984b4"/>
+    <ds:schemaRef ds:uri="http://purl.org/dc/elements/1.1/"/>
+    <ds:schemaRef ds:uri="http://schemas.microsoft.com/office/2006/documentManagement/types"/>
+    <ds:schemaRef ds:uri="http://schemas.microsoft.com/office/infopath/2007/PartnerControls"/>
+    <ds:schemaRef ds:uri="http://schemas.openxmlformats.org/package/2006/metadata/core-properties"/>
+    <ds:schemaRef ds:uri="http://schemas.microsoft.com/office/2006/metadata/properties"/>
+    <ds:schemaRef ds:uri="http://www.w3.org/XML/1998/namespace"/>
+    <ds:schemaRef ds:uri="http://purl.org/dc/terms/"/>
   </ds:schemaRefs>
 </ds:datastoreItem>
 </file>
@@ -4720,17 +4972,15 @@
 </file>
 
 <file path=customXml/itemProps3.xml><?xml version="1.0" encoding="utf-8"?>
-<ds:datastoreItem xmlns:ds="http://schemas.openxmlformats.org/officeDocument/2006/customXml" ds:itemID="{69D82E26-D04D-4830-A7BF-C9806F1C26F2}">
+<ds:datastoreItem xmlns:ds="http://schemas.openxmlformats.org/officeDocument/2006/customXml" ds:itemID="{192A387B-6998-40B4-BA18-B536273BFB3D}">
   <ds:schemaRefs>
-    <ds:schemaRef ds:uri="http://schemas.microsoft.com/office/2006/metadata/properties"/>
-    <ds:schemaRef ds:uri="http://schemas.microsoft.com/office/infopath/2007/PartnerControls"/>
-    <ds:schemaRef ds:uri="8e8bdfa1-897e-455b-96e1-da9724e984b4"/>
+    <ds:schemaRef ds:uri="http://schemas.microsoft.com/sharepoint/v3/contenttype/forms"/>
   </ds:schemaRefs>
 </ds:datastoreItem>
 </file>
 
 <file path=customXml/itemProps4.xml><?xml version="1.0" encoding="utf-8"?>
-<ds:datastoreItem xmlns:ds="http://schemas.openxmlformats.org/officeDocument/2006/customXml" ds:itemID="{A0AAD3AE-FA59-472D-B4B2-9895FF501136}">
+<ds:datastoreItem xmlns:ds="http://schemas.openxmlformats.org/officeDocument/2006/customXml" ds:itemID="{A0C99131-1FE4-45DF-92D3-B70709BFA6CE}">
   <ds:schemaRefs>
     <ds:schemaRef ds:uri="http://schemas.openxmlformats.org/officeDocument/2006/bibliography"/>
   </ds:schemaRefs>

--- a/AS91897 - Advanced Outcome/AS91897-Outcome-JoshDean.docx
+++ b/AS91897 - Advanced Outcome/AS91897-Outcome-JoshDean.docx
@@ -85,7 +85,6 @@
         <w:pStyle w:val="Heading2"/>
       </w:pPr>
       <w:r>
-        <w:lastRenderedPageBreak/>
         <w:t>Relevant Implications</w:t>
       </w:r>
     </w:p>
@@ -533,7 +532,6 @@
         <w:pStyle w:val="Heading2"/>
       </w:pPr>
       <w:r>
-        <w:lastRenderedPageBreak/>
         <w:t xml:space="preserve">Planning </w:t>
       </w:r>
       <w:r>
@@ -900,7 +898,6 @@
           </w:tcPr>
           <w:p>
             <w:r>
-              <w:lastRenderedPageBreak/>
               <w:t>Description:</w:t>
             </w:r>
           </w:p>
@@ -1316,7 +1313,6 @@
     </w:p>
     <w:p>
       <w:r>
-        <w:lastRenderedPageBreak/>
         <w:t>e.g. Storyboard, Intro, Drone footage, interview footage</w:t>
       </w:r>
     </w:p>
@@ -1458,7 +1454,7 @@
           </w:tcPr>
           <w:p>
             <w:r>
-              <w:t>Game Note visuals</w:t>
+              <w:t>Score</w:t>
             </w:r>
           </w:p>
         </w:tc>
@@ -1469,7 +1465,7 @@
           </w:tcPr>
           <w:p>
             <w:r>
-              <w:t>The way notes look when playing a song. (Do they look appealing? Do they show what’s intended on being shown?)</w:t>
+              <w:t>The score of the player during gameplay.</w:t>
             </w:r>
           </w:p>
         </w:tc>
@@ -1482,7 +1478,7 @@
           </w:tcPr>
           <w:p>
             <w:r>
-              <w:t>Editor Note Visuals</w:t>
+              <w:t>Visuals</w:t>
             </w:r>
           </w:p>
         </w:tc>
@@ -1493,7 +1489,7 @@
           </w:tcPr>
           <w:p>
             <w:r>
-              <w:t>How readable a note is when in the editor. (Does what’s happening make sense, can people figure it out with minimal help?)</w:t>
+              <w:t>The look of the game. (Is it consistent, is it readable, is it user friendly?)</w:t>
             </w:r>
           </w:p>
         </w:tc>
@@ -2133,8 +2129,6 @@
             <w:r>
               <w:t>Size of drag note hitbox is too large.</w:t>
             </w:r>
-            <w:bookmarkStart w:id="0" w:name="_GoBack"/>
-            <w:bookmarkEnd w:id="0"/>
           </w:p>
         </w:tc>
         <w:tc>
@@ -2231,6 +2225,8 @@
             <w:r>
               <w:t>Make the hitbox only smaller when outside of main note’s range.</w:t>
             </w:r>
+            <w:bookmarkStart w:id="0" w:name="_GoBack"/>
+            <w:bookmarkEnd w:id="0"/>
           </w:p>
         </w:tc>
       </w:tr>
@@ -2245,7 +2241,6 @@
           </w:tcPr>
           <w:p>
             <w:r>
-              <w:lastRenderedPageBreak/>
               <w:t>Placeholder Textures:</w:t>
             </w:r>
           </w:p>
@@ -2836,7 +2831,6 @@
         <w:pStyle w:val="Heading2"/>
       </w:pPr>
       <w:r>
-        <w:lastRenderedPageBreak/>
         <w:t>Testing Final Outcome</w:t>
       </w:r>
     </w:p>
@@ -3276,7 +3270,6 @@
         <w:rPr>
           <w:lang w:val="en-US"/>
         </w:rPr>
-        <w:lastRenderedPageBreak/>
         <w:t>A discussion is a weighing of the pros/cons or critically looking at your work from another point of view. For example, the evidence shows how the student used information and a range of sources, such as user feedback, trialing, and research to develop a high-quality outcome.</w:t>
       </w:r>
     </w:p>
@@ -3593,12 +3586,6 @@
           <w:lang w:val="en-US"/>
         </w:rPr>
         <w:br/>
-      </w:r>
-      <w:r>
-        <w:rPr>
-          <w:lang w:val="en-US"/>
-        </w:rPr>
-        <w:lastRenderedPageBreak/>
         <w:t>2.)</w:t>
       </w:r>
       <w:r>
@@ -4493,55 +4480,6 @@
 </file>
 
 <file path=customXml/item1.xml><?xml version="1.0" encoding="utf-8"?>
-<p:properties xmlns:p="http://schemas.microsoft.com/office/2006/metadata/properties" xmlns:xsi="http://www.w3.org/2001/XMLSchema-instance" xmlns:pc="http://schemas.microsoft.com/office/infopath/2007/PartnerControls">
-  <documentManagement>
-    <FolderType xmlns="8e8bdfa1-897e-455b-96e1-da9724e984b4" xsi:nil="true"/>
-    <Has_Teacher_Only_SectionGroup xmlns="8e8bdfa1-897e-455b-96e1-da9724e984b4" xsi:nil="true"/>
-    <DefaultSectionNames xmlns="8e8bdfa1-897e-455b-96e1-da9724e984b4" xsi:nil="true"/>
-    <AppVersion xmlns="8e8bdfa1-897e-455b-96e1-da9724e984b4" xsi:nil="true"/>
-    <Invited_Students xmlns="8e8bdfa1-897e-455b-96e1-da9724e984b4" xsi:nil="true"/>
-    <Teachers xmlns="8e8bdfa1-897e-455b-96e1-da9724e984b4">
-      <UserInfo>
-        <DisplayName/>
-        <AccountId xsi:nil="true"/>
-        <AccountType/>
-      </UserInfo>
-    </Teachers>
-    <Self_Registration_Enabled xmlns="8e8bdfa1-897e-455b-96e1-da9724e984b4" xsi:nil="true"/>
-    <Is_Collaboration_Space_Locked xmlns="8e8bdfa1-897e-455b-96e1-da9724e984b4" xsi:nil="true"/>
-    <CultureName xmlns="8e8bdfa1-897e-455b-96e1-da9724e984b4" xsi:nil="true"/>
-    <Templates xmlns="8e8bdfa1-897e-455b-96e1-da9724e984b4" xsi:nil="true"/>
-    <NotebookType xmlns="8e8bdfa1-897e-455b-96e1-da9724e984b4" xsi:nil="true"/>
-    <Students xmlns="8e8bdfa1-897e-455b-96e1-da9724e984b4">
-      <UserInfo>
-        <DisplayName/>
-        <AccountId xsi:nil="true"/>
-        <AccountType/>
-      </UserInfo>
-    </Students>
-    <Student_Groups xmlns="8e8bdfa1-897e-455b-96e1-da9724e984b4">
-      <UserInfo>
-        <DisplayName/>
-        <AccountId xsi:nil="true"/>
-        <AccountType/>
-      </UserInfo>
-    </Student_Groups>
-    <TeamsChannelId xmlns="8e8bdfa1-897e-455b-96e1-da9724e984b4" xsi:nil="true"/>
-    <Owner xmlns="8e8bdfa1-897e-455b-96e1-da9724e984b4">
-      <UserInfo>
-        <DisplayName/>
-        <AccountId xsi:nil="true"/>
-        <AccountType/>
-      </UserInfo>
-    </Owner>
-    <Math_Settings xmlns="8e8bdfa1-897e-455b-96e1-da9724e984b4" xsi:nil="true"/>
-    <Invited_Teachers xmlns="8e8bdfa1-897e-455b-96e1-da9724e984b4" xsi:nil="true"/>
-    <IsNotebookLocked xmlns="8e8bdfa1-897e-455b-96e1-da9724e984b4" xsi:nil="true"/>
-  </documentManagement>
-</p:properties>
-</file>
-
-<file path=customXml/item2.xml><?xml version="1.0" encoding="utf-8"?>
 <ct:contentTypeSchema xmlns:ct="http://schemas.microsoft.com/office/2006/metadata/contentType" xmlns:ma="http://schemas.microsoft.com/office/2006/metadata/properties/metaAttributes" ct:_="" ma:_="" ma:contentTypeName="Document" ma:contentTypeID="0x010100B404DBCFBC02B04D838E297E7AC49BEC" ma:contentTypeVersion="29" ma:contentTypeDescription="Create a new document." ma:contentTypeScope="" ma:versionID="00b475807ba7603a210177ce3d310360">
   <xsd:schema xmlns:xsd="http://www.w3.org/2001/XMLSchema" xmlns:xs="http://www.w3.org/2001/XMLSchema" xmlns:p="http://schemas.microsoft.com/office/2006/metadata/properties" xmlns:ns3="8e8bdfa1-897e-455b-96e1-da9724e984b4" xmlns:ns4="0bf4e652-3194-4289-a587-4a2abc6573c1" targetNamespace="http://schemas.microsoft.com/office/2006/metadata/properties" ma:root="true" ma:fieldsID="41c2c417b58d7032c1f2cfab3b2ec764" ns3:_="" ns4:_="">
     <xsd:import namespace="8e8bdfa1-897e-455b-96e1-da9724e984b4"/>
@@ -4922,6 +4860,55 @@
 </ct:contentTypeSchema>
 </file>
 
+<file path=customXml/item2.xml><?xml version="1.0" encoding="utf-8"?>
+<p:properties xmlns:p="http://schemas.microsoft.com/office/2006/metadata/properties" xmlns:xsi="http://www.w3.org/2001/XMLSchema-instance" xmlns:pc="http://schemas.microsoft.com/office/infopath/2007/PartnerControls">
+  <documentManagement>
+    <FolderType xmlns="8e8bdfa1-897e-455b-96e1-da9724e984b4" xsi:nil="true"/>
+    <Has_Teacher_Only_SectionGroup xmlns="8e8bdfa1-897e-455b-96e1-da9724e984b4" xsi:nil="true"/>
+    <DefaultSectionNames xmlns="8e8bdfa1-897e-455b-96e1-da9724e984b4" xsi:nil="true"/>
+    <AppVersion xmlns="8e8bdfa1-897e-455b-96e1-da9724e984b4" xsi:nil="true"/>
+    <Invited_Students xmlns="8e8bdfa1-897e-455b-96e1-da9724e984b4" xsi:nil="true"/>
+    <Teachers xmlns="8e8bdfa1-897e-455b-96e1-da9724e984b4">
+      <UserInfo>
+        <DisplayName/>
+        <AccountId xsi:nil="true"/>
+        <AccountType/>
+      </UserInfo>
+    </Teachers>
+    <Self_Registration_Enabled xmlns="8e8bdfa1-897e-455b-96e1-da9724e984b4" xsi:nil="true"/>
+    <Is_Collaboration_Space_Locked xmlns="8e8bdfa1-897e-455b-96e1-da9724e984b4" xsi:nil="true"/>
+    <CultureName xmlns="8e8bdfa1-897e-455b-96e1-da9724e984b4" xsi:nil="true"/>
+    <Templates xmlns="8e8bdfa1-897e-455b-96e1-da9724e984b4" xsi:nil="true"/>
+    <NotebookType xmlns="8e8bdfa1-897e-455b-96e1-da9724e984b4" xsi:nil="true"/>
+    <Students xmlns="8e8bdfa1-897e-455b-96e1-da9724e984b4">
+      <UserInfo>
+        <DisplayName/>
+        <AccountId xsi:nil="true"/>
+        <AccountType/>
+      </UserInfo>
+    </Students>
+    <Student_Groups xmlns="8e8bdfa1-897e-455b-96e1-da9724e984b4">
+      <UserInfo>
+        <DisplayName/>
+        <AccountId xsi:nil="true"/>
+        <AccountType/>
+      </UserInfo>
+    </Student_Groups>
+    <TeamsChannelId xmlns="8e8bdfa1-897e-455b-96e1-da9724e984b4" xsi:nil="true"/>
+    <Owner xmlns="8e8bdfa1-897e-455b-96e1-da9724e984b4">
+      <UserInfo>
+        <DisplayName/>
+        <AccountId xsi:nil="true"/>
+        <AccountType/>
+      </UserInfo>
+    </Owner>
+    <Math_Settings xmlns="8e8bdfa1-897e-455b-96e1-da9724e984b4" xsi:nil="true"/>
+    <Invited_Teachers xmlns="8e8bdfa1-897e-455b-96e1-da9724e984b4" xsi:nil="true"/>
+    <IsNotebookLocked xmlns="8e8bdfa1-897e-455b-96e1-da9724e984b4" xsi:nil="true"/>
+  </documentManagement>
+</p:properties>
+</file>
+
 <file path=customXml/item3.xml><?xml version="1.0" encoding="utf-8"?>
 <?mso-contentType ?>
 <FormTemplates xmlns="http://schemas.microsoft.com/sharepoint/v3/contenttype/forms">
@@ -4936,23 +4923,6 @@
 </file>
 
 <file path=customXml/itemProps1.xml><?xml version="1.0" encoding="utf-8"?>
-<ds:datastoreItem xmlns:ds="http://schemas.openxmlformats.org/officeDocument/2006/customXml" ds:itemID="{69D82E26-D04D-4830-A7BF-C9806F1C26F2}">
-  <ds:schemaRefs>
-    <ds:schemaRef ds:uri="http://purl.org/dc/dcmitype/"/>
-    <ds:schemaRef ds:uri="0bf4e652-3194-4289-a587-4a2abc6573c1"/>
-    <ds:schemaRef ds:uri="8e8bdfa1-897e-455b-96e1-da9724e984b4"/>
-    <ds:schemaRef ds:uri="http://purl.org/dc/elements/1.1/"/>
-    <ds:schemaRef ds:uri="http://schemas.microsoft.com/office/2006/documentManagement/types"/>
-    <ds:schemaRef ds:uri="http://schemas.microsoft.com/office/infopath/2007/PartnerControls"/>
-    <ds:schemaRef ds:uri="http://schemas.openxmlformats.org/package/2006/metadata/core-properties"/>
-    <ds:schemaRef ds:uri="http://schemas.microsoft.com/office/2006/metadata/properties"/>
-    <ds:schemaRef ds:uri="http://www.w3.org/XML/1998/namespace"/>
-    <ds:schemaRef ds:uri="http://purl.org/dc/terms/"/>
-  </ds:schemaRefs>
-</ds:datastoreItem>
-</file>
-
-<file path=customXml/itemProps2.xml><?xml version="1.0" encoding="utf-8"?>
 <ds:datastoreItem xmlns:ds="http://schemas.openxmlformats.org/officeDocument/2006/customXml" ds:itemID="{3C5C1F59-64A0-4772-B91D-4079A66CA574}">
   <ds:schemaRefs>
     <ds:schemaRef ds:uri="http://schemas.microsoft.com/office/2006/metadata/contentType"/>
@@ -4971,6 +4941,23 @@
 </ds:datastoreItem>
 </file>
 
+<file path=customXml/itemProps2.xml><?xml version="1.0" encoding="utf-8"?>
+<ds:datastoreItem xmlns:ds="http://schemas.openxmlformats.org/officeDocument/2006/customXml" ds:itemID="{69D82E26-D04D-4830-A7BF-C9806F1C26F2}">
+  <ds:schemaRefs>
+    <ds:schemaRef ds:uri="http://purl.org/dc/dcmitype/"/>
+    <ds:schemaRef ds:uri="0bf4e652-3194-4289-a587-4a2abc6573c1"/>
+    <ds:schemaRef ds:uri="8e8bdfa1-897e-455b-96e1-da9724e984b4"/>
+    <ds:schemaRef ds:uri="http://purl.org/dc/elements/1.1/"/>
+    <ds:schemaRef ds:uri="http://schemas.microsoft.com/office/2006/documentManagement/types"/>
+    <ds:schemaRef ds:uri="http://schemas.microsoft.com/office/infopath/2007/PartnerControls"/>
+    <ds:schemaRef ds:uri="http://schemas.openxmlformats.org/package/2006/metadata/core-properties"/>
+    <ds:schemaRef ds:uri="http://schemas.microsoft.com/office/2006/metadata/properties"/>
+    <ds:schemaRef ds:uri="http://www.w3.org/XML/1998/namespace"/>
+    <ds:schemaRef ds:uri="http://purl.org/dc/terms/"/>
+  </ds:schemaRefs>
+</ds:datastoreItem>
+</file>
+
 <file path=customXml/itemProps3.xml><?xml version="1.0" encoding="utf-8"?>
 <ds:datastoreItem xmlns:ds="http://schemas.openxmlformats.org/officeDocument/2006/customXml" ds:itemID="{192A387B-6998-40B4-BA18-B536273BFB3D}">
   <ds:schemaRefs>
@@ -4980,7 +4967,7 @@
 </file>
 
 <file path=customXml/itemProps4.xml><?xml version="1.0" encoding="utf-8"?>
-<ds:datastoreItem xmlns:ds="http://schemas.openxmlformats.org/officeDocument/2006/customXml" ds:itemID="{A0C99131-1FE4-45DF-92D3-B70709BFA6CE}">
+<ds:datastoreItem xmlns:ds="http://schemas.openxmlformats.org/officeDocument/2006/customXml" ds:itemID="{9ECA72AC-67FC-42D2-B7E4-A5DE71145121}">
   <ds:schemaRefs>
     <ds:schemaRef ds:uri="http://schemas.openxmlformats.org/officeDocument/2006/bibliography"/>
   </ds:schemaRefs>

--- a/AS91897 - Advanced Outcome/AS91897-Outcome-JoshDean.docx
+++ b/AS91897 - Advanced Outcome/AS91897-Outcome-JoshDean.docx
@@ -1930,6 +1930,9 @@
               <w:t>Component Link/ File Name</w:t>
             </w:r>
             <w:r>
+              <w:t>: Editor Note</w:t>
+            </w:r>
+            <w:r>
               <w:br/>
               <w:t>Found in “</w:t>
             </w:r>
@@ -2225,8 +2228,6 @@
             <w:r>
               <w:t>Make the hitbox only smaller when outside of main note’s range.</w:t>
             </w:r>
-            <w:bookmarkStart w:id="0" w:name="_GoBack"/>
-            <w:bookmarkEnd w:id="0"/>
           </w:p>
         </w:tc>
       </w:tr>
@@ -2304,7 +2305,11 @@
               <w:t>Proper Textures:</w:t>
             </w:r>
           </w:p>
-          <w:p/>
+          <w:p>
+            <w:r>
+              <w:t>Add evidence of proper textures in game!!!!</w:t>
+            </w:r>
+          </w:p>
         </w:tc>
         <w:tc>
           <w:tcPr>
@@ -2334,6 +2339,8 @@
       <w:pPr>
         <w:pStyle w:val="Heading2"/>
       </w:pPr>
+      <w:bookmarkStart w:id="0" w:name="_GoBack"/>
+      <w:bookmarkEnd w:id="0"/>
     </w:p>
     <w:p>
       <w:pPr>
@@ -2369,6 +2376,9 @@
             <w:r>
               <w:t>Component Link/ File Name</w:t>
             </w:r>
+            <w:r>
+              <w:t>: Game Note</w:t>
+            </w:r>
           </w:p>
         </w:tc>
         <w:tc>
@@ -2400,21 +2410,33 @@
             <w:tcW w:w="2122" w:type="dxa"/>
             <w:shd w:val="clear" w:color="auto" w:fill="FFCCCC"/>
           </w:tcPr>
-          <w:p/>
+          <w:p>
+            <w:r>
+              <w:t>Add Evidence of this!!!</w:t>
+            </w:r>
+          </w:p>
         </w:tc>
         <w:tc>
           <w:tcPr>
             <w:tcW w:w="3118" w:type="dxa"/>
             <w:shd w:val="clear" w:color="auto" w:fill="FFCCCC"/>
           </w:tcPr>
-          <w:p/>
+          <w:p>
+            <w:r>
+              <w:t>Doesn’t move across screen</w:t>
+            </w:r>
+          </w:p>
         </w:tc>
         <w:tc>
           <w:tcPr>
             <w:tcW w:w="3776" w:type="dxa"/>
             <w:shd w:val="clear" w:color="auto" w:fill="FFCCCC"/>
           </w:tcPr>
-          <w:p/>
+          <w:p>
+            <w:r>
+              <w:t>Add movement to the notes</w:t>
+            </w:r>
+          </w:p>
         </w:tc>
       </w:tr>
       <w:tr>
@@ -2430,14 +2452,22 @@
             <w:tcW w:w="3118" w:type="dxa"/>
             <w:shd w:val="clear" w:color="auto" w:fill="FFCCCC"/>
           </w:tcPr>
-          <w:p/>
+          <w:p>
+            <w:r>
+              <w:t>Input doesn’t work</w:t>
+            </w:r>
+          </w:p>
         </w:tc>
         <w:tc>
           <w:tcPr>
             <w:tcW w:w="3776" w:type="dxa"/>
             <w:shd w:val="clear" w:color="auto" w:fill="FFCCCC"/>
           </w:tcPr>
-          <w:p/>
+          <w:p>
+            <w:r>
+              <w:t>Add input to “hit” the notes</w:t>
+            </w:r>
+          </w:p>
         </w:tc>
       </w:tr>
       <w:tr>
@@ -2453,14 +2483,22 @@
             <w:tcW w:w="3118" w:type="dxa"/>
             <w:shd w:val="clear" w:color="auto" w:fill="FFCCCC"/>
           </w:tcPr>
-          <w:p/>
+          <w:p>
+            <w:r>
+              <w:t>No feedback on hitting a note</w:t>
+            </w:r>
+          </w:p>
         </w:tc>
         <w:tc>
           <w:tcPr>
             <w:tcW w:w="3776" w:type="dxa"/>
             <w:shd w:val="clear" w:color="auto" w:fill="FFCCCC"/>
           </w:tcPr>
-          <w:p/>
+          <w:p>
+            <w:r>
+              <w:t xml:space="preserve">Add feedback when hitting note: score increases, note disappears </w:t>
+            </w:r>
+          </w:p>
         </w:tc>
       </w:tr>
       <w:tr>
@@ -2476,14 +2514,22 @@
             <w:tcW w:w="3118" w:type="dxa"/>
             <w:shd w:val="clear" w:color="auto" w:fill="FFCCCC"/>
           </w:tcPr>
-          <w:p/>
+          <w:p>
+            <w:r>
+              <w:t>Hold notes act like regular notes</w:t>
+            </w:r>
+          </w:p>
         </w:tc>
         <w:tc>
           <w:tcPr>
             <w:tcW w:w="3776" w:type="dxa"/>
             <w:shd w:val="clear" w:color="auto" w:fill="FFCCCC"/>
           </w:tcPr>
-          <w:p/>
+          <w:p>
+            <w:r>
+              <w:t>Add proper functionality for hold notes</w:t>
+            </w:r>
+          </w:p>
         </w:tc>
       </w:tr>
     </w:tbl>
@@ -2531,6 +2577,12 @@
             <w:r>
               <w:t>Component Link/ File Name</w:t>
             </w:r>
+            <w:r>
+              <w:t>: Game menu</w:t>
+            </w:r>
+            <w:r>
+              <w:t>s</w:t>
+            </w:r>
           </w:p>
         </w:tc>
         <w:tc>
@@ -2562,21 +2614,36 @@
             <w:tcW w:w="2122" w:type="dxa"/>
             <w:shd w:val="clear" w:color="auto" w:fill="FFCCCC"/>
           </w:tcPr>
-          <w:p/>
+          <w:p>
+            <w:r>
+              <w:t>Add Evidence of this!!!</w:t>
+            </w:r>
+          </w:p>
         </w:tc>
         <w:tc>
           <w:tcPr>
             <w:tcW w:w="3118" w:type="dxa"/>
             <w:shd w:val="clear" w:color="auto" w:fill="FFCCCC"/>
           </w:tcPr>
-          <w:p/>
+          <w:p>
+            <w:r>
+              <w:t xml:space="preserve">Button’s don’t </w:t>
+            </w:r>
+            <w:r>
+              <w:t>do what they seem like they should.</w:t>
+            </w:r>
+          </w:p>
         </w:tc>
         <w:tc>
           <w:tcPr>
             <w:tcW w:w="3776" w:type="dxa"/>
             <w:shd w:val="clear" w:color="auto" w:fill="FFCCCC"/>
           </w:tcPr>
-          <w:p/>
+          <w:p>
+            <w:r>
+              <w:t>Make buttons do what they’re supposed to</w:t>
+            </w:r>
+          </w:p>
         </w:tc>
       </w:tr>
       <w:tr>
@@ -2592,14 +2659,22 @@
             <w:tcW w:w="3118" w:type="dxa"/>
             <w:shd w:val="clear" w:color="auto" w:fill="FFCCCC"/>
           </w:tcPr>
-          <w:p/>
+          <w:p>
+            <w:r>
+              <w:t>Placeholder textures are still in the game</w:t>
+            </w:r>
+          </w:p>
         </w:tc>
         <w:tc>
           <w:tcPr>
             <w:tcW w:w="3776" w:type="dxa"/>
             <w:shd w:val="clear" w:color="auto" w:fill="FFCCCC"/>
           </w:tcPr>
-          <w:p/>
+          <w:p>
+            <w:r>
+              <w:t>Update textures to better represent the game</w:t>
+            </w:r>
+          </w:p>
         </w:tc>
       </w:tr>
       <w:tr>
@@ -2615,14 +2690,22 @@
             <w:tcW w:w="3118" w:type="dxa"/>
             <w:shd w:val="clear" w:color="auto" w:fill="FFCCCC"/>
           </w:tcPr>
-          <w:p/>
+          <w:p>
+            <w:r>
+              <w:t>No background music</w:t>
+            </w:r>
+          </w:p>
         </w:tc>
         <w:tc>
           <w:tcPr>
             <w:tcW w:w="3776" w:type="dxa"/>
             <w:shd w:val="clear" w:color="auto" w:fill="FFCCCC"/>
           </w:tcPr>
-          <w:p/>
+          <w:p>
+            <w:r>
+              <w:t>Add quiet background music to increase immersion for the player</w:t>
+            </w:r>
+          </w:p>
         </w:tc>
       </w:tr>
       <w:tr>
@@ -2638,14 +2721,22 @@
             <w:tcW w:w="3118" w:type="dxa"/>
             <w:shd w:val="clear" w:color="auto" w:fill="FFCCCC"/>
           </w:tcPr>
-          <w:p/>
+          <w:p>
+            <w:r>
+              <w:t>Little to no player feedback on actions.</w:t>
+            </w:r>
+          </w:p>
         </w:tc>
         <w:tc>
           <w:tcPr>
             <w:tcW w:w="3776" w:type="dxa"/>
             <w:shd w:val="clear" w:color="auto" w:fill="FFCCCC"/>
           </w:tcPr>
-          <w:p/>
+          <w:p>
+            <w:r>
+              <w:t>Add feedback to player actions: hover sound, buttons visually changing to show being “active” (Can be pressed)</w:t>
+            </w:r>
+          </w:p>
         </w:tc>
       </w:tr>
     </w:tbl>
@@ -4480,6 +4571,55 @@
 </file>
 
 <file path=customXml/item1.xml><?xml version="1.0" encoding="utf-8"?>
+<p:properties xmlns:p="http://schemas.microsoft.com/office/2006/metadata/properties" xmlns:xsi="http://www.w3.org/2001/XMLSchema-instance" xmlns:pc="http://schemas.microsoft.com/office/infopath/2007/PartnerControls">
+  <documentManagement>
+    <FolderType xmlns="8e8bdfa1-897e-455b-96e1-da9724e984b4" xsi:nil="true"/>
+    <Has_Teacher_Only_SectionGroup xmlns="8e8bdfa1-897e-455b-96e1-da9724e984b4" xsi:nil="true"/>
+    <DefaultSectionNames xmlns="8e8bdfa1-897e-455b-96e1-da9724e984b4" xsi:nil="true"/>
+    <AppVersion xmlns="8e8bdfa1-897e-455b-96e1-da9724e984b4" xsi:nil="true"/>
+    <Invited_Students xmlns="8e8bdfa1-897e-455b-96e1-da9724e984b4" xsi:nil="true"/>
+    <Teachers xmlns="8e8bdfa1-897e-455b-96e1-da9724e984b4">
+      <UserInfo>
+        <DisplayName/>
+        <AccountId xsi:nil="true"/>
+        <AccountType/>
+      </UserInfo>
+    </Teachers>
+    <Self_Registration_Enabled xmlns="8e8bdfa1-897e-455b-96e1-da9724e984b4" xsi:nil="true"/>
+    <Is_Collaboration_Space_Locked xmlns="8e8bdfa1-897e-455b-96e1-da9724e984b4" xsi:nil="true"/>
+    <CultureName xmlns="8e8bdfa1-897e-455b-96e1-da9724e984b4" xsi:nil="true"/>
+    <Templates xmlns="8e8bdfa1-897e-455b-96e1-da9724e984b4" xsi:nil="true"/>
+    <NotebookType xmlns="8e8bdfa1-897e-455b-96e1-da9724e984b4" xsi:nil="true"/>
+    <Students xmlns="8e8bdfa1-897e-455b-96e1-da9724e984b4">
+      <UserInfo>
+        <DisplayName/>
+        <AccountId xsi:nil="true"/>
+        <AccountType/>
+      </UserInfo>
+    </Students>
+    <Student_Groups xmlns="8e8bdfa1-897e-455b-96e1-da9724e984b4">
+      <UserInfo>
+        <DisplayName/>
+        <AccountId xsi:nil="true"/>
+        <AccountType/>
+      </UserInfo>
+    </Student_Groups>
+    <TeamsChannelId xmlns="8e8bdfa1-897e-455b-96e1-da9724e984b4" xsi:nil="true"/>
+    <Owner xmlns="8e8bdfa1-897e-455b-96e1-da9724e984b4">
+      <UserInfo>
+        <DisplayName/>
+        <AccountId xsi:nil="true"/>
+        <AccountType/>
+      </UserInfo>
+    </Owner>
+    <Math_Settings xmlns="8e8bdfa1-897e-455b-96e1-da9724e984b4" xsi:nil="true"/>
+    <Invited_Teachers xmlns="8e8bdfa1-897e-455b-96e1-da9724e984b4" xsi:nil="true"/>
+    <IsNotebookLocked xmlns="8e8bdfa1-897e-455b-96e1-da9724e984b4" xsi:nil="true"/>
+  </documentManagement>
+</p:properties>
+</file>
+
+<file path=customXml/item2.xml><?xml version="1.0" encoding="utf-8"?>
 <ct:contentTypeSchema xmlns:ct="http://schemas.microsoft.com/office/2006/metadata/contentType" xmlns:ma="http://schemas.microsoft.com/office/2006/metadata/properties/metaAttributes" ct:_="" ma:_="" ma:contentTypeName="Document" ma:contentTypeID="0x010100B404DBCFBC02B04D838E297E7AC49BEC" ma:contentTypeVersion="29" ma:contentTypeDescription="Create a new document." ma:contentTypeScope="" ma:versionID="00b475807ba7603a210177ce3d310360">
   <xsd:schema xmlns:xsd="http://www.w3.org/2001/XMLSchema" xmlns:xs="http://www.w3.org/2001/XMLSchema" xmlns:p="http://schemas.microsoft.com/office/2006/metadata/properties" xmlns:ns3="8e8bdfa1-897e-455b-96e1-da9724e984b4" xmlns:ns4="0bf4e652-3194-4289-a587-4a2abc6573c1" targetNamespace="http://schemas.microsoft.com/office/2006/metadata/properties" ma:root="true" ma:fieldsID="41c2c417b58d7032c1f2cfab3b2ec764" ns3:_="" ns4:_="">
     <xsd:import namespace="8e8bdfa1-897e-455b-96e1-da9724e984b4"/>
@@ -4860,55 +5000,6 @@
 </ct:contentTypeSchema>
 </file>
 
-<file path=customXml/item2.xml><?xml version="1.0" encoding="utf-8"?>
-<p:properties xmlns:p="http://schemas.microsoft.com/office/2006/metadata/properties" xmlns:xsi="http://www.w3.org/2001/XMLSchema-instance" xmlns:pc="http://schemas.microsoft.com/office/infopath/2007/PartnerControls">
-  <documentManagement>
-    <FolderType xmlns="8e8bdfa1-897e-455b-96e1-da9724e984b4" xsi:nil="true"/>
-    <Has_Teacher_Only_SectionGroup xmlns="8e8bdfa1-897e-455b-96e1-da9724e984b4" xsi:nil="true"/>
-    <DefaultSectionNames xmlns="8e8bdfa1-897e-455b-96e1-da9724e984b4" xsi:nil="true"/>
-    <AppVersion xmlns="8e8bdfa1-897e-455b-96e1-da9724e984b4" xsi:nil="true"/>
-    <Invited_Students xmlns="8e8bdfa1-897e-455b-96e1-da9724e984b4" xsi:nil="true"/>
-    <Teachers xmlns="8e8bdfa1-897e-455b-96e1-da9724e984b4">
-      <UserInfo>
-        <DisplayName/>
-        <AccountId xsi:nil="true"/>
-        <AccountType/>
-      </UserInfo>
-    </Teachers>
-    <Self_Registration_Enabled xmlns="8e8bdfa1-897e-455b-96e1-da9724e984b4" xsi:nil="true"/>
-    <Is_Collaboration_Space_Locked xmlns="8e8bdfa1-897e-455b-96e1-da9724e984b4" xsi:nil="true"/>
-    <CultureName xmlns="8e8bdfa1-897e-455b-96e1-da9724e984b4" xsi:nil="true"/>
-    <Templates xmlns="8e8bdfa1-897e-455b-96e1-da9724e984b4" xsi:nil="true"/>
-    <NotebookType xmlns="8e8bdfa1-897e-455b-96e1-da9724e984b4" xsi:nil="true"/>
-    <Students xmlns="8e8bdfa1-897e-455b-96e1-da9724e984b4">
-      <UserInfo>
-        <DisplayName/>
-        <AccountId xsi:nil="true"/>
-        <AccountType/>
-      </UserInfo>
-    </Students>
-    <Student_Groups xmlns="8e8bdfa1-897e-455b-96e1-da9724e984b4">
-      <UserInfo>
-        <DisplayName/>
-        <AccountId xsi:nil="true"/>
-        <AccountType/>
-      </UserInfo>
-    </Student_Groups>
-    <TeamsChannelId xmlns="8e8bdfa1-897e-455b-96e1-da9724e984b4" xsi:nil="true"/>
-    <Owner xmlns="8e8bdfa1-897e-455b-96e1-da9724e984b4">
-      <UserInfo>
-        <DisplayName/>
-        <AccountId xsi:nil="true"/>
-        <AccountType/>
-      </UserInfo>
-    </Owner>
-    <Math_Settings xmlns="8e8bdfa1-897e-455b-96e1-da9724e984b4" xsi:nil="true"/>
-    <Invited_Teachers xmlns="8e8bdfa1-897e-455b-96e1-da9724e984b4" xsi:nil="true"/>
-    <IsNotebookLocked xmlns="8e8bdfa1-897e-455b-96e1-da9724e984b4" xsi:nil="true"/>
-  </documentManagement>
-</p:properties>
-</file>
-
 <file path=customXml/item3.xml><?xml version="1.0" encoding="utf-8"?>
 <?mso-contentType ?>
 <FormTemplates xmlns="http://schemas.microsoft.com/sharepoint/v3/contenttype/forms">
@@ -4923,6 +5014,23 @@
 </file>
 
 <file path=customXml/itemProps1.xml><?xml version="1.0" encoding="utf-8"?>
+<ds:datastoreItem xmlns:ds="http://schemas.openxmlformats.org/officeDocument/2006/customXml" ds:itemID="{69D82E26-D04D-4830-A7BF-C9806F1C26F2}">
+  <ds:schemaRefs>
+    <ds:schemaRef ds:uri="http://purl.org/dc/dcmitype/"/>
+    <ds:schemaRef ds:uri="0bf4e652-3194-4289-a587-4a2abc6573c1"/>
+    <ds:schemaRef ds:uri="8e8bdfa1-897e-455b-96e1-da9724e984b4"/>
+    <ds:schemaRef ds:uri="http://purl.org/dc/elements/1.1/"/>
+    <ds:schemaRef ds:uri="http://schemas.microsoft.com/office/2006/documentManagement/types"/>
+    <ds:schemaRef ds:uri="http://schemas.microsoft.com/office/infopath/2007/PartnerControls"/>
+    <ds:schemaRef ds:uri="http://schemas.openxmlformats.org/package/2006/metadata/core-properties"/>
+    <ds:schemaRef ds:uri="http://schemas.microsoft.com/office/2006/metadata/properties"/>
+    <ds:schemaRef ds:uri="http://www.w3.org/XML/1998/namespace"/>
+    <ds:schemaRef ds:uri="http://purl.org/dc/terms/"/>
+  </ds:schemaRefs>
+</ds:datastoreItem>
+</file>
+
+<file path=customXml/itemProps2.xml><?xml version="1.0" encoding="utf-8"?>
 <ds:datastoreItem xmlns:ds="http://schemas.openxmlformats.org/officeDocument/2006/customXml" ds:itemID="{3C5C1F59-64A0-4772-B91D-4079A66CA574}">
   <ds:schemaRefs>
     <ds:schemaRef ds:uri="http://schemas.microsoft.com/office/2006/metadata/contentType"/>
@@ -4941,23 +5049,6 @@
 </ds:datastoreItem>
 </file>
 
-<file path=customXml/itemProps2.xml><?xml version="1.0" encoding="utf-8"?>
-<ds:datastoreItem xmlns:ds="http://schemas.openxmlformats.org/officeDocument/2006/customXml" ds:itemID="{69D82E26-D04D-4830-A7BF-C9806F1C26F2}">
-  <ds:schemaRefs>
-    <ds:schemaRef ds:uri="http://purl.org/dc/dcmitype/"/>
-    <ds:schemaRef ds:uri="0bf4e652-3194-4289-a587-4a2abc6573c1"/>
-    <ds:schemaRef ds:uri="8e8bdfa1-897e-455b-96e1-da9724e984b4"/>
-    <ds:schemaRef ds:uri="http://purl.org/dc/elements/1.1/"/>
-    <ds:schemaRef ds:uri="http://schemas.microsoft.com/office/2006/documentManagement/types"/>
-    <ds:schemaRef ds:uri="http://schemas.microsoft.com/office/infopath/2007/PartnerControls"/>
-    <ds:schemaRef ds:uri="http://schemas.openxmlformats.org/package/2006/metadata/core-properties"/>
-    <ds:schemaRef ds:uri="http://schemas.microsoft.com/office/2006/metadata/properties"/>
-    <ds:schemaRef ds:uri="http://www.w3.org/XML/1998/namespace"/>
-    <ds:schemaRef ds:uri="http://purl.org/dc/terms/"/>
-  </ds:schemaRefs>
-</ds:datastoreItem>
-</file>
-
 <file path=customXml/itemProps3.xml><?xml version="1.0" encoding="utf-8"?>
 <ds:datastoreItem xmlns:ds="http://schemas.openxmlformats.org/officeDocument/2006/customXml" ds:itemID="{192A387B-6998-40B4-BA18-B536273BFB3D}">
   <ds:schemaRefs>
@@ -4967,7 +5058,7 @@
 </file>
 
 <file path=customXml/itemProps4.xml><?xml version="1.0" encoding="utf-8"?>
-<ds:datastoreItem xmlns:ds="http://schemas.openxmlformats.org/officeDocument/2006/customXml" ds:itemID="{9ECA72AC-67FC-42D2-B7E4-A5DE71145121}">
+<ds:datastoreItem xmlns:ds="http://schemas.openxmlformats.org/officeDocument/2006/customXml" ds:itemID="{5D27C41F-39F4-4978-91BD-4F57DE974588}">
   <ds:schemaRefs>
     <ds:schemaRef ds:uri="http://schemas.openxmlformats.org/officeDocument/2006/bibliography"/>
   </ds:schemaRefs>

--- a/AS91897 - Advanced Outcome/AS91897-Outcome-JoshDean.docx
+++ b/AS91897 - Advanced Outcome/AS91897-Outcome-JoshDean.docx
@@ -2339,8 +2339,6 @@
       <w:pPr>
         <w:pStyle w:val="Heading2"/>
       </w:pPr>
-      <w:bookmarkStart w:id="0" w:name="_GoBack"/>
-      <w:bookmarkEnd w:id="0"/>
     </w:p>
     <w:p>
       <w:pPr>
@@ -2630,7 +2628,13 @@
               <w:t xml:space="preserve">Button’s don’t </w:t>
             </w:r>
             <w:r>
-              <w:t>do what they seem like they should.</w:t>
+              <w:t>do</w:t>
+            </w:r>
+            <w:r>
+              <w:t xml:space="preserve"> anything when pressed</w:t>
+            </w:r>
+            <w:r>
+              <w:t>.</w:t>
             </w:r>
           </w:p>
         </w:tc>
@@ -2723,8 +2727,16 @@
           </w:tcPr>
           <w:p>
             <w:r>
-              <w:t>Little to no player feedback on actions.</w:t>
-            </w:r>
+              <w:t>Little to no player feedback</w:t>
+            </w:r>
+            <w:r>
+              <w:t xml:space="preserve"> on actions</w:t>
+            </w:r>
+            <w:r>
+              <w:t>.</w:t>
+            </w:r>
+            <w:bookmarkStart w:id="0" w:name="_GoBack"/>
+            <w:bookmarkEnd w:id="0"/>
           </w:p>
         </w:tc>
         <w:tc>
@@ -2734,7 +2746,10 @@
           </w:tcPr>
           <w:p>
             <w:r>
-              <w:t>Add feedback to player actions: hover sound, buttons visually changing to show being “active” (Can be pressed)</w:t>
+              <w:t>Add feedback to player actions: hover sound</w:t>
+            </w:r>
+            <w:r>
+              <w:t>s</w:t>
             </w:r>
           </w:p>
         </w:tc>
@@ -4571,55 +4586,6 @@
 </file>
 
 <file path=customXml/item1.xml><?xml version="1.0" encoding="utf-8"?>
-<p:properties xmlns:p="http://schemas.microsoft.com/office/2006/metadata/properties" xmlns:xsi="http://www.w3.org/2001/XMLSchema-instance" xmlns:pc="http://schemas.microsoft.com/office/infopath/2007/PartnerControls">
-  <documentManagement>
-    <FolderType xmlns="8e8bdfa1-897e-455b-96e1-da9724e984b4" xsi:nil="true"/>
-    <Has_Teacher_Only_SectionGroup xmlns="8e8bdfa1-897e-455b-96e1-da9724e984b4" xsi:nil="true"/>
-    <DefaultSectionNames xmlns="8e8bdfa1-897e-455b-96e1-da9724e984b4" xsi:nil="true"/>
-    <AppVersion xmlns="8e8bdfa1-897e-455b-96e1-da9724e984b4" xsi:nil="true"/>
-    <Invited_Students xmlns="8e8bdfa1-897e-455b-96e1-da9724e984b4" xsi:nil="true"/>
-    <Teachers xmlns="8e8bdfa1-897e-455b-96e1-da9724e984b4">
-      <UserInfo>
-        <DisplayName/>
-        <AccountId xsi:nil="true"/>
-        <AccountType/>
-      </UserInfo>
-    </Teachers>
-    <Self_Registration_Enabled xmlns="8e8bdfa1-897e-455b-96e1-da9724e984b4" xsi:nil="true"/>
-    <Is_Collaboration_Space_Locked xmlns="8e8bdfa1-897e-455b-96e1-da9724e984b4" xsi:nil="true"/>
-    <CultureName xmlns="8e8bdfa1-897e-455b-96e1-da9724e984b4" xsi:nil="true"/>
-    <Templates xmlns="8e8bdfa1-897e-455b-96e1-da9724e984b4" xsi:nil="true"/>
-    <NotebookType xmlns="8e8bdfa1-897e-455b-96e1-da9724e984b4" xsi:nil="true"/>
-    <Students xmlns="8e8bdfa1-897e-455b-96e1-da9724e984b4">
-      <UserInfo>
-        <DisplayName/>
-        <AccountId xsi:nil="true"/>
-        <AccountType/>
-      </UserInfo>
-    </Students>
-    <Student_Groups xmlns="8e8bdfa1-897e-455b-96e1-da9724e984b4">
-      <UserInfo>
-        <DisplayName/>
-        <AccountId xsi:nil="true"/>
-        <AccountType/>
-      </UserInfo>
-    </Student_Groups>
-    <TeamsChannelId xmlns="8e8bdfa1-897e-455b-96e1-da9724e984b4" xsi:nil="true"/>
-    <Owner xmlns="8e8bdfa1-897e-455b-96e1-da9724e984b4">
-      <UserInfo>
-        <DisplayName/>
-        <AccountId xsi:nil="true"/>
-        <AccountType/>
-      </UserInfo>
-    </Owner>
-    <Math_Settings xmlns="8e8bdfa1-897e-455b-96e1-da9724e984b4" xsi:nil="true"/>
-    <Invited_Teachers xmlns="8e8bdfa1-897e-455b-96e1-da9724e984b4" xsi:nil="true"/>
-    <IsNotebookLocked xmlns="8e8bdfa1-897e-455b-96e1-da9724e984b4" xsi:nil="true"/>
-  </documentManagement>
-</p:properties>
-</file>
-
-<file path=customXml/item2.xml><?xml version="1.0" encoding="utf-8"?>
 <ct:contentTypeSchema xmlns:ct="http://schemas.microsoft.com/office/2006/metadata/contentType" xmlns:ma="http://schemas.microsoft.com/office/2006/metadata/properties/metaAttributes" ct:_="" ma:_="" ma:contentTypeName="Document" ma:contentTypeID="0x010100B404DBCFBC02B04D838E297E7AC49BEC" ma:contentTypeVersion="29" ma:contentTypeDescription="Create a new document." ma:contentTypeScope="" ma:versionID="00b475807ba7603a210177ce3d310360">
   <xsd:schema xmlns:xsd="http://www.w3.org/2001/XMLSchema" xmlns:xs="http://www.w3.org/2001/XMLSchema" xmlns:p="http://schemas.microsoft.com/office/2006/metadata/properties" xmlns:ns3="8e8bdfa1-897e-455b-96e1-da9724e984b4" xmlns:ns4="0bf4e652-3194-4289-a587-4a2abc6573c1" targetNamespace="http://schemas.microsoft.com/office/2006/metadata/properties" ma:root="true" ma:fieldsID="41c2c417b58d7032c1f2cfab3b2ec764" ns3:_="" ns4:_="">
     <xsd:import namespace="8e8bdfa1-897e-455b-96e1-da9724e984b4"/>
@@ -5000,6 +4966,55 @@
 </ct:contentTypeSchema>
 </file>
 
+<file path=customXml/item2.xml><?xml version="1.0" encoding="utf-8"?>
+<p:properties xmlns:p="http://schemas.microsoft.com/office/2006/metadata/properties" xmlns:xsi="http://www.w3.org/2001/XMLSchema-instance" xmlns:pc="http://schemas.microsoft.com/office/infopath/2007/PartnerControls">
+  <documentManagement>
+    <FolderType xmlns="8e8bdfa1-897e-455b-96e1-da9724e984b4" xsi:nil="true"/>
+    <Has_Teacher_Only_SectionGroup xmlns="8e8bdfa1-897e-455b-96e1-da9724e984b4" xsi:nil="true"/>
+    <DefaultSectionNames xmlns="8e8bdfa1-897e-455b-96e1-da9724e984b4" xsi:nil="true"/>
+    <AppVersion xmlns="8e8bdfa1-897e-455b-96e1-da9724e984b4" xsi:nil="true"/>
+    <Invited_Students xmlns="8e8bdfa1-897e-455b-96e1-da9724e984b4" xsi:nil="true"/>
+    <Teachers xmlns="8e8bdfa1-897e-455b-96e1-da9724e984b4">
+      <UserInfo>
+        <DisplayName/>
+        <AccountId xsi:nil="true"/>
+        <AccountType/>
+      </UserInfo>
+    </Teachers>
+    <Self_Registration_Enabled xmlns="8e8bdfa1-897e-455b-96e1-da9724e984b4" xsi:nil="true"/>
+    <Is_Collaboration_Space_Locked xmlns="8e8bdfa1-897e-455b-96e1-da9724e984b4" xsi:nil="true"/>
+    <CultureName xmlns="8e8bdfa1-897e-455b-96e1-da9724e984b4" xsi:nil="true"/>
+    <Templates xmlns="8e8bdfa1-897e-455b-96e1-da9724e984b4" xsi:nil="true"/>
+    <NotebookType xmlns="8e8bdfa1-897e-455b-96e1-da9724e984b4" xsi:nil="true"/>
+    <Students xmlns="8e8bdfa1-897e-455b-96e1-da9724e984b4">
+      <UserInfo>
+        <DisplayName/>
+        <AccountId xsi:nil="true"/>
+        <AccountType/>
+      </UserInfo>
+    </Students>
+    <Student_Groups xmlns="8e8bdfa1-897e-455b-96e1-da9724e984b4">
+      <UserInfo>
+        <DisplayName/>
+        <AccountId xsi:nil="true"/>
+        <AccountType/>
+      </UserInfo>
+    </Student_Groups>
+    <TeamsChannelId xmlns="8e8bdfa1-897e-455b-96e1-da9724e984b4" xsi:nil="true"/>
+    <Owner xmlns="8e8bdfa1-897e-455b-96e1-da9724e984b4">
+      <UserInfo>
+        <DisplayName/>
+        <AccountId xsi:nil="true"/>
+        <AccountType/>
+      </UserInfo>
+    </Owner>
+    <Math_Settings xmlns="8e8bdfa1-897e-455b-96e1-da9724e984b4" xsi:nil="true"/>
+    <Invited_Teachers xmlns="8e8bdfa1-897e-455b-96e1-da9724e984b4" xsi:nil="true"/>
+    <IsNotebookLocked xmlns="8e8bdfa1-897e-455b-96e1-da9724e984b4" xsi:nil="true"/>
+  </documentManagement>
+</p:properties>
+</file>
+
 <file path=customXml/item3.xml><?xml version="1.0" encoding="utf-8"?>
 <?mso-contentType ?>
 <FormTemplates xmlns="http://schemas.microsoft.com/sharepoint/v3/contenttype/forms">
@@ -5014,23 +5029,6 @@
 </file>
 
 <file path=customXml/itemProps1.xml><?xml version="1.0" encoding="utf-8"?>
-<ds:datastoreItem xmlns:ds="http://schemas.openxmlformats.org/officeDocument/2006/customXml" ds:itemID="{69D82E26-D04D-4830-A7BF-C9806F1C26F2}">
-  <ds:schemaRefs>
-    <ds:schemaRef ds:uri="http://purl.org/dc/dcmitype/"/>
-    <ds:schemaRef ds:uri="0bf4e652-3194-4289-a587-4a2abc6573c1"/>
-    <ds:schemaRef ds:uri="8e8bdfa1-897e-455b-96e1-da9724e984b4"/>
-    <ds:schemaRef ds:uri="http://purl.org/dc/elements/1.1/"/>
-    <ds:schemaRef ds:uri="http://schemas.microsoft.com/office/2006/documentManagement/types"/>
-    <ds:schemaRef ds:uri="http://schemas.microsoft.com/office/infopath/2007/PartnerControls"/>
-    <ds:schemaRef ds:uri="http://schemas.openxmlformats.org/package/2006/metadata/core-properties"/>
-    <ds:schemaRef ds:uri="http://schemas.microsoft.com/office/2006/metadata/properties"/>
-    <ds:schemaRef ds:uri="http://www.w3.org/XML/1998/namespace"/>
-    <ds:schemaRef ds:uri="http://purl.org/dc/terms/"/>
-  </ds:schemaRefs>
-</ds:datastoreItem>
-</file>
-
-<file path=customXml/itemProps2.xml><?xml version="1.0" encoding="utf-8"?>
 <ds:datastoreItem xmlns:ds="http://schemas.openxmlformats.org/officeDocument/2006/customXml" ds:itemID="{3C5C1F59-64A0-4772-B91D-4079A66CA574}">
   <ds:schemaRefs>
     <ds:schemaRef ds:uri="http://schemas.microsoft.com/office/2006/metadata/contentType"/>
@@ -5049,6 +5047,23 @@
 </ds:datastoreItem>
 </file>
 
+<file path=customXml/itemProps2.xml><?xml version="1.0" encoding="utf-8"?>
+<ds:datastoreItem xmlns:ds="http://schemas.openxmlformats.org/officeDocument/2006/customXml" ds:itemID="{69D82E26-D04D-4830-A7BF-C9806F1C26F2}">
+  <ds:schemaRefs>
+    <ds:schemaRef ds:uri="http://purl.org/dc/dcmitype/"/>
+    <ds:schemaRef ds:uri="0bf4e652-3194-4289-a587-4a2abc6573c1"/>
+    <ds:schemaRef ds:uri="8e8bdfa1-897e-455b-96e1-da9724e984b4"/>
+    <ds:schemaRef ds:uri="http://purl.org/dc/elements/1.1/"/>
+    <ds:schemaRef ds:uri="http://schemas.microsoft.com/office/2006/documentManagement/types"/>
+    <ds:schemaRef ds:uri="http://schemas.microsoft.com/office/infopath/2007/PartnerControls"/>
+    <ds:schemaRef ds:uri="http://schemas.openxmlformats.org/package/2006/metadata/core-properties"/>
+    <ds:schemaRef ds:uri="http://schemas.microsoft.com/office/2006/metadata/properties"/>
+    <ds:schemaRef ds:uri="http://www.w3.org/XML/1998/namespace"/>
+    <ds:schemaRef ds:uri="http://purl.org/dc/terms/"/>
+  </ds:schemaRefs>
+</ds:datastoreItem>
+</file>
+
 <file path=customXml/itemProps3.xml><?xml version="1.0" encoding="utf-8"?>
 <ds:datastoreItem xmlns:ds="http://schemas.openxmlformats.org/officeDocument/2006/customXml" ds:itemID="{192A387B-6998-40B4-BA18-B536273BFB3D}">
   <ds:schemaRefs>
@@ -5058,7 +5073,7 @@
 </file>
 
 <file path=customXml/itemProps4.xml><?xml version="1.0" encoding="utf-8"?>
-<ds:datastoreItem xmlns:ds="http://schemas.openxmlformats.org/officeDocument/2006/customXml" ds:itemID="{5D27C41F-39F4-4978-91BD-4F57DE974588}">
+<ds:datastoreItem xmlns:ds="http://schemas.openxmlformats.org/officeDocument/2006/customXml" ds:itemID="{38993A59-35E7-4EC3-9CF6-C714E4F83ED9}">
   <ds:schemaRefs>
     <ds:schemaRef ds:uri="http://schemas.openxmlformats.org/officeDocument/2006/bibliography"/>
   </ds:schemaRefs>

--- a/AS91897 - Advanced Outcome/AS91897-Outcome-JoshDean.docx
+++ b/AS91897 - Advanced Outcome/AS91897-Outcome-JoshDean.docx
@@ -2735,8 +2735,6 @@
             <w:r>
               <w:t>.</w:t>
             </w:r>
-            <w:bookmarkStart w:id="0" w:name="_GoBack"/>
-            <w:bookmarkEnd w:id="0"/>
           </w:p>
         </w:tc>
         <w:tc>
@@ -2799,6 +2797,9 @@
             <w:r>
               <w:t>Component Link/ File Name</w:t>
             </w:r>
+            <w:r>
+              <w:t>: Song Handler</w:t>
+            </w:r>
           </w:p>
         </w:tc>
         <w:tc>
@@ -2837,7 +2838,10 @@
             <w:tcW w:w="3118" w:type="dxa"/>
             <w:shd w:val="clear" w:color="auto" w:fill="FFCCCC"/>
           </w:tcPr>
-          <w:p/>
+          <w:p>
+            <w:bookmarkStart w:id="0" w:name="_GoBack"/>
+            <w:bookmarkEnd w:id="0"/>
+          </w:p>
         </w:tc>
         <w:tc>
           <w:tcPr>
@@ -4586,6 +4590,55 @@
 </file>
 
 <file path=customXml/item1.xml><?xml version="1.0" encoding="utf-8"?>
+<p:properties xmlns:p="http://schemas.microsoft.com/office/2006/metadata/properties" xmlns:xsi="http://www.w3.org/2001/XMLSchema-instance" xmlns:pc="http://schemas.microsoft.com/office/infopath/2007/PartnerControls">
+  <documentManagement>
+    <FolderType xmlns="8e8bdfa1-897e-455b-96e1-da9724e984b4" xsi:nil="true"/>
+    <Has_Teacher_Only_SectionGroup xmlns="8e8bdfa1-897e-455b-96e1-da9724e984b4" xsi:nil="true"/>
+    <DefaultSectionNames xmlns="8e8bdfa1-897e-455b-96e1-da9724e984b4" xsi:nil="true"/>
+    <AppVersion xmlns="8e8bdfa1-897e-455b-96e1-da9724e984b4" xsi:nil="true"/>
+    <Invited_Students xmlns="8e8bdfa1-897e-455b-96e1-da9724e984b4" xsi:nil="true"/>
+    <Teachers xmlns="8e8bdfa1-897e-455b-96e1-da9724e984b4">
+      <UserInfo>
+        <DisplayName/>
+        <AccountId xsi:nil="true"/>
+        <AccountType/>
+      </UserInfo>
+    </Teachers>
+    <Self_Registration_Enabled xmlns="8e8bdfa1-897e-455b-96e1-da9724e984b4" xsi:nil="true"/>
+    <Is_Collaboration_Space_Locked xmlns="8e8bdfa1-897e-455b-96e1-da9724e984b4" xsi:nil="true"/>
+    <CultureName xmlns="8e8bdfa1-897e-455b-96e1-da9724e984b4" xsi:nil="true"/>
+    <Templates xmlns="8e8bdfa1-897e-455b-96e1-da9724e984b4" xsi:nil="true"/>
+    <NotebookType xmlns="8e8bdfa1-897e-455b-96e1-da9724e984b4" xsi:nil="true"/>
+    <Students xmlns="8e8bdfa1-897e-455b-96e1-da9724e984b4">
+      <UserInfo>
+        <DisplayName/>
+        <AccountId xsi:nil="true"/>
+        <AccountType/>
+      </UserInfo>
+    </Students>
+    <Student_Groups xmlns="8e8bdfa1-897e-455b-96e1-da9724e984b4">
+      <UserInfo>
+        <DisplayName/>
+        <AccountId xsi:nil="true"/>
+        <AccountType/>
+      </UserInfo>
+    </Student_Groups>
+    <TeamsChannelId xmlns="8e8bdfa1-897e-455b-96e1-da9724e984b4" xsi:nil="true"/>
+    <Owner xmlns="8e8bdfa1-897e-455b-96e1-da9724e984b4">
+      <UserInfo>
+        <DisplayName/>
+        <AccountId xsi:nil="true"/>
+        <AccountType/>
+      </UserInfo>
+    </Owner>
+    <Math_Settings xmlns="8e8bdfa1-897e-455b-96e1-da9724e984b4" xsi:nil="true"/>
+    <Invited_Teachers xmlns="8e8bdfa1-897e-455b-96e1-da9724e984b4" xsi:nil="true"/>
+    <IsNotebookLocked xmlns="8e8bdfa1-897e-455b-96e1-da9724e984b4" xsi:nil="true"/>
+  </documentManagement>
+</p:properties>
+</file>
+
+<file path=customXml/item2.xml><?xml version="1.0" encoding="utf-8"?>
 <ct:contentTypeSchema xmlns:ct="http://schemas.microsoft.com/office/2006/metadata/contentType" xmlns:ma="http://schemas.microsoft.com/office/2006/metadata/properties/metaAttributes" ct:_="" ma:_="" ma:contentTypeName="Document" ma:contentTypeID="0x010100B404DBCFBC02B04D838E297E7AC49BEC" ma:contentTypeVersion="29" ma:contentTypeDescription="Create a new document." ma:contentTypeScope="" ma:versionID="00b475807ba7603a210177ce3d310360">
   <xsd:schema xmlns:xsd="http://www.w3.org/2001/XMLSchema" xmlns:xs="http://www.w3.org/2001/XMLSchema" xmlns:p="http://schemas.microsoft.com/office/2006/metadata/properties" xmlns:ns3="8e8bdfa1-897e-455b-96e1-da9724e984b4" xmlns:ns4="0bf4e652-3194-4289-a587-4a2abc6573c1" targetNamespace="http://schemas.microsoft.com/office/2006/metadata/properties" ma:root="true" ma:fieldsID="41c2c417b58d7032c1f2cfab3b2ec764" ns3:_="" ns4:_="">
     <xsd:import namespace="8e8bdfa1-897e-455b-96e1-da9724e984b4"/>
@@ -4966,55 +5019,6 @@
 </ct:contentTypeSchema>
 </file>
 
-<file path=customXml/item2.xml><?xml version="1.0" encoding="utf-8"?>
-<p:properties xmlns:p="http://schemas.microsoft.com/office/2006/metadata/properties" xmlns:xsi="http://www.w3.org/2001/XMLSchema-instance" xmlns:pc="http://schemas.microsoft.com/office/infopath/2007/PartnerControls">
-  <documentManagement>
-    <FolderType xmlns="8e8bdfa1-897e-455b-96e1-da9724e984b4" xsi:nil="true"/>
-    <Has_Teacher_Only_SectionGroup xmlns="8e8bdfa1-897e-455b-96e1-da9724e984b4" xsi:nil="true"/>
-    <DefaultSectionNames xmlns="8e8bdfa1-897e-455b-96e1-da9724e984b4" xsi:nil="true"/>
-    <AppVersion xmlns="8e8bdfa1-897e-455b-96e1-da9724e984b4" xsi:nil="true"/>
-    <Invited_Students xmlns="8e8bdfa1-897e-455b-96e1-da9724e984b4" xsi:nil="true"/>
-    <Teachers xmlns="8e8bdfa1-897e-455b-96e1-da9724e984b4">
-      <UserInfo>
-        <DisplayName/>
-        <AccountId xsi:nil="true"/>
-        <AccountType/>
-      </UserInfo>
-    </Teachers>
-    <Self_Registration_Enabled xmlns="8e8bdfa1-897e-455b-96e1-da9724e984b4" xsi:nil="true"/>
-    <Is_Collaboration_Space_Locked xmlns="8e8bdfa1-897e-455b-96e1-da9724e984b4" xsi:nil="true"/>
-    <CultureName xmlns="8e8bdfa1-897e-455b-96e1-da9724e984b4" xsi:nil="true"/>
-    <Templates xmlns="8e8bdfa1-897e-455b-96e1-da9724e984b4" xsi:nil="true"/>
-    <NotebookType xmlns="8e8bdfa1-897e-455b-96e1-da9724e984b4" xsi:nil="true"/>
-    <Students xmlns="8e8bdfa1-897e-455b-96e1-da9724e984b4">
-      <UserInfo>
-        <DisplayName/>
-        <AccountId xsi:nil="true"/>
-        <AccountType/>
-      </UserInfo>
-    </Students>
-    <Student_Groups xmlns="8e8bdfa1-897e-455b-96e1-da9724e984b4">
-      <UserInfo>
-        <DisplayName/>
-        <AccountId xsi:nil="true"/>
-        <AccountType/>
-      </UserInfo>
-    </Student_Groups>
-    <TeamsChannelId xmlns="8e8bdfa1-897e-455b-96e1-da9724e984b4" xsi:nil="true"/>
-    <Owner xmlns="8e8bdfa1-897e-455b-96e1-da9724e984b4">
-      <UserInfo>
-        <DisplayName/>
-        <AccountId xsi:nil="true"/>
-        <AccountType/>
-      </UserInfo>
-    </Owner>
-    <Math_Settings xmlns="8e8bdfa1-897e-455b-96e1-da9724e984b4" xsi:nil="true"/>
-    <Invited_Teachers xmlns="8e8bdfa1-897e-455b-96e1-da9724e984b4" xsi:nil="true"/>
-    <IsNotebookLocked xmlns="8e8bdfa1-897e-455b-96e1-da9724e984b4" xsi:nil="true"/>
-  </documentManagement>
-</p:properties>
-</file>
-
 <file path=customXml/item3.xml><?xml version="1.0" encoding="utf-8"?>
 <?mso-contentType ?>
 <FormTemplates xmlns="http://schemas.microsoft.com/sharepoint/v3/contenttype/forms">
@@ -5029,6 +5033,23 @@
 </file>
 
 <file path=customXml/itemProps1.xml><?xml version="1.0" encoding="utf-8"?>
+<ds:datastoreItem xmlns:ds="http://schemas.openxmlformats.org/officeDocument/2006/customXml" ds:itemID="{69D82E26-D04D-4830-A7BF-C9806F1C26F2}">
+  <ds:schemaRefs>
+    <ds:schemaRef ds:uri="http://purl.org/dc/dcmitype/"/>
+    <ds:schemaRef ds:uri="0bf4e652-3194-4289-a587-4a2abc6573c1"/>
+    <ds:schemaRef ds:uri="8e8bdfa1-897e-455b-96e1-da9724e984b4"/>
+    <ds:schemaRef ds:uri="http://purl.org/dc/elements/1.1/"/>
+    <ds:schemaRef ds:uri="http://schemas.microsoft.com/office/2006/documentManagement/types"/>
+    <ds:schemaRef ds:uri="http://schemas.microsoft.com/office/infopath/2007/PartnerControls"/>
+    <ds:schemaRef ds:uri="http://schemas.openxmlformats.org/package/2006/metadata/core-properties"/>
+    <ds:schemaRef ds:uri="http://schemas.microsoft.com/office/2006/metadata/properties"/>
+    <ds:schemaRef ds:uri="http://www.w3.org/XML/1998/namespace"/>
+    <ds:schemaRef ds:uri="http://purl.org/dc/terms/"/>
+  </ds:schemaRefs>
+</ds:datastoreItem>
+</file>
+
+<file path=customXml/itemProps2.xml><?xml version="1.0" encoding="utf-8"?>
 <ds:datastoreItem xmlns:ds="http://schemas.openxmlformats.org/officeDocument/2006/customXml" ds:itemID="{3C5C1F59-64A0-4772-B91D-4079A66CA574}">
   <ds:schemaRefs>
     <ds:schemaRef ds:uri="http://schemas.microsoft.com/office/2006/metadata/contentType"/>
@@ -5047,23 +5068,6 @@
 </ds:datastoreItem>
 </file>
 
-<file path=customXml/itemProps2.xml><?xml version="1.0" encoding="utf-8"?>
-<ds:datastoreItem xmlns:ds="http://schemas.openxmlformats.org/officeDocument/2006/customXml" ds:itemID="{69D82E26-D04D-4830-A7BF-C9806F1C26F2}">
-  <ds:schemaRefs>
-    <ds:schemaRef ds:uri="http://purl.org/dc/dcmitype/"/>
-    <ds:schemaRef ds:uri="0bf4e652-3194-4289-a587-4a2abc6573c1"/>
-    <ds:schemaRef ds:uri="8e8bdfa1-897e-455b-96e1-da9724e984b4"/>
-    <ds:schemaRef ds:uri="http://purl.org/dc/elements/1.1/"/>
-    <ds:schemaRef ds:uri="http://schemas.microsoft.com/office/2006/documentManagement/types"/>
-    <ds:schemaRef ds:uri="http://schemas.microsoft.com/office/infopath/2007/PartnerControls"/>
-    <ds:schemaRef ds:uri="http://schemas.openxmlformats.org/package/2006/metadata/core-properties"/>
-    <ds:schemaRef ds:uri="http://schemas.microsoft.com/office/2006/metadata/properties"/>
-    <ds:schemaRef ds:uri="http://www.w3.org/XML/1998/namespace"/>
-    <ds:schemaRef ds:uri="http://purl.org/dc/terms/"/>
-  </ds:schemaRefs>
-</ds:datastoreItem>
-</file>
-
 <file path=customXml/itemProps3.xml><?xml version="1.0" encoding="utf-8"?>
 <ds:datastoreItem xmlns:ds="http://schemas.openxmlformats.org/officeDocument/2006/customXml" ds:itemID="{192A387B-6998-40B4-BA18-B536273BFB3D}">
   <ds:schemaRefs>
@@ -5073,7 +5077,7 @@
 </file>
 
 <file path=customXml/itemProps4.xml><?xml version="1.0" encoding="utf-8"?>
-<ds:datastoreItem xmlns:ds="http://schemas.openxmlformats.org/officeDocument/2006/customXml" ds:itemID="{38993A59-35E7-4EC3-9CF6-C714E4F83ED9}">
+<ds:datastoreItem xmlns:ds="http://schemas.openxmlformats.org/officeDocument/2006/customXml" ds:itemID="{EC18CD6F-C9C1-40DE-AC25-31F149030155}">
   <ds:schemaRefs>
     <ds:schemaRef ds:uri="http://schemas.openxmlformats.org/officeDocument/2006/bibliography"/>
   </ds:schemaRefs>

--- a/AS91897 - Advanced Outcome/AS91897-Outcome-JoshDean.docx
+++ b/AS91897 - Advanced Outcome/AS91897-Outcome-JoshDean.docx
@@ -2783,9 +2783,9 @@
         <w:tblLook w:val="04A0" w:firstRow="1" w:lastRow="0" w:firstColumn="1" w:lastColumn="0" w:noHBand="0" w:noVBand="1"/>
       </w:tblPr>
       <w:tblGrid>
-        <w:gridCol w:w="2122"/>
+        <w:gridCol w:w="5091"/>
         <w:gridCol w:w="3118"/>
-        <w:gridCol w:w="3776"/>
+        <w:gridCol w:w="17496"/>
       </w:tblGrid>
       <w:tr>
         <w:tc>
@@ -2798,7 +2798,31 @@
               <w:t>Component Link/ File Name</w:t>
             </w:r>
             <w:r>
-              <w:t>: Song Handler</w:t>
+              <w:t xml:space="preserve">: </w:t>
+            </w:r>
+            <w:r>
+              <w:t>Song Select Menu</w:t>
+            </w:r>
+          </w:p>
+          <w:p>
+            <w:r>
+              <w:t>Found in “</w:t>
+            </w:r>
+            <w:proofErr w:type="spellStart"/>
+            <w:r>
+              <w:t>GifEvidence</w:t>
+            </w:r>
+            <w:proofErr w:type="spellEnd"/>
+            <w:r>
+              <w:t>/</w:t>
+            </w:r>
+            <w:proofErr w:type="spellStart"/>
+            <w:r>
+              <w:t>SongSelectMenu</w:t>
+            </w:r>
+            <w:proofErr w:type="spellEnd"/>
+            <w:r>
+              <w:t>” if gifs don’t work.</w:t>
             </w:r>
           </w:p>
         </w:tc>
@@ -2831,7 +2855,61 @@
             <w:tcW w:w="2122" w:type="dxa"/>
             <w:shd w:val="clear" w:color="auto" w:fill="FFCCCC"/>
           </w:tcPr>
-          <w:p/>
+          <w:p>
+            <w:r>
+              <w:rPr>
+                <w:noProof/>
+              </w:rPr>
+              <w:drawing>
+                <wp:inline distT="0" distB="0" distL="0" distR="0" wp14:anchorId="0839661B" wp14:editId="5B7E766B">
+                  <wp:extent cx="3081867" cy="1733550"/>
+                  <wp:effectExtent l="0" t="0" r="4445" b="0"/>
+                  <wp:docPr id="10" name="Picture 10"/>
+                  <wp:cNvGraphicFramePr>
+                    <a:graphicFrameLocks xmlns:a="http://schemas.openxmlformats.org/drawingml/2006/main" noChangeAspect="1"/>
+                  </wp:cNvGraphicFramePr>
+                  <a:graphic xmlns:a="http://schemas.openxmlformats.org/drawingml/2006/main">
+                    <a:graphicData uri="http://schemas.openxmlformats.org/drawingml/2006/picture">
+                      <pic:pic xmlns:pic="http://schemas.openxmlformats.org/drawingml/2006/picture">
+                        <pic:nvPicPr>
+                          <pic:cNvPr id="0" name="Picture 1"/>
+                          <pic:cNvPicPr>
+                            <a:picLocks noChangeAspect="1" noChangeArrowheads="1" noCrop="1"/>
+                          </pic:cNvPicPr>
+                        </pic:nvPicPr>
+                        <pic:blipFill>
+                          <a:blip r:embed="rId17" cstate="print">
+                            <a:extLst>
+                              <a:ext uri="{28A0092B-C50C-407E-A947-70E740481C1C}">
+                                <a14:useLocalDpi xmlns:a14="http://schemas.microsoft.com/office/drawing/2010/main" val="0"/>
+                              </a:ext>
+                            </a:extLst>
+                          </a:blip>
+                          <a:srcRect/>
+                          <a:stretch>
+                            <a:fillRect/>
+                          </a:stretch>
+                        </pic:blipFill>
+                        <pic:spPr bwMode="auto">
+                          <a:xfrm>
+                            <a:off x="0" y="0"/>
+                            <a:ext cx="3134040" cy="1762897"/>
+                          </a:xfrm>
+                          <a:prstGeom prst="rect">
+                            <a:avLst/>
+                          </a:prstGeom>
+                          <a:noFill/>
+                          <a:ln>
+                            <a:noFill/>
+                          </a:ln>
+                        </pic:spPr>
+                      </pic:pic>
+                    </a:graphicData>
+                  </a:graphic>
+                </wp:inline>
+              </w:drawing>
+            </w:r>
+          </w:p>
         </w:tc>
         <w:tc>
           <w:tcPr>
@@ -2839,85 +2917,287 @@
             <w:shd w:val="clear" w:color="auto" w:fill="FFCCCC"/>
           </w:tcPr>
           <w:p>
+            <w:r>
+              <w:t xml:space="preserve">There isn’t a way to select different </w:t>
+            </w:r>
+            <w:r>
+              <w:t>maps</w:t>
+            </w:r>
+          </w:p>
+        </w:tc>
+        <w:tc>
+          <w:tcPr>
+            <w:tcW w:w="3776" w:type="dxa"/>
+            <w:shd w:val="clear" w:color="auto" w:fill="FFCCCC"/>
+          </w:tcPr>
+          <w:p>
+            <w:r>
+              <w:t xml:space="preserve">Create a menu to select a different </w:t>
+            </w:r>
+            <w:r>
+              <w:t xml:space="preserve">map </w:t>
+            </w:r>
+            <w:r>
+              <w:t>before playing</w:t>
+            </w:r>
+          </w:p>
+        </w:tc>
+      </w:tr>
+      <w:tr>
+        <w:tc>
+          <w:tcPr>
+            <w:tcW w:w="2122" w:type="dxa"/>
+            <w:shd w:val="clear" w:color="auto" w:fill="FFCCCC"/>
+          </w:tcPr>
+          <w:p>
+            <w:r>
+              <w:rPr>
+                <w:noProof/>
+              </w:rPr>
+              <w:drawing>
+                <wp:inline distT="0" distB="0" distL="0" distR="0" wp14:anchorId="5B7E00F7" wp14:editId="7E2492BD">
+                  <wp:extent cx="3095625" cy="1741289"/>
+                  <wp:effectExtent l="0" t="0" r="0" b="0"/>
+                  <wp:docPr id="11" name="Picture 11"/>
+                  <wp:cNvGraphicFramePr>
+                    <a:graphicFrameLocks xmlns:a="http://schemas.openxmlformats.org/drawingml/2006/main" noChangeAspect="1"/>
+                  </wp:cNvGraphicFramePr>
+                  <a:graphic xmlns:a="http://schemas.openxmlformats.org/drawingml/2006/main">
+                    <a:graphicData uri="http://schemas.openxmlformats.org/drawingml/2006/picture">
+                      <pic:pic xmlns:pic="http://schemas.openxmlformats.org/drawingml/2006/picture">
+                        <pic:nvPicPr>
+                          <pic:cNvPr id="0" name="Picture 2"/>
+                          <pic:cNvPicPr>
+                            <a:picLocks noChangeAspect="1" noChangeArrowheads="1" noCrop="1"/>
+                          </pic:cNvPicPr>
+                        </pic:nvPicPr>
+                        <pic:blipFill>
+                          <a:blip r:embed="rId18" cstate="print">
+                            <a:extLst>
+                              <a:ext uri="{28A0092B-C50C-407E-A947-70E740481C1C}">
+                                <a14:useLocalDpi xmlns:a14="http://schemas.microsoft.com/office/drawing/2010/main" val="0"/>
+                              </a:ext>
+                            </a:extLst>
+                          </a:blip>
+                          <a:srcRect/>
+                          <a:stretch>
+                            <a:fillRect/>
+                          </a:stretch>
+                        </pic:blipFill>
+                        <pic:spPr bwMode="auto">
+                          <a:xfrm>
+                            <a:off x="0" y="0"/>
+                            <a:ext cx="3108653" cy="1748618"/>
+                          </a:xfrm>
+                          <a:prstGeom prst="rect">
+                            <a:avLst/>
+                          </a:prstGeom>
+                          <a:noFill/>
+                          <a:ln>
+                            <a:noFill/>
+                          </a:ln>
+                        </pic:spPr>
+                      </pic:pic>
+                    </a:graphicData>
+                  </a:graphic>
+                </wp:inline>
+              </w:drawing>
+            </w:r>
+          </w:p>
+        </w:tc>
+        <w:tc>
+          <w:tcPr>
+            <w:tcW w:w="3118" w:type="dxa"/>
+            <w:shd w:val="clear" w:color="auto" w:fill="FFCCCC"/>
+          </w:tcPr>
+          <w:p>
+            <w:r>
+              <w:t>There is a menu, but it doesn’t have anything within it.</w:t>
+            </w:r>
+          </w:p>
+        </w:tc>
+        <w:tc>
+          <w:tcPr>
+            <w:tcW w:w="3776" w:type="dxa"/>
+            <w:shd w:val="clear" w:color="auto" w:fill="FFCCCC"/>
+          </w:tcPr>
+          <w:p>
+            <w:r>
+              <w:t>Add buttons of each map in the Songs/Maps folder</w:t>
+            </w:r>
+          </w:p>
+        </w:tc>
+      </w:tr>
+      <w:tr>
+        <w:tc>
+          <w:tcPr>
+            <w:tcW w:w="2122" w:type="dxa"/>
+            <w:shd w:val="clear" w:color="auto" w:fill="FFCCCC"/>
+          </w:tcPr>
+          <w:p>
+            <w:r>
+              <w:rPr>
+                <w:noProof/>
+              </w:rPr>
+              <w:drawing>
+                <wp:inline distT="0" distB="0" distL="0" distR="0" wp14:anchorId="5C424867" wp14:editId="053A1B13">
+                  <wp:extent cx="3086100" cy="1735931"/>
+                  <wp:effectExtent l="0" t="0" r="0" b="0"/>
+                  <wp:docPr id="12" name="Picture 12"/>
+                  <wp:cNvGraphicFramePr>
+                    <a:graphicFrameLocks xmlns:a="http://schemas.openxmlformats.org/drawingml/2006/main" noChangeAspect="1"/>
+                  </wp:cNvGraphicFramePr>
+                  <a:graphic xmlns:a="http://schemas.openxmlformats.org/drawingml/2006/main">
+                    <a:graphicData uri="http://schemas.openxmlformats.org/drawingml/2006/picture">
+                      <pic:pic xmlns:pic="http://schemas.openxmlformats.org/drawingml/2006/picture">
+                        <pic:nvPicPr>
+                          <pic:cNvPr id="0" name="Picture 3"/>
+                          <pic:cNvPicPr>
+                            <a:picLocks noChangeAspect="1" noChangeArrowheads="1" noCrop="1"/>
+                          </pic:cNvPicPr>
+                        </pic:nvPicPr>
+                        <pic:blipFill>
+                          <a:blip r:embed="rId19" cstate="print">
+                            <a:extLst>
+                              <a:ext uri="{28A0092B-C50C-407E-A947-70E740481C1C}">
+                                <a14:useLocalDpi xmlns:a14="http://schemas.microsoft.com/office/drawing/2010/main" val="0"/>
+                              </a:ext>
+                            </a:extLst>
+                          </a:blip>
+                          <a:srcRect/>
+                          <a:stretch>
+                            <a:fillRect/>
+                          </a:stretch>
+                        </pic:blipFill>
+                        <pic:spPr bwMode="auto">
+                          <a:xfrm>
+                            <a:off x="0" y="0"/>
+                            <a:ext cx="3093887" cy="1740311"/>
+                          </a:xfrm>
+                          <a:prstGeom prst="rect">
+                            <a:avLst/>
+                          </a:prstGeom>
+                          <a:noFill/>
+                          <a:ln>
+                            <a:noFill/>
+                          </a:ln>
+                        </pic:spPr>
+                      </pic:pic>
+                    </a:graphicData>
+                  </a:graphic>
+                </wp:inline>
+              </w:drawing>
+            </w:r>
+          </w:p>
+        </w:tc>
+        <w:tc>
+          <w:tcPr>
+            <w:tcW w:w="3118" w:type="dxa"/>
+            <w:shd w:val="clear" w:color="auto" w:fill="FFCCCC"/>
+          </w:tcPr>
+          <w:p>
+            <w:r>
+              <w:t>The buttons don’t have any indication on what they’re for and don’t do anything.</w:t>
+            </w:r>
+          </w:p>
+        </w:tc>
+        <w:tc>
+          <w:tcPr>
+            <w:tcW w:w="3776" w:type="dxa"/>
+            <w:shd w:val="clear" w:color="auto" w:fill="FFCCCC"/>
+          </w:tcPr>
+          <w:p>
+            <w:r>
+              <w:t>Add a label to them on what song they lead to and have them lead to a song</w:t>
+            </w:r>
+          </w:p>
+        </w:tc>
+      </w:tr>
+      <w:tr>
+        <w:tc>
+          <w:tcPr>
+            <w:tcW w:w="2122" w:type="dxa"/>
+            <w:shd w:val="clear" w:color="auto" w:fill="FFCCCC"/>
+          </w:tcPr>
+          <w:p>
+            <w:r>
+              <w:rPr>
+                <w:noProof/>
+              </w:rPr>
+              <w:drawing>
+                <wp:inline distT="0" distB="0" distL="0" distR="0" wp14:anchorId="2976788D" wp14:editId="64D1E94E">
+                  <wp:extent cx="3076575" cy="1730573"/>
+                  <wp:effectExtent l="0" t="0" r="0" b="3175"/>
+                  <wp:docPr id="13" name="Picture 13"/>
+                  <wp:cNvGraphicFramePr>
+                    <a:graphicFrameLocks xmlns:a="http://schemas.openxmlformats.org/drawingml/2006/main" noChangeAspect="1"/>
+                  </wp:cNvGraphicFramePr>
+                  <a:graphic xmlns:a="http://schemas.openxmlformats.org/drawingml/2006/main">
+                    <a:graphicData uri="http://schemas.openxmlformats.org/drawingml/2006/picture">
+                      <pic:pic xmlns:pic="http://schemas.openxmlformats.org/drawingml/2006/picture">
+                        <pic:nvPicPr>
+                          <pic:cNvPr id="0" name="Picture 4"/>
+                          <pic:cNvPicPr>
+                            <a:picLocks noChangeAspect="1" noChangeArrowheads="1" noCrop="1"/>
+                          </pic:cNvPicPr>
+                        </pic:nvPicPr>
+                        <pic:blipFill>
+                          <a:blip r:embed="rId20" cstate="print">
+                            <a:extLst>
+                              <a:ext uri="{28A0092B-C50C-407E-A947-70E740481C1C}">
+                                <a14:useLocalDpi xmlns:a14="http://schemas.microsoft.com/office/drawing/2010/main" val="0"/>
+                              </a:ext>
+                            </a:extLst>
+                          </a:blip>
+                          <a:srcRect/>
+                          <a:stretch>
+                            <a:fillRect/>
+                          </a:stretch>
+                        </pic:blipFill>
+                        <pic:spPr bwMode="auto">
+                          <a:xfrm>
+                            <a:off x="0" y="0"/>
+                            <a:ext cx="3093583" cy="1740140"/>
+                          </a:xfrm>
+                          <a:prstGeom prst="rect">
+                            <a:avLst/>
+                          </a:prstGeom>
+                          <a:noFill/>
+                          <a:ln>
+                            <a:noFill/>
+                          </a:ln>
+                        </pic:spPr>
+                      </pic:pic>
+                    </a:graphicData>
+                  </a:graphic>
+                </wp:inline>
+              </w:drawing>
+            </w:r>
+          </w:p>
+        </w:tc>
+        <w:tc>
+          <w:tcPr>
+            <w:tcW w:w="3118" w:type="dxa"/>
+            <w:shd w:val="clear" w:color="auto" w:fill="FFCCCC"/>
+          </w:tcPr>
+          <w:p>
+            <w:r>
+              <w:t>Everything works as intended but there’s still place holder texters.</w:t>
+            </w:r>
+          </w:p>
+        </w:tc>
+        <w:tc>
+          <w:tcPr>
+            <w:tcW w:w="3776" w:type="dxa"/>
+            <w:shd w:val="clear" w:color="auto" w:fill="FFCCCC"/>
+          </w:tcPr>
+          <w:p>
+            <w:r>
+              <w:t>Update the textures</w:t>
+            </w:r>
             <w:bookmarkStart w:id="0" w:name="_GoBack"/>
             <w:bookmarkEnd w:id="0"/>
           </w:p>
-        </w:tc>
-        <w:tc>
-          <w:tcPr>
-            <w:tcW w:w="3776" w:type="dxa"/>
-            <w:shd w:val="clear" w:color="auto" w:fill="FFCCCC"/>
-          </w:tcPr>
-          <w:p/>
-        </w:tc>
-      </w:tr>
-      <w:tr>
-        <w:tc>
-          <w:tcPr>
-            <w:tcW w:w="2122" w:type="dxa"/>
-            <w:shd w:val="clear" w:color="auto" w:fill="FFCCCC"/>
-          </w:tcPr>
-          <w:p/>
-        </w:tc>
-        <w:tc>
-          <w:tcPr>
-            <w:tcW w:w="3118" w:type="dxa"/>
-            <w:shd w:val="clear" w:color="auto" w:fill="FFCCCC"/>
-          </w:tcPr>
-          <w:p/>
-        </w:tc>
-        <w:tc>
-          <w:tcPr>
-            <w:tcW w:w="3776" w:type="dxa"/>
-            <w:shd w:val="clear" w:color="auto" w:fill="FFCCCC"/>
-          </w:tcPr>
-          <w:p/>
-        </w:tc>
-      </w:tr>
-      <w:tr>
-        <w:tc>
-          <w:tcPr>
-            <w:tcW w:w="2122" w:type="dxa"/>
-            <w:shd w:val="clear" w:color="auto" w:fill="FFCCCC"/>
-          </w:tcPr>
-          <w:p/>
-        </w:tc>
-        <w:tc>
-          <w:tcPr>
-            <w:tcW w:w="3118" w:type="dxa"/>
-            <w:shd w:val="clear" w:color="auto" w:fill="FFCCCC"/>
-          </w:tcPr>
-          <w:p/>
-        </w:tc>
-        <w:tc>
-          <w:tcPr>
-            <w:tcW w:w="3776" w:type="dxa"/>
-            <w:shd w:val="clear" w:color="auto" w:fill="FFCCCC"/>
-          </w:tcPr>
-          <w:p/>
-        </w:tc>
-      </w:tr>
-      <w:tr>
-        <w:tc>
-          <w:tcPr>
-            <w:tcW w:w="2122" w:type="dxa"/>
-            <w:shd w:val="clear" w:color="auto" w:fill="FFCCCC"/>
-          </w:tcPr>
-          <w:p/>
-        </w:tc>
-        <w:tc>
-          <w:tcPr>
-            <w:tcW w:w="3118" w:type="dxa"/>
-            <w:shd w:val="clear" w:color="auto" w:fill="FFCCCC"/>
-          </w:tcPr>
-          <w:p/>
-        </w:tc>
-        <w:tc>
-          <w:tcPr>
-            <w:tcW w:w="3776" w:type="dxa"/>
-            <w:shd w:val="clear" w:color="auto" w:fill="FFCCCC"/>
-          </w:tcPr>
-          <w:p/>
         </w:tc>
       </w:tr>
     </w:tbl>
@@ -4590,55 +4870,6 @@
 </file>
 
 <file path=customXml/item1.xml><?xml version="1.0" encoding="utf-8"?>
-<p:properties xmlns:p="http://schemas.microsoft.com/office/2006/metadata/properties" xmlns:xsi="http://www.w3.org/2001/XMLSchema-instance" xmlns:pc="http://schemas.microsoft.com/office/infopath/2007/PartnerControls">
-  <documentManagement>
-    <FolderType xmlns="8e8bdfa1-897e-455b-96e1-da9724e984b4" xsi:nil="true"/>
-    <Has_Teacher_Only_SectionGroup xmlns="8e8bdfa1-897e-455b-96e1-da9724e984b4" xsi:nil="true"/>
-    <DefaultSectionNames xmlns="8e8bdfa1-897e-455b-96e1-da9724e984b4" xsi:nil="true"/>
-    <AppVersion xmlns="8e8bdfa1-897e-455b-96e1-da9724e984b4" xsi:nil="true"/>
-    <Invited_Students xmlns="8e8bdfa1-897e-455b-96e1-da9724e984b4" xsi:nil="true"/>
-    <Teachers xmlns="8e8bdfa1-897e-455b-96e1-da9724e984b4">
-      <UserInfo>
-        <DisplayName/>
-        <AccountId xsi:nil="true"/>
-        <AccountType/>
-      </UserInfo>
-    </Teachers>
-    <Self_Registration_Enabled xmlns="8e8bdfa1-897e-455b-96e1-da9724e984b4" xsi:nil="true"/>
-    <Is_Collaboration_Space_Locked xmlns="8e8bdfa1-897e-455b-96e1-da9724e984b4" xsi:nil="true"/>
-    <CultureName xmlns="8e8bdfa1-897e-455b-96e1-da9724e984b4" xsi:nil="true"/>
-    <Templates xmlns="8e8bdfa1-897e-455b-96e1-da9724e984b4" xsi:nil="true"/>
-    <NotebookType xmlns="8e8bdfa1-897e-455b-96e1-da9724e984b4" xsi:nil="true"/>
-    <Students xmlns="8e8bdfa1-897e-455b-96e1-da9724e984b4">
-      <UserInfo>
-        <DisplayName/>
-        <AccountId xsi:nil="true"/>
-        <AccountType/>
-      </UserInfo>
-    </Students>
-    <Student_Groups xmlns="8e8bdfa1-897e-455b-96e1-da9724e984b4">
-      <UserInfo>
-        <DisplayName/>
-        <AccountId xsi:nil="true"/>
-        <AccountType/>
-      </UserInfo>
-    </Student_Groups>
-    <TeamsChannelId xmlns="8e8bdfa1-897e-455b-96e1-da9724e984b4" xsi:nil="true"/>
-    <Owner xmlns="8e8bdfa1-897e-455b-96e1-da9724e984b4">
-      <UserInfo>
-        <DisplayName/>
-        <AccountId xsi:nil="true"/>
-        <AccountType/>
-      </UserInfo>
-    </Owner>
-    <Math_Settings xmlns="8e8bdfa1-897e-455b-96e1-da9724e984b4" xsi:nil="true"/>
-    <Invited_Teachers xmlns="8e8bdfa1-897e-455b-96e1-da9724e984b4" xsi:nil="true"/>
-    <IsNotebookLocked xmlns="8e8bdfa1-897e-455b-96e1-da9724e984b4" xsi:nil="true"/>
-  </documentManagement>
-</p:properties>
-</file>
-
-<file path=customXml/item2.xml><?xml version="1.0" encoding="utf-8"?>
 <ct:contentTypeSchema xmlns:ct="http://schemas.microsoft.com/office/2006/metadata/contentType" xmlns:ma="http://schemas.microsoft.com/office/2006/metadata/properties/metaAttributes" ct:_="" ma:_="" ma:contentTypeName="Document" ma:contentTypeID="0x010100B404DBCFBC02B04D838E297E7AC49BEC" ma:contentTypeVersion="29" ma:contentTypeDescription="Create a new document." ma:contentTypeScope="" ma:versionID="00b475807ba7603a210177ce3d310360">
   <xsd:schema xmlns:xsd="http://www.w3.org/2001/XMLSchema" xmlns:xs="http://www.w3.org/2001/XMLSchema" xmlns:p="http://schemas.microsoft.com/office/2006/metadata/properties" xmlns:ns3="8e8bdfa1-897e-455b-96e1-da9724e984b4" xmlns:ns4="0bf4e652-3194-4289-a587-4a2abc6573c1" targetNamespace="http://schemas.microsoft.com/office/2006/metadata/properties" ma:root="true" ma:fieldsID="41c2c417b58d7032c1f2cfab3b2ec764" ns3:_="" ns4:_="">
     <xsd:import namespace="8e8bdfa1-897e-455b-96e1-da9724e984b4"/>
@@ -5019,6 +5250,55 @@
 </ct:contentTypeSchema>
 </file>
 
+<file path=customXml/item2.xml><?xml version="1.0" encoding="utf-8"?>
+<p:properties xmlns:p="http://schemas.microsoft.com/office/2006/metadata/properties" xmlns:xsi="http://www.w3.org/2001/XMLSchema-instance" xmlns:pc="http://schemas.microsoft.com/office/infopath/2007/PartnerControls">
+  <documentManagement>
+    <FolderType xmlns="8e8bdfa1-897e-455b-96e1-da9724e984b4" xsi:nil="true"/>
+    <Has_Teacher_Only_SectionGroup xmlns="8e8bdfa1-897e-455b-96e1-da9724e984b4" xsi:nil="true"/>
+    <DefaultSectionNames xmlns="8e8bdfa1-897e-455b-96e1-da9724e984b4" xsi:nil="true"/>
+    <AppVersion xmlns="8e8bdfa1-897e-455b-96e1-da9724e984b4" xsi:nil="true"/>
+    <Invited_Students xmlns="8e8bdfa1-897e-455b-96e1-da9724e984b4" xsi:nil="true"/>
+    <Teachers xmlns="8e8bdfa1-897e-455b-96e1-da9724e984b4">
+      <UserInfo>
+        <DisplayName/>
+        <AccountId xsi:nil="true"/>
+        <AccountType/>
+      </UserInfo>
+    </Teachers>
+    <Self_Registration_Enabled xmlns="8e8bdfa1-897e-455b-96e1-da9724e984b4" xsi:nil="true"/>
+    <Is_Collaboration_Space_Locked xmlns="8e8bdfa1-897e-455b-96e1-da9724e984b4" xsi:nil="true"/>
+    <CultureName xmlns="8e8bdfa1-897e-455b-96e1-da9724e984b4" xsi:nil="true"/>
+    <Templates xmlns="8e8bdfa1-897e-455b-96e1-da9724e984b4" xsi:nil="true"/>
+    <NotebookType xmlns="8e8bdfa1-897e-455b-96e1-da9724e984b4" xsi:nil="true"/>
+    <Students xmlns="8e8bdfa1-897e-455b-96e1-da9724e984b4">
+      <UserInfo>
+        <DisplayName/>
+        <AccountId xsi:nil="true"/>
+        <AccountType/>
+      </UserInfo>
+    </Students>
+    <Student_Groups xmlns="8e8bdfa1-897e-455b-96e1-da9724e984b4">
+      <UserInfo>
+        <DisplayName/>
+        <AccountId xsi:nil="true"/>
+        <AccountType/>
+      </UserInfo>
+    </Student_Groups>
+    <TeamsChannelId xmlns="8e8bdfa1-897e-455b-96e1-da9724e984b4" xsi:nil="true"/>
+    <Owner xmlns="8e8bdfa1-897e-455b-96e1-da9724e984b4">
+      <UserInfo>
+        <DisplayName/>
+        <AccountId xsi:nil="true"/>
+        <AccountType/>
+      </UserInfo>
+    </Owner>
+    <Math_Settings xmlns="8e8bdfa1-897e-455b-96e1-da9724e984b4" xsi:nil="true"/>
+    <Invited_Teachers xmlns="8e8bdfa1-897e-455b-96e1-da9724e984b4" xsi:nil="true"/>
+    <IsNotebookLocked xmlns="8e8bdfa1-897e-455b-96e1-da9724e984b4" xsi:nil="true"/>
+  </documentManagement>
+</p:properties>
+</file>
+
 <file path=customXml/item3.xml><?xml version="1.0" encoding="utf-8"?>
 <?mso-contentType ?>
 <FormTemplates xmlns="http://schemas.microsoft.com/sharepoint/v3/contenttype/forms">
@@ -5033,23 +5313,6 @@
 </file>
 
 <file path=customXml/itemProps1.xml><?xml version="1.0" encoding="utf-8"?>
-<ds:datastoreItem xmlns:ds="http://schemas.openxmlformats.org/officeDocument/2006/customXml" ds:itemID="{69D82E26-D04D-4830-A7BF-C9806F1C26F2}">
-  <ds:schemaRefs>
-    <ds:schemaRef ds:uri="http://purl.org/dc/dcmitype/"/>
-    <ds:schemaRef ds:uri="0bf4e652-3194-4289-a587-4a2abc6573c1"/>
-    <ds:schemaRef ds:uri="8e8bdfa1-897e-455b-96e1-da9724e984b4"/>
-    <ds:schemaRef ds:uri="http://purl.org/dc/elements/1.1/"/>
-    <ds:schemaRef ds:uri="http://schemas.microsoft.com/office/2006/documentManagement/types"/>
-    <ds:schemaRef ds:uri="http://schemas.microsoft.com/office/infopath/2007/PartnerControls"/>
-    <ds:schemaRef ds:uri="http://schemas.openxmlformats.org/package/2006/metadata/core-properties"/>
-    <ds:schemaRef ds:uri="http://schemas.microsoft.com/office/2006/metadata/properties"/>
-    <ds:schemaRef ds:uri="http://www.w3.org/XML/1998/namespace"/>
-    <ds:schemaRef ds:uri="http://purl.org/dc/terms/"/>
-  </ds:schemaRefs>
-</ds:datastoreItem>
-</file>
-
-<file path=customXml/itemProps2.xml><?xml version="1.0" encoding="utf-8"?>
 <ds:datastoreItem xmlns:ds="http://schemas.openxmlformats.org/officeDocument/2006/customXml" ds:itemID="{3C5C1F59-64A0-4772-B91D-4079A66CA574}">
   <ds:schemaRefs>
     <ds:schemaRef ds:uri="http://schemas.microsoft.com/office/2006/metadata/contentType"/>
@@ -5068,6 +5331,23 @@
 </ds:datastoreItem>
 </file>
 
+<file path=customXml/itemProps2.xml><?xml version="1.0" encoding="utf-8"?>
+<ds:datastoreItem xmlns:ds="http://schemas.openxmlformats.org/officeDocument/2006/customXml" ds:itemID="{69D82E26-D04D-4830-A7BF-C9806F1C26F2}">
+  <ds:schemaRefs>
+    <ds:schemaRef ds:uri="http://purl.org/dc/dcmitype/"/>
+    <ds:schemaRef ds:uri="0bf4e652-3194-4289-a587-4a2abc6573c1"/>
+    <ds:schemaRef ds:uri="8e8bdfa1-897e-455b-96e1-da9724e984b4"/>
+    <ds:schemaRef ds:uri="http://purl.org/dc/elements/1.1/"/>
+    <ds:schemaRef ds:uri="http://schemas.microsoft.com/office/2006/documentManagement/types"/>
+    <ds:schemaRef ds:uri="http://schemas.microsoft.com/office/infopath/2007/PartnerControls"/>
+    <ds:schemaRef ds:uri="http://schemas.openxmlformats.org/package/2006/metadata/core-properties"/>
+    <ds:schemaRef ds:uri="http://schemas.microsoft.com/office/2006/metadata/properties"/>
+    <ds:schemaRef ds:uri="http://www.w3.org/XML/1998/namespace"/>
+    <ds:schemaRef ds:uri="http://purl.org/dc/terms/"/>
+  </ds:schemaRefs>
+</ds:datastoreItem>
+</file>
+
 <file path=customXml/itemProps3.xml><?xml version="1.0" encoding="utf-8"?>
 <ds:datastoreItem xmlns:ds="http://schemas.openxmlformats.org/officeDocument/2006/customXml" ds:itemID="{192A387B-6998-40B4-BA18-B536273BFB3D}">
   <ds:schemaRefs>
@@ -5077,7 +5357,7 @@
 </file>
 
 <file path=customXml/itemProps4.xml><?xml version="1.0" encoding="utf-8"?>
-<ds:datastoreItem xmlns:ds="http://schemas.openxmlformats.org/officeDocument/2006/customXml" ds:itemID="{EC18CD6F-C9C1-40DE-AC25-31F149030155}">
+<ds:datastoreItem xmlns:ds="http://schemas.openxmlformats.org/officeDocument/2006/customXml" ds:itemID="{BB056954-02D7-4473-921F-EDF291149C71}">
   <ds:schemaRefs>
     <ds:schemaRef ds:uri="http://schemas.openxmlformats.org/officeDocument/2006/bibliography"/>
   </ds:schemaRefs>

--- a/AS91897 - Advanced Outcome/AS91897-Outcome-JoshDean.docx
+++ b/AS91897 - Advanced Outcome/AS91897-Outcome-JoshDean.docx
@@ -2412,6 +2412,8 @@
             <w:r>
               <w:t>Add Evidence of this!!!</w:t>
             </w:r>
+            <w:bookmarkStart w:id="0" w:name="_GoBack"/>
+            <w:bookmarkEnd w:id="0"/>
           </w:p>
         </w:tc>
         <w:tc>
@@ -2576,10 +2578,7 @@
               <w:t>Component Link/ File Name</w:t>
             </w:r>
             <w:r>
-              <w:t>: Game menu</w:t>
-            </w:r>
-            <w:r>
-              <w:t>s</w:t>
+              <w:t xml:space="preserve">: </w:t>
             </w:r>
           </w:p>
         </w:tc>
@@ -2612,42 +2611,21 @@
             <w:tcW w:w="2122" w:type="dxa"/>
             <w:shd w:val="clear" w:color="auto" w:fill="FFCCCC"/>
           </w:tcPr>
-          <w:p>
-            <w:r>
-              <w:t>Add Evidence of this!!!</w:t>
-            </w:r>
-          </w:p>
+          <w:p/>
         </w:tc>
         <w:tc>
           <w:tcPr>
             <w:tcW w:w="3118" w:type="dxa"/>
             <w:shd w:val="clear" w:color="auto" w:fill="FFCCCC"/>
           </w:tcPr>
-          <w:p>
-            <w:r>
-              <w:t xml:space="preserve">Button’s don’t </w:t>
-            </w:r>
-            <w:r>
-              <w:t>do</w:t>
-            </w:r>
-            <w:r>
-              <w:t xml:space="preserve"> anything when pressed</w:t>
-            </w:r>
-            <w:r>
-              <w:t>.</w:t>
-            </w:r>
-          </w:p>
+          <w:p/>
         </w:tc>
         <w:tc>
           <w:tcPr>
             <w:tcW w:w="3776" w:type="dxa"/>
             <w:shd w:val="clear" w:color="auto" w:fill="FFCCCC"/>
           </w:tcPr>
-          <w:p>
-            <w:r>
-              <w:t>Make buttons do what they’re supposed to</w:t>
-            </w:r>
-          </w:p>
+          <w:p/>
         </w:tc>
       </w:tr>
       <w:tr>
@@ -2663,22 +2641,14 @@
             <w:tcW w:w="3118" w:type="dxa"/>
             <w:shd w:val="clear" w:color="auto" w:fill="FFCCCC"/>
           </w:tcPr>
-          <w:p>
-            <w:r>
-              <w:t>Placeholder textures are still in the game</w:t>
-            </w:r>
-          </w:p>
+          <w:p/>
         </w:tc>
         <w:tc>
           <w:tcPr>
             <w:tcW w:w="3776" w:type="dxa"/>
             <w:shd w:val="clear" w:color="auto" w:fill="FFCCCC"/>
           </w:tcPr>
-          <w:p>
-            <w:r>
-              <w:t>Update textures to better represent the game</w:t>
-            </w:r>
-          </w:p>
+          <w:p/>
         </w:tc>
       </w:tr>
       <w:tr>
@@ -2694,22 +2664,14 @@
             <w:tcW w:w="3118" w:type="dxa"/>
             <w:shd w:val="clear" w:color="auto" w:fill="FFCCCC"/>
           </w:tcPr>
-          <w:p>
-            <w:r>
-              <w:t>No background music</w:t>
-            </w:r>
-          </w:p>
+          <w:p/>
         </w:tc>
         <w:tc>
           <w:tcPr>
             <w:tcW w:w="3776" w:type="dxa"/>
             <w:shd w:val="clear" w:color="auto" w:fill="FFCCCC"/>
           </w:tcPr>
-          <w:p>
-            <w:r>
-              <w:t>Add quiet background music to increase immersion for the player</w:t>
-            </w:r>
-          </w:p>
+          <w:p/>
         </w:tc>
       </w:tr>
       <w:tr>
@@ -2725,31 +2687,14 @@
             <w:tcW w:w="3118" w:type="dxa"/>
             <w:shd w:val="clear" w:color="auto" w:fill="FFCCCC"/>
           </w:tcPr>
-          <w:p>
-            <w:r>
-              <w:t>Little to no player feedback</w:t>
-            </w:r>
-            <w:r>
-              <w:t xml:space="preserve"> on actions</w:t>
-            </w:r>
-            <w:r>
-              <w:t>.</w:t>
-            </w:r>
-          </w:p>
+          <w:p/>
         </w:tc>
         <w:tc>
           <w:tcPr>
             <w:tcW w:w="3776" w:type="dxa"/>
             <w:shd w:val="clear" w:color="auto" w:fill="FFCCCC"/>
           </w:tcPr>
-          <w:p>
-            <w:r>
-              <w:t>Add feedback to player actions: hover sound</w:t>
-            </w:r>
-            <w:r>
-              <w:t>s</w:t>
-            </w:r>
-          </w:p>
+          <w:p/>
         </w:tc>
       </w:tr>
     </w:tbl>
@@ -3195,8 +3140,6 @@
             <w:r>
               <w:t>Update the textures</w:t>
             </w:r>
-            <w:bookmarkStart w:id="0" w:name="_GoBack"/>
-            <w:bookmarkEnd w:id="0"/>
           </w:p>
         </w:tc>
       </w:tr>
@@ -4870,6 +4813,55 @@
 </file>
 
 <file path=customXml/item1.xml><?xml version="1.0" encoding="utf-8"?>
+<p:properties xmlns:p="http://schemas.microsoft.com/office/2006/metadata/properties" xmlns:xsi="http://www.w3.org/2001/XMLSchema-instance" xmlns:pc="http://schemas.microsoft.com/office/infopath/2007/PartnerControls">
+  <documentManagement>
+    <FolderType xmlns="8e8bdfa1-897e-455b-96e1-da9724e984b4" xsi:nil="true"/>
+    <Has_Teacher_Only_SectionGroup xmlns="8e8bdfa1-897e-455b-96e1-da9724e984b4" xsi:nil="true"/>
+    <DefaultSectionNames xmlns="8e8bdfa1-897e-455b-96e1-da9724e984b4" xsi:nil="true"/>
+    <AppVersion xmlns="8e8bdfa1-897e-455b-96e1-da9724e984b4" xsi:nil="true"/>
+    <Invited_Students xmlns="8e8bdfa1-897e-455b-96e1-da9724e984b4" xsi:nil="true"/>
+    <Teachers xmlns="8e8bdfa1-897e-455b-96e1-da9724e984b4">
+      <UserInfo>
+        <DisplayName/>
+        <AccountId xsi:nil="true"/>
+        <AccountType/>
+      </UserInfo>
+    </Teachers>
+    <Self_Registration_Enabled xmlns="8e8bdfa1-897e-455b-96e1-da9724e984b4" xsi:nil="true"/>
+    <Is_Collaboration_Space_Locked xmlns="8e8bdfa1-897e-455b-96e1-da9724e984b4" xsi:nil="true"/>
+    <CultureName xmlns="8e8bdfa1-897e-455b-96e1-da9724e984b4" xsi:nil="true"/>
+    <Templates xmlns="8e8bdfa1-897e-455b-96e1-da9724e984b4" xsi:nil="true"/>
+    <NotebookType xmlns="8e8bdfa1-897e-455b-96e1-da9724e984b4" xsi:nil="true"/>
+    <Students xmlns="8e8bdfa1-897e-455b-96e1-da9724e984b4">
+      <UserInfo>
+        <DisplayName/>
+        <AccountId xsi:nil="true"/>
+        <AccountType/>
+      </UserInfo>
+    </Students>
+    <Student_Groups xmlns="8e8bdfa1-897e-455b-96e1-da9724e984b4">
+      <UserInfo>
+        <DisplayName/>
+        <AccountId xsi:nil="true"/>
+        <AccountType/>
+      </UserInfo>
+    </Student_Groups>
+    <TeamsChannelId xmlns="8e8bdfa1-897e-455b-96e1-da9724e984b4" xsi:nil="true"/>
+    <Owner xmlns="8e8bdfa1-897e-455b-96e1-da9724e984b4">
+      <UserInfo>
+        <DisplayName/>
+        <AccountId xsi:nil="true"/>
+        <AccountType/>
+      </UserInfo>
+    </Owner>
+    <Math_Settings xmlns="8e8bdfa1-897e-455b-96e1-da9724e984b4" xsi:nil="true"/>
+    <Invited_Teachers xmlns="8e8bdfa1-897e-455b-96e1-da9724e984b4" xsi:nil="true"/>
+    <IsNotebookLocked xmlns="8e8bdfa1-897e-455b-96e1-da9724e984b4" xsi:nil="true"/>
+  </documentManagement>
+</p:properties>
+</file>
+
+<file path=customXml/item2.xml><?xml version="1.0" encoding="utf-8"?>
 <ct:contentTypeSchema xmlns:ct="http://schemas.microsoft.com/office/2006/metadata/contentType" xmlns:ma="http://schemas.microsoft.com/office/2006/metadata/properties/metaAttributes" ct:_="" ma:_="" ma:contentTypeName="Document" ma:contentTypeID="0x010100B404DBCFBC02B04D838E297E7AC49BEC" ma:contentTypeVersion="29" ma:contentTypeDescription="Create a new document." ma:contentTypeScope="" ma:versionID="00b475807ba7603a210177ce3d310360">
   <xsd:schema xmlns:xsd="http://www.w3.org/2001/XMLSchema" xmlns:xs="http://www.w3.org/2001/XMLSchema" xmlns:p="http://schemas.microsoft.com/office/2006/metadata/properties" xmlns:ns3="8e8bdfa1-897e-455b-96e1-da9724e984b4" xmlns:ns4="0bf4e652-3194-4289-a587-4a2abc6573c1" targetNamespace="http://schemas.microsoft.com/office/2006/metadata/properties" ma:root="true" ma:fieldsID="41c2c417b58d7032c1f2cfab3b2ec764" ns3:_="" ns4:_="">
     <xsd:import namespace="8e8bdfa1-897e-455b-96e1-da9724e984b4"/>
@@ -5250,55 +5242,6 @@
 </ct:contentTypeSchema>
 </file>
 
-<file path=customXml/item2.xml><?xml version="1.0" encoding="utf-8"?>
-<p:properties xmlns:p="http://schemas.microsoft.com/office/2006/metadata/properties" xmlns:xsi="http://www.w3.org/2001/XMLSchema-instance" xmlns:pc="http://schemas.microsoft.com/office/infopath/2007/PartnerControls">
-  <documentManagement>
-    <FolderType xmlns="8e8bdfa1-897e-455b-96e1-da9724e984b4" xsi:nil="true"/>
-    <Has_Teacher_Only_SectionGroup xmlns="8e8bdfa1-897e-455b-96e1-da9724e984b4" xsi:nil="true"/>
-    <DefaultSectionNames xmlns="8e8bdfa1-897e-455b-96e1-da9724e984b4" xsi:nil="true"/>
-    <AppVersion xmlns="8e8bdfa1-897e-455b-96e1-da9724e984b4" xsi:nil="true"/>
-    <Invited_Students xmlns="8e8bdfa1-897e-455b-96e1-da9724e984b4" xsi:nil="true"/>
-    <Teachers xmlns="8e8bdfa1-897e-455b-96e1-da9724e984b4">
-      <UserInfo>
-        <DisplayName/>
-        <AccountId xsi:nil="true"/>
-        <AccountType/>
-      </UserInfo>
-    </Teachers>
-    <Self_Registration_Enabled xmlns="8e8bdfa1-897e-455b-96e1-da9724e984b4" xsi:nil="true"/>
-    <Is_Collaboration_Space_Locked xmlns="8e8bdfa1-897e-455b-96e1-da9724e984b4" xsi:nil="true"/>
-    <CultureName xmlns="8e8bdfa1-897e-455b-96e1-da9724e984b4" xsi:nil="true"/>
-    <Templates xmlns="8e8bdfa1-897e-455b-96e1-da9724e984b4" xsi:nil="true"/>
-    <NotebookType xmlns="8e8bdfa1-897e-455b-96e1-da9724e984b4" xsi:nil="true"/>
-    <Students xmlns="8e8bdfa1-897e-455b-96e1-da9724e984b4">
-      <UserInfo>
-        <DisplayName/>
-        <AccountId xsi:nil="true"/>
-        <AccountType/>
-      </UserInfo>
-    </Students>
-    <Student_Groups xmlns="8e8bdfa1-897e-455b-96e1-da9724e984b4">
-      <UserInfo>
-        <DisplayName/>
-        <AccountId xsi:nil="true"/>
-        <AccountType/>
-      </UserInfo>
-    </Student_Groups>
-    <TeamsChannelId xmlns="8e8bdfa1-897e-455b-96e1-da9724e984b4" xsi:nil="true"/>
-    <Owner xmlns="8e8bdfa1-897e-455b-96e1-da9724e984b4">
-      <UserInfo>
-        <DisplayName/>
-        <AccountId xsi:nil="true"/>
-        <AccountType/>
-      </UserInfo>
-    </Owner>
-    <Math_Settings xmlns="8e8bdfa1-897e-455b-96e1-da9724e984b4" xsi:nil="true"/>
-    <Invited_Teachers xmlns="8e8bdfa1-897e-455b-96e1-da9724e984b4" xsi:nil="true"/>
-    <IsNotebookLocked xmlns="8e8bdfa1-897e-455b-96e1-da9724e984b4" xsi:nil="true"/>
-  </documentManagement>
-</p:properties>
-</file>
-
 <file path=customXml/item3.xml><?xml version="1.0" encoding="utf-8"?>
 <?mso-contentType ?>
 <FormTemplates xmlns="http://schemas.microsoft.com/sharepoint/v3/contenttype/forms">
@@ -5313,6 +5256,23 @@
 </file>
 
 <file path=customXml/itemProps1.xml><?xml version="1.0" encoding="utf-8"?>
+<ds:datastoreItem xmlns:ds="http://schemas.openxmlformats.org/officeDocument/2006/customXml" ds:itemID="{69D82E26-D04D-4830-A7BF-C9806F1C26F2}">
+  <ds:schemaRefs>
+    <ds:schemaRef ds:uri="http://purl.org/dc/dcmitype/"/>
+    <ds:schemaRef ds:uri="0bf4e652-3194-4289-a587-4a2abc6573c1"/>
+    <ds:schemaRef ds:uri="8e8bdfa1-897e-455b-96e1-da9724e984b4"/>
+    <ds:schemaRef ds:uri="http://purl.org/dc/elements/1.1/"/>
+    <ds:schemaRef ds:uri="http://schemas.microsoft.com/office/2006/documentManagement/types"/>
+    <ds:schemaRef ds:uri="http://schemas.microsoft.com/office/infopath/2007/PartnerControls"/>
+    <ds:schemaRef ds:uri="http://schemas.openxmlformats.org/package/2006/metadata/core-properties"/>
+    <ds:schemaRef ds:uri="http://schemas.microsoft.com/office/2006/metadata/properties"/>
+    <ds:schemaRef ds:uri="http://www.w3.org/XML/1998/namespace"/>
+    <ds:schemaRef ds:uri="http://purl.org/dc/terms/"/>
+  </ds:schemaRefs>
+</ds:datastoreItem>
+</file>
+
+<file path=customXml/itemProps2.xml><?xml version="1.0" encoding="utf-8"?>
 <ds:datastoreItem xmlns:ds="http://schemas.openxmlformats.org/officeDocument/2006/customXml" ds:itemID="{3C5C1F59-64A0-4772-B91D-4079A66CA574}">
   <ds:schemaRefs>
     <ds:schemaRef ds:uri="http://schemas.microsoft.com/office/2006/metadata/contentType"/>
@@ -5331,23 +5291,6 @@
 </ds:datastoreItem>
 </file>
 
-<file path=customXml/itemProps2.xml><?xml version="1.0" encoding="utf-8"?>
-<ds:datastoreItem xmlns:ds="http://schemas.openxmlformats.org/officeDocument/2006/customXml" ds:itemID="{69D82E26-D04D-4830-A7BF-C9806F1C26F2}">
-  <ds:schemaRefs>
-    <ds:schemaRef ds:uri="http://purl.org/dc/dcmitype/"/>
-    <ds:schemaRef ds:uri="0bf4e652-3194-4289-a587-4a2abc6573c1"/>
-    <ds:schemaRef ds:uri="8e8bdfa1-897e-455b-96e1-da9724e984b4"/>
-    <ds:schemaRef ds:uri="http://purl.org/dc/elements/1.1/"/>
-    <ds:schemaRef ds:uri="http://schemas.microsoft.com/office/2006/documentManagement/types"/>
-    <ds:schemaRef ds:uri="http://schemas.microsoft.com/office/infopath/2007/PartnerControls"/>
-    <ds:schemaRef ds:uri="http://schemas.openxmlformats.org/package/2006/metadata/core-properties"/>
-    <ds:schemaRef ds:uri="http://schemas.microsoft.com/office/2006/metadata/properties"/>
-    <ds:schemaRef ds:uri="http://www.w3.org/XML/1998/namespace"/>
-    <ds:schemaRef ds:uri="http://purl.org/dc/terms/"/>
-  </ds:schemaRefs>
-</ds:datastoreItem>
-</file>
-
 <file path=customXml/itemProps3.xml><?xml version="1.0" encoding="utf-8"?>
 <ds:datastoreItem xmlns:ds="http://schemas.openxmlformats.org/officeDocument/2006/customXml" ds:itemID="{192A387B-6998-40B4-BA18-B536273BFB3D}">
   <ds:schemaRefs>
@@ -5357,7 +5300,7 @@
 </file>
 
 <file path=customXml/itemProps4.xml><?xml version="1.0" encoding="utf-8"?>
-<ds:datastoreItem xmlns:ds="http://schemas.openxmlformats.org/officeDocument/2006/customXml" ds:itemID="{BB056954-02D7-4473-921F-EDF291149C71}">
+<ds:datastoreItem xmlns:ds="http://schemas.openxmlformats.org/officeDocument/2006/customXml" ds:itemID="{86EE424E-6B48-4F73-B5F1-E8DE4EFD161F}">
   <ds:schemaRefs>
     <ds:schemaRef ds:uri="http://schemas.openxmlformats.org/officeDocument/2006/bibliography"/>
   </ds:schemaRefs>
